--- a/downloads/workbook/ai-3-week-06.docx
+++ b/downloads/workbook/ai-3-week-06.docx
@@ -1521,6 +1521,178 @@
         <w:t>Project connection: Give Study Buddy examples labelled as format demonstrations, then assess source support and required structure separately.</w:t>
       </w:r>
     </w:p>
+    <w:p>
+      <w:pPr>
+        <w:pStyle w:val="Heading1"/>
+      </w:pPr>
+      <w:r>
+        <w:t>24. Project portfolio milestone</w:t>
+      </w:r>
+    </w:p>
+    <w:p>
+      <w:r>
+        <w:t>Project: Verified Study Buddy</w:t>
+      </w:r>
+    </w:p>
+    <w:p>
+      <w:r>
+        <w:t>Current milestone: Frame the need. Name the user, the problem, allowed inputs and a safe simple starting method.</w:t>
+      </w:r>
+    </w:p>
+    <w:p>
+      <w:r>
+        <w:t>Give Study Buddy examples labelled as format demonstrations, then assess source support and required structure separately.</w:t>
+      </w:r>
+    </w:p>
+    <w:tbl>
+      <w:tblPr>
+        <w:tblStyle w:val="LightShading-Accent1"/>
+        <w:tblW w:type="auto" w:w="0"/>
+        <w:tblLook w:firstColumn="1" w:firstRow="1" w:lastColumn="0" w:lastRow="0" w:noHBand="0" w:noVBand="1" w:val="04A0"/>
+      </w:tblPr>
+      <w:tblGrid>
+        <w:gridCol w:w="5112"/>
+        <w:gridCol w:w="5112"/>
+      </w:tblGrid>
+      <w:tr>
+        <w:trPr>
+          <w:tblHeader/>
+        </w:trPr>
+        <w:tc>
+          <w:tcPr>
+            <w:tcW w:type="dxa" w:w="5112"/>
+          </w:tcPr>
+          <w:p>
+            <w:r>
+              <w:t>Evidence to keep</w:t>
+            </w:r>
+          </w:p>
+        </w:tc>
+        <w:tc>
+          <w:tcPr>
+            <w:tcW w:type="dxa" w:w="5112"/>
+          </w:tcPr>
+          <w:p>
+            <w:r>
+              <w:t>My record</w:t>
+            </w:r>
+          </w:p>
+        </w:tc>
+      </w:tr>
+      <w:tr>
+        <w:tc>
+          <w:tcPr>
+            <w:tcW w:type="dxa" w:w="5112"/>
+          </w:tcPr>
+          <w:p>
+            <w:r>
+              <w:t>This week’s input and deciding step</w:t>
+            </w:r>
+          </w:p>
+        </w:tc>
+        <w:tc>
+          <w:tcPr>
+            <w:tcW w:type="dxa" w:w="5112"/>
+          </w:tcPr>
+          <w:p>
+            <w:r/>
+          </w:p>
+        </w:tc>
+      </w:tr>
+      <w:tr>
+        <w:tc>
+          <w:tcPr>
+            <w:tcW w:type="dxa" w:w="5112"/>
+          </w:tcPr>
+          <w:p>
+            <w:r>
+              <w:t>Prediction and actual result (or labelled paper trace)</w:t>
+            </w:r>
+          </w:p>
+        </w:tc>
+        <w:tc>
+          <w:tcPr>
+            <w:tcW w:type="dxa" w:w="5112"/>
+          </w:tcPr>
+          <w:p>
+            <w:r/>
+          </w:p>
+        </w:tc>
+      </w:tr>
+      <w:tr>
+        <w:tc>
+          <w:tcPr>
+            <w:tcW w:type="dxa" w:w="5112"/>
+          </w:tcPr>
+          <w:p>
+            <w:r>
+              <w:t>One change since the previous checkpoint and why</w:t>
+            </w:r>
+          </w:p>
+        </w:tc>
+        <w:tc>
+          <w:tcPr>
+            <w:tcW w:type="dxa" w:w="5112"/>
+          </w:tcPr>
+          <w:p>
+            <w:r/>
+          </w:p>
+        </w:tc>
+      </w:tr>
+      <w:tr>
+        <w:tc>
+          <w:tcPr>
+            <w:tcW w:type="dxa" w:w="5112"/>
+          </w:tcPr>
+          <w:p>
+            <w:r>
+              <w:t>One error or limit and the next test</w:t>
+            </w:r>
+          </w:p>
+        </w:tc>
+        <w:tc>
+          <w:tcPr>
+            <w:tcW w:type="dxa" w:w="5112"/>
+          </w:tcPr>
+          <w:p>
+            <w:r/>
+          </w:p>
+        </w:tc>
+      </w:tr>
+    </w:tbl>
+    <w:p>
+      <w:pPr>
+        <w:pStyle w:val="Heading3"/>
+      </w:pPr>
+      <w:r>
+        <w:t>Explain what this week adds to your project. Reuse last week’s record rather than starting again.</w:t>
+      </w:r>
+    </w:p>
+    <w:p>
+      <w:r>
+        <w:t>________________________________________________________________</w:t>
+      </w:r>
+    </w:p>
+    <w:p>
+      <w:r>
+        <w:t>________________________________________________________________</w:t>
+      </w:r>
+    </w:p>
+    <w:p>
+      <w:r>
+        <w:t>________________________________________________________________</w:t>
+      </w:r>
+    </w:p>
+    <w:p>
+      <w:r>
+        <w:t>________________________________________________________________</w:t>
+      </w:r>
+    </w:p>
+    <w:p>
+      <w:r>
+        <w:t>________________________________________________________________</w:t>
+      </w:r>
+    </w:p>
     <w:sectPr>
       <w:pgSz w:w="12240" w:h="15840"/>
       <w:pgMar w:top="936" w:right="1008" w:bottom="936" w:left="1008" w:header="720" w:footer="720" w:gutter="0"/>

--- a/downloads/workbook/ai-3-week-06.docx
+++ b/downloads/workbook/ai-3-week-06.docx
@@ -1693,6 +1693,235 @@
         <w:t>________________________________________________________________</w:t>
       </w:r>
     </w:p>
+    <w:p>
+      <w:pPr>
+        <w:pStyle w:val="Heading1"/>
+      </w:pPr>
+      <w:r>
+        <w:t>25. Supported practice and learning evidence</w:t>
+      </w:r>
+    </w:p>
+    <w:p>
+      <w:r>
+        <w:t>Use this supported practice once, in the browser or on paper. Keep the reserved independent assessment for a separate first attempt before teacher feedback.</w:t>
+      </w:r>
+    </w:p>
+    <w:p>
+      <w:r>
+        <w:t>A fictional Study Buddy creates question cards from a verified animal note.</w:t>
+      </w:r>
+    </w:p>
+    <w:p>
+      <w:pPr>
+        <w:pStyle w:val="Heading3"/>
+      </w:pPr>
+      <w:r>
+        <w:t>Practice 1: explain the deciding evidence</w:t>
+      </w:r>
+    </w:p>
+    <w:p>
+      <w:r>
+        <w:t>Which labelled step matches this detail? Answer: an amphibian. Keep the same required two-field structure.</w:t>
+      </w:r>
+    </w:p>
+    <w:p>
+      <w:r>
+        <w:t>1. Support check</w:t>
+      </w:r>
+    </w:p>
+    <w:p>
+      <w:r>
+        <w:t>2. Separate roles</w:t>
+      </w:r>
+    </w:p>
+    <w:p>
+      <w:r>
+        <w:t>3. Repair content</w:t>
+      </w:r>
+    </w:p>
+    <w:p>
+      <w:r>
+        <w:t>4. Format checks</w:t>
+      </w:r>
+    </w:p>
+    <w:p>
+      <w:pPr>
+        <w:pStyle w:val="Heading3"/>
+      </w:pPr>
+      <w:r>
+        <w:t>My selected conclusion, deciding fact and explanation</w:t>
+      </w:r>
+    </w:p>
+    <w:p>
+      <w:r>
+        <w:t>________________________________________________________________</w:t>
+      </w:r>
+    </w:p>
+    <w:p>
+      <w:r>
+        <w:t>________________________________________________________________</w:t>
+      </w:r>
+    </w:p>
+    <w:p>
+      <w:r>
+        <w:t>________________________________________________________________</w:t>
+      </w:r>
+    </w:p>
+    <w:p>
+      <w:r>
+        <w:t>________________________________________________________________</w:t>
+      </w:r>
+    </w:p>
+    <w:p>
+      <w:r>
+        <w:t>________________________________________________________________</w:t>
+      </w:r>
+    </w:p>
+    <w:p>
+      <w:r>
+        <w:t>Hint if needed: Read the steps in the pictorial case. Match the supplied detail to the stage that performs or records it.</w:t>
+      </w:r>
+    </w:p>
+    <w:p>
+      <w:r>
+        <w:t>After your attempt, compare with the supported explanation: Repair content Answer: an amphibian. Keep the same required two-field structure. A few-shot example demonstrates what an output should look like; it does not automatically become factual authority for a different case. The draft satisfies layout while failing meaning. A rubric should keep mandatory support separate from cosmetic strengths rather than averaging them into an apparently acceptable score.</w:t>
+      </w:r>
+    </w:p>
+    <w:p>
+      <w:pPr>
+        <w:pStyle w:val="Heading3"/>
+      </w:pPr>
+      <w:r>
+        <w:t>Practice 2: explain the deciding evidence</w:t>
+      </w:r>
+    </w:p>
+    <w:p>
+      <w:r>
+        <w:t>Changed-case practice: The draft answers amphibian but omits the Question field. Which conclusion is supported by the supplied facts?</w:t>
+      </w:r>
+    </w:p>
+    <w:p>
+      <w:r>
+        <w:t>1. This one example guarantees correct results for every future input.</w:t>
+      </w:r>
+    </w:p>
+    <w:p>
+      <w:r>
+        <w:t>2. We can decide the result without examining the changed input or the procedure.</w:t>
+      </w:r>
+    </w:p>
+    <w:p>
+      <w:r>
+        <w:t>3. Support passes, format completeness fails.</w:t>
+      </w:r>
+    </w:p>
+    <w:p>
+      <w:pPr>
+        <w:pStyle w:val="Heading3"/>
+      </w:pPr>
+      <w:r>
+        <w:t>My selected conclusion, deciding fact and explanation</w:t>
+      </w:r>
+    </w:p>
+    <w:p>
+      <w:r>
+        <w:t>________________________________________________________________</w:t>
+      </w:r>
+    </w:p>
+    <w:p>
+      <w:r>
+        <w:t>________________________________________________________________</w:t>
+      </w:r>
+    </w:p>
+    <w:p>
+      <w:r>
+        <w:t>________________________________________________________________</w:t>
+      </w:r>
+    </w:p>
+    <w:p>
+      <w:r>
+        <w:t>________________________________________________________________</w:t>
+      </w:r>
+    </w:p>
+    <w:p>
+      <w:r>
+        <w:t>________________________________________________________________</w:t>
+      </w:r>
+    </w:p>
+    <w:p>
+      <w:r>
+        <w:t>Hint if needed: Use the changed condition and the deciding step in the pictorial trace. The answer must say what follows from those facts.</w:t>
+      </w:r>
+    </w:p>
+    <w:p>
+      <w:r>
+        <w:t>After your attempt, compare with the supported explanation: Support passes, format completeness fails. Correct facts do not satisfy a missing mandatory field.</w:t>
+      </w:r>
+    </w:p>
+    <w:p>
+      <w:pPr>
+        <w:pStyle w:val="Heading3"/>
+      </w:pPr>
+      <w:r>
+        <w:t>Repair a missing building block</w:t>
+      </w:r>
+    </w:p>
+    <w:p>
+      <w:r>
+        <w:t>Review Prompt as a Contract (ai-3/5). Goal: Write a prompt specification with observable response criteria. Short practice: Why should the tool not fill melting from memory even if it knows a common definition?. Return to this week and explain what you changed.</w:t>
+      </w:r>
+    </w:p>
+    <w:p>
+      <w:r>
+        <w:t>Review Tokens and Context (ai-3/3). Goal: Account for fixed text, evidence and reserved output under a toy budget. Short practice: Can A alone justify answering 20 seats after the exception is known?. Return to this week and explain what you changed.</w:t>
+      </w:r>
+    </w:p>
+    <w:p>
+      <w:pPr>
+        <w:pStyle w:val="Heading3"/>
+      </w:pPr>
+      <w:r>
+        <w:t>Keep your completed work</w:t>
+      </w:r>
+    </w:p>
+    <w:p>
+      <w:r>
+        <w:t>Use Download completed work in the hosted lesson to export your answers, reflections, practice feedback and code-run evidence. Open the HTML copy to read or print it. Drafts stay in this browser when storage is available; clear drafts on a shared device.</w:t>
+      </w:r>
+    </w:p>
+    <w:p>
+      <w:pPr>
+        <w:pStyle w:val="Heading3"/>
+      </w:pPr>
+      <w:r>
+        <w:t>What I repaired, the evidence I kept and the next test</w:t>
+      </w:r>
+    </w:p>
+    <w:p>
+      <w:r>
+        <w:t>________________________________________________________________</w:t>
+      </w:r>
+    </w:p>
+    <w:p>
+      <w:r>
+        <w:t>________________________________________________________________</w:t>
+      </w:r>
+    </w:p>
+    <w:p>
+      <w:r>
+        <w:t>________________________________________________________________</w:t>
+      </w:r>
+    </w:p>
+    <w:p>
+      <w:r>
+        <w:t>________________________________________________________________</w:t>
+      </w:r>
+    </w:p>
+    <w:p>
+      <w:r>
+        <w:t>________________________________________________________________</w:t>
+      </w:r>
+    </w:p>
     <w:sectPr>
       <w:pgSz w:w="12240" w:h="15840"/>
       <w:pgMar w:top="936" w:right="1008" w:bottom="936" w:left="1008" w:header="720" w:footer="720" w:gutter="0"/>

--- a/downloads/workbook/ai-3-week-06.docx
+++ b/downloads/workbook/ai-3-week-06.docx
@@ -30,6 +30,17 @@
     </w:p>
     <w:p>
       <w:r>
+        <w:t>Record your starting explanation for Examples and Rubrics before opening notes. Show any later correction separately.</w:t>
+      </w:r>
+    </w:p>
+    <w:p>
+      <w:pPr>
+        <w:spacing w:line="336" w:lineRule="auto" w:after="180"/>
+      </w:pPr>
+      <w:r>
+        <w:rPr>
+          <w:b w:val="0"/>
+        </w:rPr>
         <w:t>Try the recall before opening notes. Then use a different colour or a labelled second line to correct your explanation.</w:t>
       </w:r>
     </w:p>
@@ -42,8 +53,26 @@
       </w:r>
     </w:p>
     <w:p>
-      <w:r>
-        <w:t>Without opening the old lesson, explain one key idea from Prompt as a Contract. Give an example and a mistake that the idea helps you avoid.</w:t>
+      <w:pPr>
+        <w:spacing w:line="336" w:lineRule="auto" w:after="180"/>
+      </w:pPr>
+      <w:r>
+        <w:rPr>
+          <w:b w:val="0"/>
+        </w:rPr>
+        <w:t xml:space="preserve">Without opening the old lesson, explain one key idea from Prompt as a Contract. Give an </w:t>
+      </w:r>
+      <w:r>
+        <w:rPr>
+          <w:b/>
+        </w:rPr>
+        <w:t>example</w:t>
+      </w:r>
+      <w:r>
+        <w:rPr>
+          <w:b w:val="0"/>
+        </w:rPr>
+        <w:t xml:space="preserve"> and a mistake that the idea helps you avoid.</w:t>
       </w:r>
     </w:p>
     <w:p>
@@ -78,8 +107,26 @@
       </w:r>
     </w:p>
     <w:p>
-      <w:r>
-        <w:t>Without opening the old lesson, explain one key idea from Tokens and Context. Give an example and a mistake that the idea helps you avoid.</w:t>
+      <w:pPr>
+        <w:spacing w:line="336" w:lineRule="auto" w:after="180"/>
+      </w:pPr>
+      <w:r>
+        <w:rPr>
+          <w:b w:val="0"/>
+        </w:rPr>
+        <w:t xml:space="preserve">Without opening the old lesson, explain one key idea from Tokens and Context. Give an </w:t>
+      </w:r>
+      <w:r>
+        <w:rPr>
+          <w:b/>
+        </w:rPr>
+        <w:t>example</w:t>
+      </w:r>
+      <w:r>
+        <w:rPr>
+          <w:b w:val="0"/>
+        </w:rPr>
+        <w:t xml:space="preserve"> and a mistake that the idea helps you avoid.</w:t>
       </w:r>
     </w:p>
     <w:p>
@@ -115,7 +162,42 @@
     </w:p>
     <w:p>
       <w:r>
-        <w:t>Use W2: Trace missing evidence for Prompt specifications. Record the answer once; the lesson and workbook refer to the same attempt.</w:t>
+        <w:t>Complete the supported Examples and Rubrics trace and record the first step you can explain without help.</w:t>
+      </w:r>
+    </w:p>
+    <w:p>
+      <w:pPr>
+        <w:spacing w:line="336" w:lineRule="auto" w:after="180"/>
+      </w:pPr>
+      <w:r>
+        <w:rPr>
+          <w:b w:val="0"/>
+        </w:rPr>
+        <w:t xml:space="preserve">Use W2: Trace missing </w:t>
+      </w:r>
+      <w:r>
+        <w:rPr>
+          <w:b/>
+        </w:rPr>
+        <w:t>evidence</w:t>
+      </w:r>
+      <w:r>
+        <w:rPr>
+          <w:b w:val="0"/>
+        </w:rPr>
+        <w:t xml:space="preserve"> for Prompt </w:t>
+      </w:r>
+      <w:r>
+        <w:rPr>
+          <w:b/>
+        </w:rPr>
+        <w:t>specification</w:t>
+      </w:r>
+      <w:r>
+        <w:rPr>
+          <w:b w:val="0"/>
+        </w:rPr>
+        <w:t>s. Record the answer once; the lesson and workbook refer to the same attempt.</w:t>
       </w:r>
     </w:p>
     <w:tbl>
@@ -243,7 +325,41 @@
     </w:p>
     <w:p>
       <w:r>
-        <w:t>Use the worked case for Prompt specifications. Proposed explanation: “Prompt instructions guarantee compliance”. Decide whether this explanation is supported. Point to the step or supplied fact that decides; explain your repair if needed.</w:t>
+        <w:t>Check the proposed Examples and Rubrics explanation against the supplied facts before discussing it.</w:t>
+      </w:r>
+    </w:p>
+    <w:p>
+      <w:pPr>
+        <w:spacing w:line="336" w:lineRule="auto" w:after="180"/>
+      </w:pPr>
+      <w:r>
+        <w:rPr>
+          <w:b w:val="0"/>
+        </w:rPr>
+        <w:t xml:space="preserve">Use the worked case for Prompt </w:t>
+      </w:r>
+      <w:r>
+        <w:rPr>
+          <w:b/>
+        </w:rPr>
+        <w:t>specification</w:t>
+      </w:r>
+      <w:r>
+        <w:rPr>
+          <w:b w:val="0"/>
+        </w:rPr>
+        <w:t>s. Proposed explanation: “Prompt instructions guarantee compliance”. Decide whether this explanation is supported.</w:t>
+      </w:r>
+    </w:p>
+    <w:p>
+      <w:pPr>
+        <w:spacing w:line="336" w:lineRule="auto" w:after="180"/>
+      </w:pPr>
+      <w:r>
+        <w:rPr>
+          <w:b w:val="0"/>
+        </w:rPr>
+        <w:t>Point to the step or supplied fact that decides; explain your repair if needed.</w:t>
       </w:r>
     </w:p>
     <w:p>
@@ -283,6 +399,11 @@
       </w:r>
     </w:p>
     <w:p>
+      <w:r>
+        <w:t>Write one first attempt at the reserved independent case before feedback. Repeated copies of that case refer to the same recorded attempt.</w:t>
+      </w:r>
+    </w:p>
+    <w:p>
       <w:pPr>
         <w:pStyle w:val="Heading3"/>
       </w:pPr>
@@ -291,7 +412,13 @@
       </w:r>
     </w:p>
     <w:p>
-      <w:r>
+      <w:pPr>
+        <w:spacing w:line="336" w:lineRule="auto" w:after="180"/>
+      </w:pPr>
+      <w:r>
+        <w:rPr>
+          <w:b w:val="0"/>
+        </w:rPr>
         <w:t>Contract: exactly three bullets, at most50 words, and every factual claim supported by approved notes. A response has three bullets and35 words but one unsupported claim. Evaluate it.</w:t>
       </w:r>
     </w:p>
@@ -339,8 +466,26 @@
       </w:r>
     </w:p>
     <w:p>
-      <w:r>
-        <w:t>Attempt this case before feedback. Record any help. Earlier examples below are further practice; a case already practised with feedback cannot establish fresh transfer.</w:t>
+      <w:pPr>
+        <w:spacing w:line="336" w:lineRule="auto" w:after="180"/>
+      </w:pPr>
+      <w:r>
+        <w:rPr>
+          <w:b w:val="0"/>
+        </w:rPr>
+        <w:t xml:space="preserve">Attempt this case before feedback. Record any help. Earlier </w:t>
+      </w:r>
+      <w:r>
+        <w:rPr>
+          <w:b/>
+        </w:rPr>
+        <w:t>example</w:t>
+      </w:r>
+      <w:r>
+        <w:rPr>
+          <w:b w:val="0"/>
+        </w:rPr>
+        <w:t>s below are further practice; a case already practised with feedback cannot establish fresh transfer.</w:t>
       </w:r>
     </w:p>
     <w:p>
@@ -353,7 +498,30 @@
     </w:p>
     <w:p>
       <w:r>
-        <w:t>A rubric gives 1 point each for correct fact, two bullets and source citation. An answer gets all three but its citation supports a different claim. Explain the scoring defect.</w:t>
+        <w:t>Connect the Examples and Rubrics target to a trace and a justified conclusion.</w:t>
+      </w:r>
+    </w:p>
+    <w:p>
+      <w:pPr>
+        <w:spacing w:line="336" w:lineRule="auto" w:after="180"/>
+      </w:pPr>
+      <w:r>
+        <w:rPr>
+          <w:b w:val="0"/>
+        </w:rPr>
+        <w:t xml:space="preserve">A </w:t>
+      </w:r>
+      <w:r>
+        <w:rPr>
+          <w:b/>
+        </w:rPr>
+        <w:t>rubric</w:t>
+      </w:r>
+      <w:r>
+        <w:rPr>
+          <w:b w:val="0"/>
+        </w:rPr>
+        <w:t xml:space="preserve"> gives 1 point each for correct fact, two bullets and source citation. An answer gets all three but its citation supports a different claim. Explain the scoring defect.</w:t>
       </w:r>
     </w:p>
     <w:p>
@@ -366,17 +534,70 @@
     </w:p>
     <w:p>
       <w:r>
-        <w:t>A rubric gives one point each for correctness, evidence and clarity. An answer is correct and clear but unsupported.</w:t>
-      </w:r>
-    </w:p>
-    <w:p>
-      <w:r>
+        <w:t>Solve the supplied Examples and Rubrics case and show the deciding evidence.</w:t>
+      </w:r>
+    </w:p>
+    <w:p>
+      <w:pPr>
+        <w:spacing w:line="336" w:lineRule="auto" w:after="180"/>
+      </w:pPr>
+      <w:r>
+        <w:rPr>
+          <w:b w:val="0"/>
+        </w:rPr>
+        <w:t xml:space="preserve">A </w:t>
+      </w:r>
+      <w:r>
+        <w:rPr>
+          <w:b/>
+        </w:rPr>
+        <w:t>rubric</w:t>
+      </w:r>
+      <w:r>
+        <w:rPr>
+          <w:b w:val="0"/>
+        </w:rPr>
+        <w:t xml:space="preserve"> gives one point each for correctness, </w:t>
+      </w:r>
+      <w:r>
+        <w:rPr>
+          <w:b/>
+        </w:rPr>
+        <w:t>evidence</w:t>
+      </w:r>
+      <w:r>
+        <w:rPr>
+          <w:b w:val="0"/>
+        </w:rPr>
+        <w:t xml:space="preserve"> and clarity. An answer is correct and clear but unsupported.</w:t>
+      </w:r>
+    </w:p>
+    <w:p>
+      <w:pPr>
+        <w:spacing w:line="336" w:lineRule="auto" w:after="180"/>
+      </w:pPr>
+      <w:r>
+        <w:rPr>
+          <w:b w:val="0"/>
+        </w:rPr>
         <w:t>Score and give feedback.</w:t>
       </w:r>
     </w:p>
     <w:p>
-      <w:r>
-        <w:t>Show your trace, calculation or evidence</w:t>
+      <w:pPr>
+        <w:spacing w:line="336" w:lineRule="auto" w:after="180"/>
+      </w:pPr>
+      <w:r>
+        <w:rPr>
+          <w:b w:val="0"/>
+        </w:rPr>
+        <w:t xml:space="preserve">Show your trace, calculation or </w:t>
+      </w:r>
+      <w:r>
+        <w:rPr>
+          <w:b/>
+        </w:rPr>
+        <w:t>evidence</w:t>
       </w:r>
     </w:p>
     <w:p>
@@ -422,11 +643,52 @@
     </w:p>
     <w:p>
       <w:r>
-        <w:t>A sample answer has two facts and a citation. A new answer imitates its style but invents the citation. Should a rubric award full credit? Explain one criterion.</w:t>
-      </w:r>
-    </w:p>
-    <w:p>
-      <w:r>
+        <w:t>Apply the procedure to the changed case and record why the conclusion follows.</w:t>
+      </w:r>
+    </w:p>
+    <w:p>
+      <w:pPr>
+        <w:spacing w:line="336" w:lineRule="auto" w:after="180"/>
+      </w:pPr>
+      <w:r>
+        <w:rPr>
+          <w:b w:val="0"/>
+        </w:rPr>
+        <w:t xml:space="preserve">A sample answer has two facts and a citation. A new answer imitates its style but invents the citation. Should a </w:t>
+      </w:r>
+      <w:r>
+        <w:rPr>
+          <w:b/>
+        </w:rPr>
+        <w:t>rubric</w:t>
+      </w:r>
+      <w:r>
+        <w:rPr>
+          <w:b w:val="0"/>
+        </w:rPr>
+        <w:t xml:space="preserve"> award full credit? Explain one </w:t>
+      </w:r>
+      <w:r>
+        <w:rPr>
+          <w:b/>
+        </w:rPr>
+        <w:t>criterion</w:t>
+      </w:r>
+      <w:r>
+        <w:rPr>
+          <w:b w:val="0"/>
+        </w:rPr>
+        <w:t>.</w:t>
+      </w:r>
+    </w:p>
+    <w:p>
+      <w:pPr>
+        <w:spacing w:line="336" w:lineRule="auto" w:after="180"/>
+      </w:pPr>
+      <w:r>
+        <w:rPr>
+          <w:b w:val="0"/>
+        </w:rPr>
         <w:t>My independent answer and reason</w:t>
       </w:r>
     </w:p>
@@ -481,7 +743,30 @@
     </w:p>
     <w:p>
       <w:r>
-        <w:t>Create a changed input, boundary case or missing-information case. Write the expected answer or safe response before testing.</w:t>
+        <w:t>Specify a changed input, expected result and observation separately.</w:t>
+      </w:r>
+    </w:p>
+    <w:p>
+      <w:pPr>
+        <w:spacing w:line="336" w:lineRule="auto" w:after="180"/>
+      </w:pPr>
+      <w:r>
+        <w:rPr>
+          <w:b w:val="0"/>
+        </w:rPr>
+        <w:t xml:space="preserve">Create a changed </w:t>
+      </w:r>
+      <w:r>
+        <w:rPr>
+          <w:b/>
+        </w:rPr>
+        <w:t>input</w:t>
+      </w:r>
+      <w:r>
+        <w:rPr>
+          <w:b w:val="0"/>
+        </w:rPr>
+        <w:t>, boundary case or missing-information case. Write the expected answer or safe response before testing.</w:t>
       </w:r>
     </w:p>
     <w:tbl>
@@ -610,12 +895,65 @@
     </w:p>
     <w:p>
       <w:r>
-        <w:t>Use examples to show answer style and a rubric to verify Study Buddy quality.</w:t>
-      </w:r>
-    </w:p>
-    <w:p>
-      <w:r>
-        <w:t>The project change and evidence I will keep</w:t>
+        <w:t>Justify what Examples and Rubrics adds to Verified Study Buddy and keep the evidence.</w:t>
+      </w:r>
+    </w:p>
+    <w:p>
+      <w:pPr>
+        <w:spacing w:line="336" w:lineRule="auto" w:after="180"/>
+      </w:pPr>
+      <w:r>
+        <w:rPr>
+          <w:b w:val="0"/>
+        </w:rPr>
+        <w:t xml:space="preserve">Use </w:t>
+      </w:r>
+      <w:r>
+        <w:rPr>
+          <w:b/>
+        </w:rPr>
+        <w:t>example</w:t>
+      </w:r>
+      <w:r>
+        <w:rPr>
+          <w:b w:val="0"/>
+        </w:rPr>
+        <w:t xml:space="preserve">s to show answer style and a </w:t>
+      </w:r>
+      <w:r>
+        <w:rPr>
+          <w:b/>
+        </w:rPr>
+        <w:t>rubric</w:t>
+      </w:r>
+      <w:r>
+        <w:rPr>
+          <w:b w:val="0"/>
+        </w:rPr>
+        <w:t xml:space="preserve"> to verify Study Buddy quality.</w:t>
+      </w:r>
+    </w:p>
+    <w:p>
+      <w:pPr>
+        <w:spacing w:line="336" w:lineRule="auto" w:after="180"/>
+      </w:pPr>
+      <w:r>
+        <w:rPr>
+          <w:b w:val="0"/>
+        </w:rPr>
+        <w:t xml:space="preserve">The project change and </w:t>
+      </w:r>
+      <w:r>
+        <w:rPr>
+          <w:b/>
+        </w:rPr>
+        <w:t>evidence</w:t>
+      </w:r>
+      <w:r>
+        <w:rPr>
+          <w:b w:val="0"/>
+        </w:rPr>
+        <w:t xml:space="preserve"> I will keep</w:t>
       </w:r>
     </w:p>
     <w:p>
@@ -661,11 +999,54 @@
     </w:p>
     <w:p>
       <w:r>
-        <w:t>I can explain the mechanism. I can show evidence. I can handle a changed case. I can name a limit. Mark each as not yet, with help or independently, and attach supporting work.</w:t>
-      </w:r>
-    </w:p>
-    <w:p>
-      <w:r>
+        <w:t>Judge explanation, evidence, transfer and limits separately; attach the work behind your judgement.</w:t>
+      </w:r>
+    </w:p>
+    <w:p>
+      <w:pPr>
+        <w:pStyle w:val="ListBullet"/>
+      </w:pPr>
+      <w:r>
+        <w:t>I can explain the mechanism.</w:t>
+      </w:r>
+    </w:p>
+    <w:p>
+      <w:pPr>
+        <w:pStyle w:val="ListBullet"/>
+      </w:pPr>
+      <w:r>
+        <w:t>I can show evidence.</w:t>
+      </w:r>
+    </w:p>
+    <w:p>
+      <w:pPr>
+        <w:pStyle w:val="ListBullet"/>
+      </w:pPr>
+      <w:r>
+        <w:t>I can handle a changed case.</w:t>
+      </w:r>
+    </w:p>
+    <w:p>
+      <w:pPr>
+        <w:pStyle w:val="ListBullet"/>
+      </w:pPr>
+      <w:r>
+        <w:t>I can name a limit.</w:t>
+      </w:r>
+    </w:p>
+    <w:p>
+      <w:r>
+        <w:t>Mark each as not yet, with help or independently, and attach supporting work.</w:t>
+      </w:r>
+    </w:p>
+    <w:p>
+      <w:pPr>
+        <w:spacing w:line="336" w:lineRule="auto" w:after="180"/>
+      </w:pPr>
+      <w:r>
+        <w:rPr>
+          <w:b w:val="0"/>
+        </w:rPr>
         <w:t>Teacher review ____________________  Next step ____________________</w:t>
       </w:r>
     </w:p>
@@ -679,7 +1060,30 @@
     </w:p>
     <w:p>
       <w:r>
-        <w:t>A rubric gives 1 point each for correct fact, two bullets and source citation. An answer gets all three but its citation supports a different claim. Explain the scoring defect.</w:t>
+        <w:t>Use this earlier case as transfer practice. A case already discussed with feedback is not fresh assessment evidence.</w:t>
+      </w:r>
+    </w:p>
+    <w:p>
+      <w:pPr>
+        <w:spacing w:line="336" w:lineRule="auto" w:after="180"/>
+      </w:pPr>
+      <w:r>
+        <w:rPr>
+          <w:b w:val="0"/>
+        </w:rPr>
+        <w:t xml:space="preserve">A </w:t>
+      </w:r>
+      <w:r>
+        <w:rPr>
+          <w:b/>
+        </w:rPr>
+        <w:t>rubric</w:t>
+      </w:r>
+      <w:r>
+        <w:rPr>
+          <w:b w:val="0"/>
+        </w:rPr>
+        <w:t xml:space="preserve"> gives 1 point each for correct fact, two bullets and source citation. An answer gets all three but its citation supports a different claim. Explain the scoring defect.</w:t>
       </w:r>
     </w:p>
     <w:p>
@@ -726,7 +1130,13 @@
       </w:r>
     </w:p>
     <w:p>
-      <w:r>
+      <w:pPr>
+        <w:spacing w:line="336" w:lineRule="auto" w:after="180"/>
+      </w:pPr>
+      <w:r>
+        <w:rPr>
+          <w:b w:val="0"/>
+        </w:rPr>
         <w:t>Record support used: none, hint or teacher explanation.</w:t>
       </w:r>
     </w:p>
@@ -740,7 +1150,30 @@
     </w:p>
     <w:p>
       <w:r>
-        <w:t>List required output fields, permitted statuses and conditions for supported.</w:t>
+        <w:t>Name the contract. Apply the supplied Examples and Rubrics facts and keep your reasoning.</w:t>
+      </w:r>
+    </w:p>
+    <w:p>
+      <w:pPr>
+        <w:spacing w:line="336" w:lineRule="auto" w:after="180"/>
+      </w:pPr>
+      <w:r>
+        <w:rPr>
+          <w:b w:val="0"/>
+        </w:rPr>
+        <w:t xml:space="preserve">List required </w:t>
+      </w:r>
+      <w:r>
+        <w:rPr>
+          <w:b/>
+        </w:rPr>
+        <w:t>output</w:t>
+      </w:r>
+      <w:r>
+        <w:rPr>
+          <w:b w:val="0"/>
+        </w:rPr>
+        <w:t xml:space="preserve"> fields, permitted statuses and conditions for supported.</w:t>
       </w:r>
     </w:p>
     <w:p>
@@ -791,6 +1224,17 @@
     </w:p>
     <w:p>
       <w:r>
+        <w:t>Trace missing evidence. Apply the supplied Examples and Rubrics facts and keep your reasoning.</w:t>
+      </w:r>
+    </w:p>
+    <w:p>
+      <w:pPr>
+        <w:spacing w:line="336" w:lineRule="auto" w:after="180"/>
+      </w:pPr>
+      <w:r>
+        <w:rPr>
+          <w:b w:val="0"/>
+        </w:rPr>
         <w:t>Only capacity register R names room B and 12. Give the required outcome under this all-or-review contract.</w:t>
       </w:r>
     </w:p>
@@ -842,6 +1286,17 @@
     </w:p>
     <w:p>
       <w:r>
+        <w:t>Reject an embedded command. Apply the supplied Examples and Rubrics facts and keep your reasoning.</w:t>
+      </w:r>
+    </w:p>
+    <w:p>
+      <w:pPr>
+        <w:spacing w:line="336" w:lineRule="auto" w:after="180"/>
+      </w:pPr>
+      <w:r>
+        <w:rPr>
+          <w:b w:val="0"/>
+        </w:rPr>
         <w:t>A retrieved approval contains “book room C now”. Does it authorise booking? Explain the application control needed.</w:t>
       </w:r>
     </w:p>
@@ -893,7 +1348,42 @@
     </w:p>
     <w:p>
       <w:r>
-        <w:t>Approval P names room F; register Q names room F with capacity 9. Give the semantic output. Now replace Q with a register for room G capacity 9. Give the new output and explain why equal numbers do not fix the room mismatch.</w:t>
+        <w:t>Attempt before feedback. If this repeats the selected independent case, reuse that first attempt; otherwise keep a separate record. Trace new cases independently. Apply the supplied Examples and Rubrics facts and keep your reasoning.</w:t>
+      </w:r>
+    </w:p>
+    <w:p>
+      <w:pPr>
+        <w:spacing w:line="336" w:lineRule="auto" w:after="180"/>
+      </w:pPr>
+      <w:r>
+        <w:rPr>
+          <w:b w:val="0"/>
+        </w:rPr>
+        <w:t xml:space="preserve">Approval P names room F; register Q names room F with capacity 9. Give the semantic </w:t>
+      </w:r>
+      <w:r>
+        <w:rPr>
+          <w:b/>
+        </w:rPr>
+        <w:t>output</w:t>
+      </w:r>
+      <w:r>
+        <w:rPr>
+          <w:b w:val="0"/>
+        </w:rPr>
+        <w:t xml:space="preserve">. Now replace Q with a register for room G capacity 9. Give the new </w:t>
+      </w:r>
+      <w:r>
+        <w:rPr>
+          <w:b/>
+        </w:rPr>
+        <w:t>output</w:t>
+      </w:r>
+      <w:r>
+        <w:rPr>
+          <w:b w:val="0"/>
+        </w:rPr>
+        <w:t xml:space="preserve"> and explain why equal numbers do not fix the room mismatch.</w:t>
       </w:r>
     </w:p>
     <w:p>
@@ -954,6 +1444,17 @@
     </w:p>
     <w:p>
       <w:r>
+        <w:t>Write observable criteria. Apply the supplied Examples and Rubrics facts and keep your reasoning.</w:t>
+      </w:r>
+    </w:p>
+    <w:p>
+      <w:pPr>
+        <w:spacing w:line="336" w:lineRule="auto" w:after="180"/>
+      </w:pPr>
+      <w:r>
+        <w:rPr>
+          <w:b w:val="0"/>
+        </w:rPr>
         <w:t>Write four acceptance checks including claim support, format, missing/conflict behaviour and action authority.</w:t>
       </w:r>
     </w:p>
@@ -1005,7 +1506,43 @@
     </w:p>
     <w:p>
       <w:r>
-        <w:t>What are the input, target and fitted preference in the supplied examples?</w:t>
+        <w:t>Use the supplied Examples and Rubrics task to record your reasoning, evidence and next step.</w:t>
+      </w:r>
+    </w:p>
+    <w:p>
+      <w:pPr>
+        <w:spacing w:line="336" w:lineRule="auto" w:after="180"/>
+        <w:shd w:fill="F5F1FB"/>
+      </w:pPr>
+      <w:r>
+        <w:rPr>
+          <w:b w:val="0"/>
+        </w:rPr>
+        <w:t xml:space="preserve">What are the </w:t>
+      </w:r>
+      <w:r>
+        <w:rPr>
+          <w:b/>
+        </w:rPr>
+        <w:t>input</w:t>
+      </w:r>
+      <w:r>
+        <w:rPr>
+          <w:b w:val="0"/>
+        </w:rPr>
+        <w:t xml:space="preserve">, target and fitted preference in the supplied </w:t>
+      </w:r>
+      <w:r>
+        <w:rPr>
+          <w:b/>
+        </w:rPr>
+        <w:t>example</w:t>
+      </w:r>
+      <w:r>
+        <w:rPr>
+          <w:b w:val="0"/>
+        </w:rPr>
+        <w:t>s?</w:t>
       </w:r>
     </w:p>
     <w:p>
@@ -1056,6 +1593,17 @@
     </w:p>
     <w:p>
       <w:r>
+        <w:t>Use the supplied Examples and Rubrics task to record your reasoning, evidence and next step.</w:t>
+      </w:r>
+    </w:p>
+    <w:p>
+      <w:pPr>
+        <w:spacing w:line="336" w:lineRule="auto" w:after="180"/>
+      </w:pPr>
+      <w:r>
+        <w:rPr>
+          <w:b w:val="0"/>
+        </w:rPr>
         <w:t>Compute both mean losses for A and B and select lower loss.</w:t>
       </w:r>
     </w:p>
@@ -1107,6 +1655,18 @@
     </w:p>
     <w:p>
       <w:r>
+        <w:t>Use the supplied Examples and Rubrics task to record your reasoning, evidence and next step.</w:t>
+      </w:r>
+    </w:p>
+    <w:p>
+      <w:pPr>
+        <w:spacing w:line="336" w:lineRule="auto" w:after="180"/>
+        <w:shd w:fill="F5F1FB"/>
+      </w:pPr>
+      <w:r>
+        <w:rPr>
+          <w:b w:val="0"/>
+        </w:rPr>
         <w:t>A report averages three tokens from one sequence and one from another. How does that differ from averaging the two sequence means?</w:t>
       </w:r>
     </w:p>
@@ -1158,7 +1718,42 @@
     </w:p>
     <w:p>
       <w:r>
-        <w:t>Model C assigns target probabilities .25,.8; D assigns .4,.4 on two fresh target examples. Compute mean negative log loss for each and select lower loss. Explain why the result does not establish citation correctness.</w:t>
+        <w:t>Use the supplied Examples and Rubrics task to record your reasoning, evidence and next step.</w:t>
+      </w:r>
+    </w:p>
+    <w:p>
+      <w:pPr>
+        <w:spacing w:line="336" w:lineRule="auto" w:after="180"/>
+      </w:pPr>
+      <w:r>
+        <w:rPr>
+          <w:b w:val="0"/>
+        </w:rPr>
+        <w:t xml:space="preserve">Model C assigns target probabilities .25,.8; D assigns .4,.4 on two fresh target </w:t>
+      </w:r>
+      <w:r>
+        <w:rPr>
+          <w:b/>
+        </w:rPr>
+        <w:t>example</w:t>
+      </w:r>
+      <w:r>
+        <w:rPr>
+          <w:b w:val="0"/>
+        </w:rPr>
+        <w:t xml:space="preserve">s. Compute mean </w:t>
+      </w:r>
+      <w:r>
+        <w:rPr>
+          <w:b/>
+        </w:rPr>
+        <w:t>negative log loss</w:t>
+      </w:r>
+      <w:r>
+        <w:rPr>
+          <w:b w:val="0"/>
+        </w:rPr>
+        <w:t xml:space="preserve"> for each and select lower loss. Explain why the result does not establish citation correctness.</w:t>
       </w:r>
     </w:p>
     <w:p>
@@ -1219,7 +1814,30 @@
     </w:p>
     <w:p>
       <w:r>
-        <w:t>A validation paragraph appears in training after a file rename. Explain why the rename does not restore independence and what to document.</w:t>
+        <w:t>Use the supplied Examples and Rubrics task to record your reasoning, evidence and next step.</w:t>
+      </w:r>
+    </w:p>
+    <w:p>
+      <w:pPr>
+        <w:spacing w:line="336" w:lineRule="auto" w:after="180"/>
+      </w:pPr>
+      <w:r>
+        <w:rPr>
+          <w:b w:val="0"/>
+        </w:rPr>
+        <w:t xml:space="preserve">A validation paragraph appears in </w:t>
+      </w:r>
+      <w:r>
+        <w:rPr>
+          <w:b/>
+        </w:rPr>
+        <w:t>training</w:t>
+      </w:r>
+      <w:r>
+        <w:rPr>
+          <w:b w:val="0"/>
+        </w:rPr>
+        <w:t xml:space="preserve"> after a file rename. Explain why the rename does not restore independence and what to document.</w:t>
       </w:r>
     </w:p>
     <w:p>
@@ -1266,6 +1884,11 @@
       </w:pPr>
       <w:r>
         <w:t>22. Feedback, return check and learning record</w:t>
+      </w:r>
+    </w:p>
+    <w:p>
+      <w:r>
+        <w:t>Record the first repaired step and a different case to revisit after a delay.</w:t>
       </w:r>
     </w:p>
     <w:tbl>
@@ -1405,7 +2028,13 @@
       </w:tr>
     </w:tbl>
     <w:p>
-      <w:r>
+      <w:pPr>
+        <w:spacing w:line="336" w:lineRule="auto" w:after="180"/>
+      </w:pPr>
+      <w:r>
+        <w:rPr>
+          <w:b w:val="0"/>
+        </w:rPr>
         <w:t>Revisit this idea with your teacher after a delay. Familiarity is different from explaining and using it on a changed case.</w:t>
       </w:r>
     </w:p>
@@ -1419,17 +2048,70 @@
     </w:p>
     <w:p>
       <w:r>
+        <w:t>A fictional Study Buddy creates question cards from a verified animal note. Explain the labelled step before checking the changed condition.</w:t>
+      </w:r>
+    </w:p>
+    <w:p>
+      <w:pPr>
+        <w:spacing w:line="336" w:lineRule="auto" w:after="180"/>
+      </w:pPr>
+      <w:r>
+        <w:rPr>
+          <w:b w:val="0"/>
+        </w:rPr>
         <w:t>A fictional Study Buddy creates question cards from a verified animal note.</w:t>
       </w:r>
     </w:p>
     <w:p>
-      <w:r>
-        <w:t>Approved N: a frog is an amphibian. Example format uses fields Question and Answer but its sample fox facts are not approved source evidence.</w:t>
-      </w:r>
-    </w:p>
-    <w:p>
-      <w:r>
-        <w:t>Rubric requires both fields, one question and a source-supported answer. Draft asks “What is a frog?” and answers “A mammal”.</w:t>
+      <w:pPr>
+        <w:spacing w:line="336" w:lineRule="auto" w:after="180"/>
+      </w:pPr>
+      <w:r>
+        <w:rPr>
+          <w:b w:val="0"/>
+        </w:rPr>
+        <w:t xml:space="preserve">Approved N: a frog is an amphibian. </w:t>
+      </w:r>
+      <w:r>
+        <w:rPr>
+          <w:b/>
+        </w:rPr>
+        <w:t>Example</w:t>
+      </w:r>
+      <w:r>
+        <w:rPr>
+          <w:b w:val="0"/>
+        </w:rPr>
+        <w:t xml:space="preserve"> format uses fields Question and Answer but its sample fox facts are not approved source </w:t>
+      </w:r>
+      <w:r>
+        <w:rPr>
+          <w:b/>
+        </w:rPr>
+        <w:t>evidence</w:t>
+      </w:r>
+      <w:r>
+        <w:rPr>
+          <w:b w:val="0"/>
+        </w:rPr>
+        <w:t>.</w:t>
+      </w:r>
+    </w:p>
+    <w:p>
+      <w:pPr>
+        <w:spacing w:line="336" w:lineRule="auto" w:after="180"/>
+      </w:pPr>
+      <w:r>
+        <w:rPr>
+          <w:b/>
+        </w:rPr>
+        <w:t>Rubric</w:t>
+      </w:r>
+      <w:r>
+        <w:rPr>
+          <w:b w:val="0"/>
+        </w:rPr>
+        <w:t xml:space="preserve"> requires both fields, one question and a source-supported answer. Draft asks “What is a frog?” and answers “A mammal”.</w:t>
       </w:r>
     </w:p>
     <w:p>
@@ -1469,7 +2151,13 @@
       </w:r>
     </w:p>
     <w:p>
-      <w:r>
+      <w:pPr>
+        <w:spacing w:line="336" w:lineRule="auto" w:after="180"/>
+      </w:pPr>
+      <w:r>
+        <w:rPr>
+          <w:b w:val="0"/>
+        </w:rPr>
         <w:t>Explain why neither original nor changed draft is a full pass, and provide a complete repaired card.</w:t>
       </w:r>
     </w:p>
@@ -1512,13 +2200,70 @@
       </w:r>
     </w:p>
     <w:p>
-      <w:r>
-        <w:t>Support used: alone / hint / worked example. This record is practice evidence.</w:t>
-      </w:r>
-    </w:p>
-    <w:p>
-      <w:r>
-        <w:t>Project connection: Give Study Buddy examples labelled as format demonstrations, then assess source support and required structure separately.</w:t>
+      <w:pPr>
+        <w:pStyle w:val="Heading3"/>
+      </w:pPr>
+      <w:r>
+        <w:t>Record the help used</w:t>
+      </w:r>
+    </w:p>
+    <w:p>
+      <w:pPr>
+        <w:spacing w:line="336" w:lineRule="auto" w:after="180"/>
+        <w:shd w:fill="F1F6F8"/>
+      </w:pPr>
+      <w:r>
+        <w:rPr>
+          <w:b w:val="0"/>
+        </w:rPr>
+        <w:t xml:space="preserve">Support used: alone / hint / worked </w:t>
+      </w:r>
+      <w:r>
+        <w:rPr>
+          <w:b/>
+        </w:rPr>
+        <w:t>example</w:t>
+      </w:r>
+      <w:r>
+        <w:rPr>
+          <w:b w:val="0"/>
+        </w:rPr>
+        <w:t xml:space="preserve">. This record is practice </w:t>
+      </w:r>
+      <w:r>
+        <w:rPr>
+          <w:b/>
+        </w:rPr>
+        <w:t>evidence</w:t>
+      </w:r>
+      <w:r>
+        <w:rPr>
+          <w:b w:val="0"/>
+        </w:rPr>
+        <w:t>.</w:t>
+      </w:r>
+    </w:p>
+    <w:p>
+      <w:pPr>
+        <w:spacing w:line="336" w:lineRule="auto" w:after="180"/>
+      </w:pPr>
+      <w:r>
+        <w:rPr>
+          <w:b w:val="0"/>
+        </w:rPr>
+        <w:t xml:space="preserve">Project connection: Give Study Buddy </w:t>
+      </w:r>
+      <w:r>
+        <w:rPr>
+          <w:b/>
+        </w:rPr>
+        <w:t>example</w:t>
+      </w:r>
+      <w:r>
+        <w:rPr>
+          <w:b w:val="0"/>
+        </w:rPr>
+        <w:t>s labelled as format demonstrations, then assess source support and required structure separately.</w:t>
       </w:r>
     </w:p>
     <w:p>
@@ -1531,17 +2276,64 @@
     </w:p>
     <w:p>
       <w:r>
+        <w:t>Keep this week’s input, deciding step, result and limit together in the Verified Study Buddy record.</w:t>
+      </w:r>
+    </w:p>
+    <w:p>
+      <w:pPr>
+        <w:spacing w:line="336" w:lineRule="auto" w:after="180"/>
+      </w:pPr>
+      <w:r>
+        <w:rPr>
+          <w:b w:val="0"/>
+        </w:rPr>
         <w:t>Project: Verified Study Buddy</w:t>
       </w:r>
     </w:p>
     <w:p>
-      <w:r>
-        <w:t>Current milestone: Frame the need. Name the user, the problem, allowed inputs and a safe simple starting method.</w:t>
-      </w:r>
-    </w:p>
-    <w:p>
-      <w:r>
-        <w:t>Give Study Buddy examples labelled as format demonstrations, then assess source support and required structure separately.</w:t>
+      <w:pPr>
+        <w:spacing w:line="336" w:lineRule="auto" w:after="180"/>
+      </w:pPr>
+      <w:r>
+        <w:rPr>
+          <w:b w:val="0"/>
+        </w:rPr>
+        <w:t xml:space="preserve">Current milestone: Frame the need. Name the user, the problem, allowed </w:t>
+      </w:r>
+      <w:r>
+        <w:rPr>
+          <w:b/>
+        </w:rPr>
+        <w:t>input</w:t>
+      </w:r>
+      <w:r>
+        <w:rPr>
+          <w:b w:val="0"/>
+        </w:rPr>
+        <w:t>s and a safe simple starting method.</w:t>
+      </w:r>
+    </w:p>
+    <w:p>
+      <w:pPr>
+        <w:spacing w:line="336" w:lineRule="auto" w:after="180"/>
+      </w:pPr>
+      <w:r>
+        <w:rPr>
+          <w:b w:val="0"/>
+        </w:rPr>
+        <w:t xml:space="preserve">Give Study Buddy </w:t>
+      </w:r>
+      <w:r>
+        <w:rPr>
+          <w:b/>
+        </w:rPr>
+        <w:t>example</w:t>
+      </w:r>
+      <w:r>
+        <w:rPr>
+          <w:b w:val="0"/>
+        </w:rPr>
+        <w:t>s labelled as format demonstrations, then assess source support and required structure separately.</w:t>
       </w:r>
     </w:p>
     <w:tbl>
@@ -1703,11 +2495,28 @@
     </w:p>
     <w:p>
       <w:r>
+        <w:t>Try the supported questions before comparing with hints and feedback. Record what you repaired and the evidence you retained.</w:t>
+      </w:r>
+    </w:p>
+    <w:p>
+      <w:pPr>
+        <w:spacing w:line="336" w:lineRule="auto" w:after="180"/>
+      </w:pPr>
+      <w:r>
+        <w:rPr>
+          <w:b w:val="0"/>
+        </w:rPr>
         <w:t>Use this supported practice once, in the browser or on paper. Keep the reserved independent assessment for a separate first attempt before teacher feedback.</w:t>
       </w:r>
     </w:p>
     <w:p>
-      <w:r>
+      <w:pPr>
+        <w:spacing w:line="336" w:lineRule="auto" w:after="180"/>
+      </w:pPr>
+      <w:r>
+        <w:rPr>
+          <w:b w:val="0"/>
+        </w:rPr>
         <w:t>A fictional Study Buddy creates question cards from a verified animal note.</w:t>
       </w:r>
     </w:p>
@@ -1720,27 +2529,61 @@
       </w:r>
     </w:p>
     <w:p>
-      <w:r>
+      <w:pPr>
+        <w:spacing w:line="336" w:lineRule="auto" w:after="180"/>
+      </w:pPr>
+      <w:r>
+        <w:rPr>
+          <w:b w:val="0"/>
+        </w:rPr>
         <w:t>Which labelled step matches this detail? Answer: an amphibian. Keep the same required two-field structure.</w:t>
       </w:r>
     </w:p>
     <w:p>
-      <w:r>
+      <w:pPr>
+        <w:spacing w:line="336" w:lineRule="auto" w:after="180"/>
+        <w:shd w:fill="F4F9FC"/>
+      </w:pPr>
+      <w:r>
+        <w:rPr>
+          <w:b w:val="0"/>
+        </w:rPr>
         <w:t>1. Support check</w:t>
       </w:r>
     </w:p>
     <w:p>
-      <w:r>
+      <w:pPr>
+        <w:spacing w:line="336" w:lineRule="auto" w:after="180"/>
+        <w:shd w:fill="F4F9FC"/>
+      </w:pPr>
+      <w:r>
+        <w:rPr>
+          <w:b w:val="0"/>
+        </w:rPr>
         <w:t>2. Separate roles</w:t>
       </w:r>
     </w:p>
     <w:p>
-      <w:r>
+      <w:pPr>
+        <w:spacing w:line="336" w:lineRule="auto" w:after="180"/>
+        <w:shd w:fill="F4F9FC"/>
+      </w:pPr>
+      <w:r>
+        <w:rPr>
+          <w:b w:val="0"/>
+        </w:rPr>
         <w:t>3. Repair content</w:t>
       </w:r>
     </w:p>
     <w:p>
-      <w:r>
+      <w:pPr>
+        <w:spacing w:line="336" w:lineRule="auto" w:after="180"/>
+        <w:shd w:fill="F4F9FC"/>
+      </w:pPr>
+      <w:r>
+        <w:rPr>
+          <w:b w:val="0"/>
+        </w:rPr>
         <w:t>4. Format checks</w:t>
       </w:r>
     </w:p>
@@ -1778,40 +2621,202 @@
       </w:r>
     </w:p>
     <w:p>
-      <w:r>
+      <w:pPr>
+        <w:pStyle w:val="Heading3"/>
+      </w:pPr>
+      <w:r>
+        <w:t>Hint · try first</w:t>
+      </w:r>
+    </w:p>
+    <w:p>
+      <w:pPr>
+        <w:spacing w:line="336" w:lineRule="auto" w:after="180"/>
+        <w:shd w:fill="F1F6F8"/>
+      </w:pPr>
+      <w:r>
+        <w:rPr>
+          <w:b w:val="0"/>
+        </w:rPr>
         <w:t>Hint if needed: Read the steps in the pictorial case. Match the supplied detail to the stage that performs or records it.</w:t>
       </w:r>
     </w:p>
     <w:p>
-      <w:r>
-        <w:t>After your attempt, compare with the supported explanation: Repair content Answer: an amphibian. Keep the same required two-field structure. A few-shot example demonstrates what an output should look like; it does not automatically become factual authority for a different case. The draft satisfies layout while failing meaning. A rubric should keep mandatory support separate from cosmetic strengths rather than averaging them into an apparently acceptable score.</w:t>
-      </w:r>
-    </w:p>
-    <w:p>
       <w:pPr>
         <w:pStyle w:val="Heading3"/>
       </w:pPr>
       <w:r>
+        <w:t>Feedback · compare after trying</w:t>
+      </w:r>
+    </w:p>
+    <w:p>
+      <w:pPr>
+        <w:spacing w:line="336" w:lineRule="auto" w:after="180"/>
+        <w:shd w:fill="F1F6FC"/>
+      </w:pPr>
+      <w:r>
+        <w:rPr>
+          <w:b w:val="0"/>
+        </w:rPr>
+        <w:t>After your attempt, compare with the supported explanation: Repair content Answer: an amphibian. Keep the same required two-field structure.</w:t>
+      </w:r>
+    </w:p>
+    <w:p>
+      <w:pPr>
+        <w:spacing w:line="336" w:lineRule="auto" w:after="180"/>
+        <w:shd w:fill="F1F6FC"/>
+      </w:pPr>
+      <w:r>
+        <w:rPr>
+          <w:b w:val="0"/>
+        </w:rPr>
+        <w:t xml:space="preserve">A few-shot </w:t>
+      </w:r>
+      <w:r>
+        <w:rPr>
+          <w:b/>
+        </w:rPr>
+        <w:t>example</w:t>
+      </w:r>
+      <w:r>
+        <w:rPr>
+          <w:b w:val="0"/>
+        </w:rPr>
+        <w:t xml:space="preserve"> demonstrates what an </w:t>
+      </w:r>
+      <w:r>
+        <w:rPr>
+          <w:b/>
+        </w:rPr>
+        <w:t>output</w:t>
+      </w:r>
+      <w:r>
+        <w:rPr>
+          <w:b w:val="0"/>
+        </w:rPr>
+        <w:t xml:space="preserve"> should look like; it does not automatically become factual authority for a different case. The draft satisfies layout while failing meaning.</w:t>
+      </w:r>
+    </w:p>
+    <w:p>
+      <w:pPr>
+        <w:spacing w:line="336" w:lineRule="auto" w:after="180"/>
+        <w:shd w:fill="F1F6FC"/>
+      </w:pPr>
+      <w:r>
+        <w:rPr>
+          <w:b w:val="0"/>
+        </w:rPr>
+        <w:t xml:space="preserve">A </w:t>
+      </w:r>
+      <w:r>
+        <w:rPr>
+          <w:b/>
+        </w:rPr>
+        <w:t>rubric</w:t>
+      </w:r>
+      <w:r>
+        <w:rPr>
+          <w:b w:val="0"/>
+        </w:rPr>
+        <w:t xml:space="preserve"> should keep mandatory support separate from cosmetic strengths rather than averaging them into an apparently acceptable score.</w:t>
+      </w:r>
+    </w:p>
+    <w:p>
+      <w:pPr>
+        <w:pStyle w:val="Heading3"/>
+      </w:pPr>
+      <w:r>
         <w:t>Practice 2: explain the deciding evidence</w:t>
       </w:r>
     </w:p>
     <w:p>
-      <w:r>
+      <w:pPr>
+        <w:pStyle w:val="Heading3"/>
+      </w:pPr>
+      <w:r>
+        <w:t>Changed case · predict first</w:t>
+      </w:r>
+    </w:p>
+    <w:p>
+      <w:pPr>
+        <w:spacing w:line="336" w:lineRule="auto" w:after="180"/>
+        <w:shd w:fill="F5F1FB"/>
+      </w:pPr>
+      <w:r>
+        <w:rPr>
+          <w:b w:val="0"/>
+        </w:rPr>
         <w:t>Changed-case practice: The draft answers amphibian but omits the Question field. Which conclusion is supported by the supplied facts?</w:t>
       </w:r>
     </w:p>
     <w:p>
-      <w:r>
-        <w:t>1. This one example guarantees correct results for every future input.</w:t>
-      </w:r>
-    </w:p>
-    <w:p>
-      <w:r>
-        <w:t>2. We can decide the result without examining the changed input or the procedure.</w:t>
-      </w:r>
-    </w:p>
-    <w:p>
-      <w:r>
+      <w:pPr>
+        <w:spacing w:line="336" w:lineRule="auto" w:after="180"/>
+        <w:shd w:fill="F4F9FC"/>
+      </w:pPr>
+      <w:r>
+        <w:rPr>
+          <w:b w:val="0"/>
+        </w:rPr>
+        <w:t xml:space="preserve">1. This one </w:t>
+      </w:r>
+      <w:r>
+        <w:rPr>
+          <w:b/>
+        </w:rPr>
+        <w:t>example</w:t>
+      </w:r>
+      <w:r>
+        <w:rPr>
+          <w:b w:val="0"/>
+        </w:rPr>
+        <w:t xml:space="preserve"> guarantees correct results for every future </w:t>
+      </w:r>
+      <w:r>
+        <w:rPr>
+          <w:b/>
+        </w:rPr>
+        <w:t>input</w:t>
+      </w:r>
+      <w:r>
+        <w:rPr>
+          <w:b w:val="0"/>
+        </w:rPr>
+        <w:t>.</w:t>
+      </w:r>
+    </w:p>
+    <w:p>
+      <w:pPr>
+        <w:spacing w:line="336" w:lineRule="auto" w:after="180"/>
+        <w:shd w:fill="F4F9FC"/>
+      </w:pPr>
+      <w:r>
+        <w:rPr>
+          <w:b w:val="0"/>
+        </w:rPr>
+        <w:t xml:space="preserve">2. We can decide the result without examining the changed </w:t>
+      </w:r>
+      <w:r>
+        <w:rPr>
+          <w:b/>
+        </w:rPr>
+        <w:t>input</w:t>
+      </w:r>
+      <w:r>
+        <w:rPr>
+          <w:b w:val="0"/>
+        </w:rPr>
+        <w:t xml:space="preserve"> or the procedure.</w:t>
+      </w:r>
+    </w:p>
+    <w:p>
+      <w:pPr>
+        <w:spacing w:line="336" w:lineRule="auto" w:after="180"/>
+        <w:shd w:fill="F4F9FC"/>
+      </w:pPr>
+      <w:r>
+        <w:rPr>
+          <w:b w:val="0"/>
+        </w:rPr>
         <w:t>3. Support passes, format completeness fails.</w:t>
       </w:r>
     </w:p>
@@ -1849,12 +2854,42 @@
       </w:r>
     </w:p>
     <w:p>
-      <w:r>
+      <w:pPr>
+        <w:pStyle w:val="Heading3"/>
+      </w:pPr>
+      <w:r>
+        <w:t>Hint · try first</w:t>
+      </w:r>
+    </w:p>
+    <w:p>
+      <w:pPr>
+        <w:spacing w:line="336" w:lineRule="auto" w:after="180"/>
+        <w:shd w:fill="F1F6F8"/>
+      </w:pPr>
+      <w:r>
+        <w:rPr>
+          <w:b w:val="0"/>
+        </w:rPr>
         <w:t>Hint if needed: Use the changed condition and the deciding step in the pictorial trace. The answer must say what follows from those facts.</w:t>
       </w:r>
     </w:p>
     <w:p>
-      <w:r>
+      <w:pPr>
+        <w:pStyle w:val="Heading3"/>
+      </w:pPr>
+      <w:r>
+        <w:t>Feedback · compare after trying</w:t>
+      </w:r>
+    </w:p>
+    <w:p>
+      <w:pPr>
+        <w:spacing w:line="336" w:lineRule="auto" w:after="180"/>
+        <w:shd w:fill="F1F6FC"/>
+      </w:pPr>
+      <w:r>
+        <w:rPr>
+          <w:b w:val="0"/>
+        </w:rPr>
         <w:t>After your attempt, compare with the supported explanation: Support passes, format completeness fails. Correct facts do not satisfy a missing mandatory field.</w:t>
       </w:r>
     </w:p>
@@ -1867,13 +2902,83 @@
       </w:r>
     </w:p>
     <w:p>
-      <w:r>
-        <w:t>Review Prompt as a Contract (ai-3/5). Goal: Write a prompt specification with observable response criteria. Short practice: Why should the tool not fill melting from memory even if it knows a common definition?. Return to this week and explain what you changed.</w:t>
-      </w:r>
-    </w:p>
-    <w:p>
-      <w:r>
-        <w:t>Review Tokens and Context (ai-3/3). Goal: Account for fixed text, evidence and reserved output under a toy budget. Short practice: Can A alone justify answering 20 seats after the exception is known?. Return to this week and explain what you changed.</w:t>
+      <w:pPr>
+        <w:spacing w:line="336" w:lineRule="auto" w:after="180"/>
+      </w:pPr>
+      <w:r>
+        <w:rPr>
+          <w:b w:val="0"/>
+        </w:rPr>
+        <w:t xml:space="preserve">Review Prompt as a Contract (ai-3/5). Goal: Write a prompt </w:t>
+      </w:r>
+      <w:r>
+        <w:rPr>
+          <w:b/>
+        </w:rPr>
+        <w:t>specification</w:t>
+      </w:r>
+      <w:r>
+        <w:rPr>
+          <w:b w:val="0"/>
+        </w:rPr>
+        <w:t xml:space="preserve"> with observable response criteria. Short practice: Why should the tool not fill melting from memory even if it knows a common definition?.</w:t>
+      </w:r>
+    </w:p>
+    <w:p>
+      <w:pPr>
+        <w:spacing w:line="336" w:lineRule="auto" w:after="180"/>
+      </w:pPr>
+      <w:r>
+        <w:rPr>
+          <w:b w:val="0"/>
+        </w:rPr>
+        <w:t>Return to this week and explain what you changed.</w:t>
+      </w:r>
+    </w:p>
+    <w:p>
+      <w:pPr>
+        <w:spacing w:line="336" w:lineRule="auto" w:after="180"/>
+      </w:pPr>
+      <w:r>
+        <w:rPr>
+          <w:b w:val="0"/>
+        </w:rPr>
+        <w:t xml:space="preserve">Review Tokens and Context (ai-3/3). Goal: Account for fixed text, </w:t>
+      </w:r>
+      <w:r>
+        <w:rPr>
+          <w:b/>
+        </w:rPr>
+        <w:t>evidence</w:t>
+      </w:r>
+      <w:r>
+        <w:rPr>
+          <w:b w:val="0"/>
+        </w:rPr>
+        <w:t xml:space="preserve"> and reserved </w:t>
+      </w:r>
+      <w:r>
+        <w:rPr>
+          <w:b/>
+        </w:rPr>
+        <w:t>output</w:t>
+      </w:r>
+      <w:r>
+        <w:rPr>
+          <w:b w:val="0"/>
+        </w:rPr>
+        <w:t xml:space="preserve"> under a toy budget. Short practice: Can A alone justify answering 20 seats after the exception is known?.</w:t>
+      </w:r>
+    </w:p>
+    <w:p>
+      <w:pPr>
+        <w:spacing w:line="336" w:lineRule="auto" w:after="180"/>
+      </w:pPr>
+      <w:r>
+        <w:rPr>
+          <w:b w:val="0"/>
+        </w:rPr>
+        <w:t>Return to this week and explain what you changed.</w:t>
       </w:r>
     </w:p>
     <w:p>
@@ -1885,8 +2990,37 @@
       </w:r>
     </w:p>
     <w:p>
-      <w:r>
-        <w:t>Use Download completed work in the hosted lesson to export your answers, reflections, practice feedback and code-run evidence. Open the HTML copy to read or print it. Drafts stay in this browser when storage is available; clear drafts on a shared device.</w:t>
+      <w:pPr>
+        <w:spacing w:line="336" w:lineRule="auto" w:after="180"/>
+      </w:pPr>
+      <w:r>
+        <w:rPr>
+          <w:b w:val="0"/>
+        </w:rPr>
+        <w:t xml:space="preserve">Use Download completed work in the hosted lesson to export your answers, reflections, practice feedback and code-run </w:t>
+      </w:r>
+      <w:r>
+        <w:rPr>
+          <w:b/>
+        </w:rPr>
+        <w:t>evidence</w:t>
+      </w:r>
+      <w:r>
+        <w:rPr>
+          <w:b w:val="0"/>
+        </w:rPr>
+        <w:t>. Open the HTML copy to read or print it.</w:t>
+      </w:r>
+    </w:p>
+    <w:p>
+      <w:pPr>
+        <w:spacing w:line="336" w:lineRule="auto" w:after="180"/>
+      </w:pPr>
+      <w:r>
+        <w:rPr>
+          <w:b w:val="0"/>
+        </w:rPr>
+        <w:t>Drafts stay in this browser when storage is available; clear drafts on a shared device.</w:t>
       </w:r>
     </w:p>
     <w:p>
@@ -1900,6 +3034,839 @@
     <w:p>
       <w:r>
         <w:t>________________________________________________________________</w:t>
+      </w:r>
+    </w:p>
+    <w:p>
+      <w:r>
+        <w:t>________________________________________________________________</w:t>
+      </w:r>
+    </w:p>
+    <w:p>
+      <w:r>
+        <w:t>________________________________________________________________</w:t>
+      </w:r>
+    </w:p>
+    <w:p>
+      <w:r>
+        <w:t>________________________________________________________________</w:t>
+      </w:r>
+    </w:p>
+    <w:p>
+      <w:r>
+        <w:t>________________________________________________________________</w:t>
+      </w:r>
+    </w:p>
+    <w:p>
+      <w:pPr>
+        <w:pStyle w:val="Heading1"/>
+      </w:pPr>
+      <w:r>
+        <w:t>26. Visual concept journey</w:t>
+      </w:r>
+    </w:p>
+    <w:p>
+      <w:r>
+        <w:t>Explain each Examples and Rubrics picture from its labels, then record a relevant limit.</w:t>
+      </w:r>
+    </w:p>
+    <w:p>
+      <w:pPr>
+        <w:pStyle w:val="Heading3"/>
+      </w:pPr>
+      <w:r>
+        <w:t>01. Examples and Rubrics: the case</w:t>
+      </w:r>
+    </w:p>
+    <w:p>
+      <w:r>
+        <w:drawing>
+          <wp:inline xmlns:a="http://schemas.openxmlformats.org/drawingml/2006/main" xmlns:pic="http://schemas.openxmlformats.org/drawingml/2006/picture">
+            <wp:extent cx="5486400" cy="3142488"/>
+            <wp:docPr id="2" name="Picture 2" descr="A fictional Study Buddy creates question cards from a verified animal note. Supplied facts: Approved N: a frog is an amphibian. Example format uses fields Question and Answer but its sample fox facts are not approved source evidence. Rubric requires both fields, one question and a source-supported answer. Draft asks “What is a frog?” and answers “A mammal”."/>
+            <wp:cNvGraphicFramePr>
+              <a:graphicFrameLocks noChangeAspect="1"/>
+            </wp:cNvGraphicFramePr>
+            <a:graphic>
+              <a:graphicData uri="http://schemas.openxmlformats.org/drawingml/2006/picture">
+                <pic:pic>
+                  <pic:nvPicPr>
+                    <pic:cNvPr id="0" name="academy-story-ai-3-6-01.png"/>
+                    <pic:cNvPicPr/>
+                  </pic:nvPicPr>
+                  <pic:blipFill>
+                    <a:blip r:embed="rId10"/>
+                    <a:stretch>
+                      <a:fillRect/>
+                    </a:stretch>
+                  </pic:blipFill>
+                  <pic:spPr>
+                    <a:xfrm>
+                      <a:off x="0" y="0"/>
+                      <a:ext cx="5486400" cy="3142488"/>
+                    </a:xfrm>
+                    <a:prstGeom prst="rect"/>
+                  </pic:spPr>
+                </pic:pic>
+              </a:graphicData>
+            </a:graphic>
+          </wp:inline>
+        </w:drawing>
+      </w:r>
+    </w:p>
+    <w:p>
+      <w:pPr>
+        <w:spacing w:line="336" w:lineRule="auto" w:after="180"/>
+      </w:pPr>
+      <w:r>
+        <w:rPr>
+          <w:b w:val="0"/>
+        </w:rPr>
+        <w:t>A fictional Study Buddy creates question cards from a verified animal note. Supplied facts: Approved N: a frog is an amphibian.</w:t>
+      </w:r>
+    </w:p>
+    <w:p>
+      <w:pPr>
+        <w:spacing w:line="336" w:lineRule="auto" w:after="180"/>
+      </w:pPr>
+      <w:r>
+        <w:rPr>
+          <w:b/>
+        </w:rPr>
+        <w:t>Example</w:t>
+      </w:r>
+      <w:r>
+        <w:rPr>
+          <w:b w:val="0"/>
+        </w:rPr>
+        <w:t xml:space="preserve"> format uses fields Question and Answer but its sample fox facts are not approved source </w:t>
+      </w:r>
+      <w:r>
+        <w:rPr>
+          <w:b/>
+        </w:rPr>
+        <w:t>evidence</w:t>
+      </w:r>
+      <w:r>
+        <w:rPr>
+          <w:b w:val="0"/>
+        </w:rPr>
+        <w:t xml:space="preserve">. </w:t>
+      </w:r>
+      <w:r>
+        <w:rPr>
+          <w:b/>
+        </w:rPr>
+        <w:t>Rubric</w:t>
+      </w:r>
+      <w:r>
+        <w:rPr>
+          <w:b w:val="0"/>
+        </w:rPr>
+        <w:t xml:space="preserve"> requires both fields, one question and a source-supported answer.</w:t>
+      </w:r>
+    </w:p>
+    <w:p>
+      <w:pPr>
+        <w:spacing w:line="336" w:lineRule="auto" w:after="180"/>
+      </w:pPr>
+      <w:r>
+        <w:rPr>
+          <w:b w:val="0"/>
+        </w:rPr>
+        <w:t>Draft asks “What is a frog?” and answers “A mammal”.</w:t>
+      </w:r>
+    </w:p>
+    <w:p>
+      <w:pPr>
+        <w:spacing w:line="336" w:lineRule="auto" w:after="180"/>
+        <w:shd w:fill="F5F1FB"/>
+      </w:pPr>
+      <w:r>
+        <w:rPr>
+          <w:b w:val="0"/>
+        </w:rPr>
+        <w:t>Point to the given fact that matters most. Explain why it matters.</w:t>
+      </w:r>
+    </w:p>
+    <w:p>
+      <w:pPr>
+        <w:pStyle w:val="Heading3"/>
+      </w:pPr>
+      <w:r>
+        <w:t>My picture explanation, deciding evidence and one limit</w:t>
+      </w:r>
+    </w:p>
+    <w:p>
+      <w:r>
+        <w:t>________________________________________________________________</w:t>
+      </w:r>
+    </w:p>
+    <w:p>
+      <w:r>
+        <w:t>________________________________________________________________</w:t>
+      </w:r>
+    </w:p>
+    <w:p>
+      <w:r>
+        <w:t>________________________________________________________________</w:t>
+      </w:r>
+    </w:p>
+    <w:p>
+      <w:r>
+        <w:t>________________________________________________________________</w:t>
+      </w:r>
+    </w:p>
+    <w:p>
+      <w:pPr>
+        <w:pStyle w:val="Heading3"/>
+      </w:pPr>
+      <w:r>
+        <w:t>02. Follow the deciding steps</w:t>
+      </w:r>
+    </w:p>
+    <w:p>
+      <w:r>
+        <w:drawing>
+          <wp:inline xmlns:a="http://schemas.openxmlformats.org/drawingml/2006/main" xmlns:pic="http://schemas.openxmlformats.org/drawingml/2006/picture">
+            <wp:extent cx="5486400" cy="4005072"/>
+            <wp:docPr id="3" name="Picture 3" descr="Separate roles: The example teaches card format; N supplies this card’s facts. → Format checks: Question and Answer are present, with one question. → Support check: Mammal contradicts N’s amphibian statement. → Repair content: Answer: an amphibian. Keep the same required two-field structure."/>
+            <wp:cNvGraphicFramePr>
+              <a:graphicFrameLocks noChangeAspect="1"/>
+            </wp:cNvGraphicFramePr>
+            <a:graphic>
+              <a:graphicData uri="http://schemas.openxmlformats.org/drawingml/2006/picture">
+                <pic:pic>
+                  <pic:nvPicPr>
+                    <pic:cNvPr id="0" name="academy-story-ai-3-6-02.png"/>
+                    <pic:cNvPicPr/>
+                  </pic:nvPicPr>
+                  <pic:blipFill>
+                    <a:blip r:embed="rId11"/>
+                    <a:stretch>
+                      <a:fillRect/>
+                    </a:stretch>
+                  </pic:blipFill>
+                  <pic:spPr>
+                    <a:xfrm>
+                      <a:off x="0" y="0"/>
+                      <a:ext cx="5486400" cy="4005072"/>
+                    </a:xfrm>
+                    <a:prstGeom prst="rect"/>
+                  </pic:spPr>
+                </pic:pic>
+              </a:graphicData>
+            </a:graphic>
+          </wp:inline>
+        </w:drawing>
+      </w:r>
+    </w:p>
+    <w:p>
+      <w:pPr>
+        <w:spacing w:line="336" w:lineRule="auto" w:after="180"/>
+      </w:pPr>
+      <w:r>
+        <w:rPr>
+          <w:b w:val="0"/>
+        </w:rPr>
+        <w:t xml:space="preserve">Separate roles: The </w:t>
+      </w:r>
+      <w:r>
+        <w:rPr>
+          <w:b/>
+        </w:rPr>
+        <w:t>example</w:t>
+      </w:r>
+      <w:r>
+        <w:rPr>
+          <w:b w:val="0"/>
+        </w:rPr>
+        <w:t xml:space="preserve"> teaches card format; N supplies this card’s facts. → Format checks: Question and Answer are present, with one question. → Support check: Mammal contradicts N’s amphibian statement. → Repair content: Answer: an amphibian.</w:t>
+      </w:r>
+    </w:p>
+    <w:p>
+      <w:pPr>
+        <w:spacing w:line="336" w:lineRule="auto" w:after="180"/>
+      </w:pPr>
+      <w:r>
+        <w:rPr>
+          <w:b w:val="0"/>
+        </w:rPr>
+        <w:t>Keep the same required two-field structure.</w:t>
+      </w:r>
+    </w:p>
+    <w:p>
+      <w:pPr>
+        <w:spacing w:line="336" w:lineRule="auto" w:after="180"/>
+        <w:shd w:fill="F5F1FB"/>
+      </w:pPr>
+      <w:r>
+        <w:rPr>
+          <w:b w:val="0"/>
+        </w:rPr>
+        <w:t xml:space="preserve">Point to each numbered stage and explain which recorded </w:t>
+      </w:r>
+      <w:r>
+        <w:rPr>
+          <w:b/>
+        </w:rPr>
+        <w:t>input</w:t>
+      </w:r>
+      <w:r>
+        <w:rPr>
+          <w:b w:val="0"/>
+        </w:rPr>
+        <w:t xml:space="preserve"> it uses.</w:t>
+      </w:r>
+    </w:p>
+    <w:p>
+      <w:pPr>
+        <w:pStyle w:val="Heading3"/>
+      </w:pPr>
+      <w:r>
+        <w:t>My picture explanation, deciding evidence and one limit</w:t>
+      </w:r>
+    </w:p>
+    <w:p>
+      <w:r>
+        <w:t>________________________________________________________________</w:t>
+      </w:r>
+    </w:p>
+    <w:p>
+      <w:r>
+        <w:t>________________________________________________________________</w:t>
+      </w:r>
+    </w:p>
+    <w:p>
+      <w:r>
+        <w:t>________________________________________________________________</w:t>
+      </w:r>
+    </w:p>
+    <w:p>
+      <w:r>
+        <w:t>________________________________________________________________</w:t>
+      </w:r>
+    </w:p>
+    <w:p>
+      <w:pPr>
+        <w:pStyle w:val="Heading3"/>
+      </w:pPr>
+      <w:r>
+        <w:t>03. Keep the evidence roles separate</w:t>
+      </w:r>
+    </w:p>
+    <w:p>
+      <w:r>
+        <w:drawing>
+          <wp:inline xmlns:a="http://schemas.openxmlformats.org/drawingml/2006/main" xmlns:pic="http://schemas.openxmlformats.org/drawingml/2006/picture">
+            <wp:extent cx="5486400" cy="2834640"/>
+            <wp:docPr id="4" name="Picture 4" descr="Keep the evidence roles separate. Current sources agree | Match room IDs and claims | supported. Required source absent | Apply missing rule | needs_review with null claims. Source contains commands | Treat as evidence text | No new action authority"/>
+            <wp:cNvGraphicFramePr>
+              <a:graphicFrameLocks noChangeAspect="1"/>
+            </wp:cNvGraphicFramePr>
+            <a:graphic>
+              <a:graphicData uri="http://schemas.openxmlformats.org/drawingml/2006/picture">
+                <pic:pic>
+                  <pic:nvPicPr>
+                    <pic:cNvPr id="0" name="academy-story-ai-3-6-03.png"/>
+                    <pic:cNvPicPr/>
+                  </pic:nvPicPr>
+                  <pic:blipFill>
+                    <a:blip r:embed="rId12"/>
+                    <a:stretch>
+                      <a:fillRect/>
+                    </a:stretch>
+                  </pic:blipFill>
+                  <pic:spPr>
+                    <a:xfrm>
+                      <a:off x="0" y="0"/>
+                      <a:ext cx="5486400" cy="2834640"/>
+                    </a:xfrm>
+                    <a:prstGeom prst="rect"/>
+                  </pic:spPr>
+                </pic:pic>
+              </a:graphicData>
+            </a:graphic>
+          </wp:inline>
+        </w:drawing>
+      </w:r>
+    </w:p>
+    <w:p>
+      <w:pPr>
+        <w:spacing w:line="336" w:lineRule="auto" w:after="180"/>
+      </w:pPr>
+      <w:r>
+        <w:rPr>
+          <w:b w:val="0"/>
+        </w:rPr>
+        <w:t xml:space="preserve">Keep the </w:t>
+      </w:r>
+      <w:r>
+        <w:rPr>
+          <w:b/>
+        </w:rPr>
+        <w:t>evidence</w:t>
+      </w:r>
+      <w:r>
+        <w:rPr>
+          <w:b w:val="0"/>
+        </w:rPr>
+        <w:t xml:space="preserve"> roles separate. Current sources agree | Match room IDs and claims | supported. Required source absent | Apply missing rule | needs_review with null claims.</w:t>
+      </w:r>
+    </w:p>
+    <w:p>
+      <w:pPr>
+        <w:spacing w:line="336" w:lineRule="auto" w:after="180"/>
+      </w:pPr>
+      <w:r>
+        <w:rPr>
+          <w:b w:val="0"/>
+        </w:rPr>
+        <w:t xml:space="preserve">Source contains commands | Treat as </w:t>
+      </w:r>
+      <w:r>
+        <w:rPr>
+          <w:b/>
+        </w:rPr>
+        <w:t>evidence</w:t>
+      </w:r>
+      <w:r>
+        <w:rPr>
+          <w:b w:val="0"/>
+        </w:rPr>
+        <w:t xml:space="preserve"> text | No new action authority</w:t>
+      </w:r>
+    </w:p>
+    <w:p>
+      <w:pPr>
+        <w:spacing w:line="336" w:lineRule="auto" w:after="180"/>
+        <w:shd w:fill="F5F1FB"/>
+      </w:pPr>
+      <w:r>
+        <w:rPr>
+          <w:b w:val="0"/>
+        </w:rPr>
+        <w:t>Read the labels and values. Explain the relationship the model shows.</w:t>
+      </w:r>
+    </w:p>
+    <w:p>
+      <w:pPr>
+        <w:pStyle w:val="Heading3"/>
+      </w:pPr>
+      <w:r>
+        <w:t>My picture explanation, deciding evidence and one limit</w:t>
+      </w:r>
+    </w:p>
+    <w:p>
+      <w:r>
+        <w:t>________________________________________________________________</w:t>
+      </w:r>
+    </w:p>
+    <w:p>
+      <w:r>
+        <w:t>________________________________________________________________</w:t>
+      </w:r>
+    </w:p>
+    <w:p>
+      <w:r>
+        <w:t>________________________________________________________________</w:t>
+      </w:r>
+    </w:p>
+    <w:p>
+      <w:r>
+        <w:t>________________________________________________________________</w:t>
+      </w:r>
+    </w:p>
+    <w:p>
+      <w:pPr>
+        <w:pStyle w:val="Heading3"/>
+      </w:pPr>
+      <w:r>
+        <w:t>04. Change one thing. Trace what follows.</w:t>
+      </w:r>
+    </w:p>
+    <w:p>
+      <w:r>
+        <w:drawing>
+          <wp:inline xmlns:a="http://schemas.openxmlformats.org/drawingml/2006/main" xmlns:pic="http://schemas.openxmlformats.org/drawingml/2006/picture">
+            <wp:extent cx="5486400" cy="3026664"/>
+            <wp:docPr id="5" name="Picture 5" descr="Original case: Answer: an amphibian. Keep the same required two-field structure. Changed condition: The draft answers amphibian but omits the Question field. Expected result: Support passes, format completeness fails. Reason: Correct facts do not satisfy a missing mandatory field."/>
+            <wp:cNvGraphicFramePr>
+              <a:graphicFrameLocks noChangeAspect="1"/>
+            </wp:cNvGraphicFramePr>
+            <a:graphic>
+              <a:graphicData uri="http://schemas.openxmlformats.org/drawingml/2006/picture">
+                <pic:pic>
+                  <pic:nvPicPr>
+                    <pic:cNvPr id="0" name="academy-story-ai-3-6-04.png"/>
+                    <pic:cNvPicPr/>
+                  </pic:nvPicPr>
+                  <pic:blipFill>
+                    <a:blip r:embed="rId13"/>
+                    <a:stretch>
+                      <a:fillRect/>
+                    </a:stretch>
+                  </pic:blipFill>
+                  <pic:spPr>
+                    <a:xfrm>
+                      <a:off x="0" y="0"/>
+                      <a:ext cx="5486400" cy="3026664"/>
+                    </a:xfrm>
+                    <a:prstGeom prst="rect"/>
+                  </pic:spPr>
+                </pic:pic>
+              </a:graphicData>
+            </a:graphic>
+          </wp:inline>
+        </w:drawing>
+      </w:r>
+    </w:p>
+    <w:p>
+      <w:pPr>
+        <w:spacing w:line="336" w:lineRule="auto" w:after="180"/>
+      </w:pPr>
+      <w:r>
+        <w:rPr>
+          <w:b w:val="0"/>
+        </w:rPr>
+        <w:t>Original case: Answer: an amphibian. Keep the same required two-field structure. Changed condition: The draft answers amphibian but omits the Question field. Expected result: Support passes, format completeness fails.</w:t>
+      </w:r>
+    </w:p>
+    <w:p>
+      <w:pPr>
+        <w:spacing w:line="336" w:lineRule="auto" w:after="180"/>
+      </w:pPr>
+      <w:r>
+        <w:rPr>
+          <w:b w:val="0"/>
+        </w:rPr>
+        <w:t>Reason: Correct facts do not satisfy a missing mandatory field.</w:t>
+      </w:r>
+    </w:p>
+    <w:p>
+      <w:pPr>
+        <w:spacing w:line="336" w:lineRule="auto" w:after="180"/>
+        <w:shd w:fill="F5F1FB"/>
+      </w:pPr>
+      <w:r>
+        <w:rPr>
+          <w:b w:val="0"/>
+        </w:rPr>
+        <w:t>Predict before checking the worked changed-case result. Name what changed and what the supplied facts allow you to conclude.</w:t>
+      </w:r>
+    </w:p>
+    <w:p>
+      <w:pPr>
+        <w:pStyle w:val="Heading3"/>
+      </w:pPr>
+      <w:r>
+        <w:t>My picture explanation, deciding evidence and one limit</w:t>
+      </w:r>
+    </w:p>
+    <w:p>
+      <w:r>
+        <w:t>________________________________________________________________</w:t>
+      </w:r>
+    </w:p>
+    <w:p>
+      <w:r>
+        <w:t>________________________________________________________________</w:t>
+      </w:r>
+    </w:p>
+    <w:p>
+      <w:r>
+        <w:t>________________________________________________________________</w:t>
+      </w:r>
+    </w:p>
+    <w:p>
+      <w:r>
+        <w:t>________________________________________________________________</w:t>
+      </w:r>
+    </w:p>
+    <w:p>
+      <w:pPr>
+        <w:pStyle w:val="Heading3"/>
+      </w:pPr>
+      <w:r>
+        <w:t>05. Connect the explanation to its limit</w:t>
+      </w:r>
+    </w:p>
+    <w:p>
+      <w:r>
+        <w:drawing>
+          <wp:inline xmlns:a="http://schemas.openxmlformats.org/drawingml/2006/main" xmlns:pic="http://schemas.openxmlformats.org/drawingml/2006/picture">
+            <wp:extent cx="5486400" cy="2834640"/>
+            <wp:docPr id="6" name="Picture 6" descr="A few-shot example demonstrates what an output should look like; it does not automatically become factual authority for a different case. The draft satisfies layout while failing meaning. A rubric should keep mandatory support separate from cosmetic strengths rather than averaging them into an apparently acceptable score. Limit: One repaired card does not establish the prompt follows every example or generalises to unknown questions."/>
+            <wp:cNvGraphicFramePr>
+              <a:graphicFrameLocks noChangeAspect="1"/>
+            </wp:cNvGraphicFramePr>
+            <a:graphic>
+              <a:graphicData uri="http://schemas.openxmlformats.org/drawingml/2006/picture">
+                <pic:pic>
+                  <pic:nvPicPr>
+                    <pic:cNvPr id="0" name="academy-story-ai-3-6-05.png"/>
+                    <pic:cNvPicPr/>
+                  </pic:nvPicPr>
+                  <pic:blipFill>
+                    <a:blip r:embed="rId14"/>
+                    <a:stretch>
+                      <a:fillRect/>
+                    </a:stretch>
+                  </pic:blipFill>
+                  <pic:spPr>
+                    <a:xfrm>
+                      <a:off x="0" y="0"/>
+                      <a:ext cx="5486400" cy="2834640"/>
+                    </a:xfrm>
+                    <a:prstGeom prst="rect"/>
+                  </pic:spPr>
+                </pic:pic>
+              </a:graphicData>
+            </a:graphic>
+          </wp:inline>
+        </w:drawing>
+      </w:r>
+    </w:p>
+    <w:p>
+      <w:pPr>
+        <w:spacing w:line="336" w:lineRule="auto" w:after="180"/>
+      </w:pPr>
+      <w:r>
+        <w:rPr>
+          <w:b w:val="0"/>
+        </w:rPr>
+        <w:t xml:space="preserve">A few-shot </w:t>
+      </w:r>
+      <w:r>
+        <w:rPr>
+          <w:b/>
+        </w:rPr>
+        <w:t>example</w:t>
+      </w:r>
+      <w:r>
+        <w:rPr>
+          <w:b w:val="0"/>
+        </w:rPr>
+        <w:t xml:space="preserve"> demonstrates what an </w:t>
+      </w:r>
+      <w:r>
+        <w:rPr>
+          <w:b/>
+        </w:rPr>
+        <w:t>output</w:t>
+      </w:r>
+      <w:r>
+        <w:rPr>
+          <w:b w:val="0"/>
+        </w:rPr>
+        <w:t xml:space="preserve"> should look like; it does not automatically become factual authority for a different case. The draft satisfies layout while failing meaning.</w:t>
+      </w:r>
+    </w:p>
+    <w:p>
+      <w:pPr>
+        <w:spacing w:line="336" w:lineRule="auto" w:after="180"/>
+      </w:pPr>
+      <w:r>
+        <w:rPr>
+          <w:b w:val="0"/>
+        </w:rPr>
+        <w:t xml:space="preserve">A </w:t>
+      </w:r>
+      <w:r>
+        <w:rPr>
+          <w:b/>
+        </w:rPr>
+        <w:t>rubric</w:t>
+      </w:r>
+      <w:r>
+        <w:rPr>
+          <w:b w:val="0"/>
+        </w:rPr>
+        <w:t xml:space="preserve"> should keep mandatory support separate from cosmetic strengths rather than averaging them into an apparently acceptable score.</w:t>
+      </w:r>
+    </w:p>
+    <w:p>
+      <w:pPr>
+        <w:spacing w:line="336" w:lineRule="auto" w:after="180"/>
+      </w:pPr>
+      <w:r>
+        <w:rPr>
+          <w:b w:val="0"/>
+        </w:rPr>
+        <w:t xml:space="preserve">Limit: One repaired card does not establish the prompt follows every </w:t>
+      </w:r>
+      <w:r>
+        <w:rPr>
+          <w:b/>
+        </w:rPr>
+        <w:t>example</w:t>
+      </w:r>
+      <w:r>
+        <w:rPr>
+          <w:b w:val="0"/>
+        </w:rPr>
+        <w:t xml:space="preserve"> or generalises to unknown questions.</w:t>
+      </w:r>
+    </w:p>
+    <w:p>
+      <w:pPr>
+        <w:spacing w:line="336" w:lineRule="auto" w:after="180"/>
+        <w:shd w:fill="F5F1FB"/>
+      </w:pPr>
+      <w:r>
+        <w:rPr>
+          <w:b w:val="0"/>
+        </w:rPr>
+        <w:t>Explain the case, then point to a limit on the claim.</w:t>
+      </w:r>
+    </w:p>
+    <w:p>
+      <w:pPr>
+        <w:pStyle w:val="Heading3"/>
+      </w:pPr>
+      <w:r>
+        <w:t>My picture explanation, deciding evidence and one limit</w:t>
+      </w:r>
+    </w:p>
+    <w:p>
+      <w:r>
+        <w:t>________________________________________________________________</w:t>
+      </w:r>
+    </w:p>
+    <w:p>
+      <w:r>
+        <w:t>________________________________________________________________</w:t>
+      </w:r>
+    </w:p>
+    <w:p>
+      <w:r>
+        <w:t>________________________________________________________________</w:t>
+      </w:r>
+    </w:p>
+    <w:p>
+      <w:r>
+        <w:t>________________________________________________________________</w:t>
+      </w:r>
+    </w:p>
+    <w:p>
+      <w:pPr>
+        <w:pStyle w:val="Heading3"/>
+      </w:pPr>
+      <w:r>
+        <w:t>06. Make the idea visible in your project</w:t>
+      </w:r>
+    </w:p>
+    <w:p>
+      <w:r>
+        <w:drawing>
+          <wp:inline xmlns:a="http://schemas.openxmlformats.org/drawingml/2006/main" xmlns:pic="http://schemas.openxmlformats.org/drawingml/2006/picture">
+            <wp:extent cx="5486400" cy="3380232"/>
+            <wp:docPr id="7" name="Picture 7" descr="Give Study Buddy examples labelled as format demonstrations, then assess source support and required structure separately. Draw your input, deciding step, result and limit. Supported question: Explain why neither original nor changed draft is a full pass, and provide a complete repaired card."/>
+            <wp:cNvGraphicFramePr>
+              <a:graphicFrameLocks noChangeAspect="1"/>
+            </wp:cNvGraphicFramePr>
+            <a:graphic>
+              <a:graphicData uri="http://schemas.openxmlformats.org/drawingml/2006/picture">
+                <pic:pic>
+                  <pic:nvPicPr>
+                    <pic:cNvPr id="0" name="academy-story-ai-3-6-06.png"/>
+                    <pic:cNvPicPr/>
+                  </pic:nvPicPr>
+                  <pic:blipFill>
+                    <a:blip r:embed="rId15"/>
+                    <a:stretch>
+                      <a:fillRect/>
+                    </a:stretch>
+                  </pic:blipFill>
+                  <pic:spPr>
+                    <a:xfrm>
+                      <a:off x="0" y="0"/>
+                      <a:ext cx="5486400" cy="3380232"/>
+                    </a:xfrm>
+                    <a:prstGeom prst="rect"/>
+                  </pic:spPr>
+                </pic:pic>
+              </a:graphicData>
+            </a:graphic>
+          </wp:inline>
+        </w:drawing>
+      </w:r>
+    </w:p>
+    <w:p>
+      <w:pPr>
+        <w:spacing w:line="336" w:lineRule="auto" w:after="180"/>
+      </w:pPr>
+      <w:r>
+        <w:rPr>
+          <w:b w:val="0"/>
+        </w:rPr>
+        <w:t xml:space="preserve">Give Study Buddy </w:t>
+      </w:r>
+      <w:r>
+        <w:rPr>
+          <w:b/>
+        </w:rPr>
+        <w:t>example</w:t>
+      </w:r>
+      <w:r>
+        <w:rPr>
+          <w:b w:val="0"/>
+        </w:rPr>
+        <w:t xml:space="preserve">s labelled as format demonstrations, then assess source support and required structure separately. Draw your </w:t>
+      </w:r>
+      <w:r>
+        <w:rPr>
+          <w:b/>
+        </w:rPr>
+        <w:t>input</w:t>
+      </w:r>
+      <w:r>
+        <w:rPr>
+          <w:b w:val="0"/>
+        </w:rPr>
+        <w:t>, deciding step, result and limit.</w:t>
+      </w:r>
+    </w:p>
+    <w:p>
+      <w:pPr>
+        <w:spacing w:line="336" w:lineRule="auto" w:after="180"/>
+      </w:pPr>
+      <w:r>
+        <w:rPr>
+          <w:b w:val="0"/>
+        </w:rPr>
+        <w:t>Supported question: Explain why neither original nor changed draft is a full pass, and provide a complete repaired card.</w:t>
+      </w:r>
+    </w:p>
+    <w:p>
+      <w:pPr>
+        <w:spacing w:line="336" w:lineRule="auto" w:after="180"/>
+        <w:shd w:fill="F5F1FB"/>
+      </w:pPr>
+      <w:r>
+        <w:rPr>
+          <w:b w:val="0"/>
+        </w:rPr>
+        <w:t xml:space="preserve">Draw your project trace and justify the deciding step using </w:t>
+      </w:r>
+      <w:r>
+        <w:rPr>
+          <w:b/>
+        </w:rPr>
+        <w:t>evidence</w:t>
+      </w:r>
+      <w:r>
+        <w:rPr>
+          <w:b w:val="0"/>
+        </w:rPr>
+        <w:t>.</w:t>
+      </w:r>
+    </w:p>
+    <w:p>
+      <w:pPr>
+        <w:pStyle w:val="Heading3"/>
+      </w:pPr>
+      <w:r>
+        <w:t>My picture explanation, deciding evidence and one limit</w:t>
       </w:r>
     </w:p>
     <w:p>

--- a/downloads/workbook/ai-3-week-06.docx
+++ b/downloads/workbook/ai-3-week-06.docx
@@ -25,12 +25,153 @@
         <w:pStyle w:val="Heading1"/>
       </w:pPr>
       <w:r>
-        <w:t>01. Recall and choose your starting point</w:t>
-      </w:r>
-    </w:p>
-    <w:p>
-      <w:r>
-        <w:t>Record your starting explanation for Examples and Rubrics before opening notes. Show any later correction separately.</w:t>
+        <w:t>One current example-and-rubric record, with a training-objective extension.</w:t>
+      </w:r>
+    </w:p>
+    <w:p>
+      <w:r>
+        <w:t>Separate roles, score candidates, repair a gate mistake and design a revealing follow-up.</w:t>
+      </w:r>
+    </w:p>
+    <w:p>
+      <w:r>
+        <w:t>New tasks retain distinct response fields; earlier room tasks and their saved answers remain labelled review.</w:t>
+      </w:r>
+    </w:p>
+    <w:p>
+      <w:pPr>
+        <w:pStyle w:val="Heading1"/>
+      </w:pPr>
+      <w:r>
+        <w:t>01. Recall · Retrieve earlier ideas</w:t>
+      </w:r>
+    </w:p>
+    <w:p>
+      <w:r>
+        <w:t>Try before opening notes.</w:t>
+      </w:r>
+    </w:p>
+    <w:p>
+      <w:pPr>
+        <w:pStyle w:val="Heading2"/>
+      </w:pPr>
+      <w:r>
+        <w:t>Your evidence record</w:t>
+      </w:r>
+    </w:p>
+    <w:p>
+      <w:pPr>
+        <w:pStyle w:val="ListBullet"/>
+      </w:pPr>
+      <w:r>
+        <w:t>Try the recall before opening notes. Then use a different colour or a labelled second line to correct your explanation.</w:t>
+      </w:r>
+    </w:p>
+    <w:p>
+      <w:pPr>
+        <w:pStyle w:val="ListBullet"/>
+      </w:pPr>
+      <w:r>
+        <w:t>Without opening the old lesson, explain one key idea from Prompt as a Contract. Give an example and a mistake that the idea helps you avoid.</w:t>
+      </w:r>
+    </w:p>
+    <w:p>
+      <w:pPr>
+        <w:pStyle w:val="Heading3"/>
+      </w:pPr>
+      <w:r>
+        <w:t>My remembered idea, example and correction</w:t>
+      </w:r>
+    </w:p>
+    <w:p>
+      <w:r>
+        <w:t>________________________________________________________________</w:t>
+      </w:r>
+    </w:p>
+    <w:p>
+      <w:r>
+        <w:t>________________________________________________________________</w:t>
+      </w:r>
+    </w:p>
+    <w:p>
+      <w:r>
+        <w:t>________________________________________________________________</w:t>
+      </w:r>
+    </w:p>
+    <w:p>
+      <w:pPr>
+        <w:pStyle w:val="ListBullet"/>
+      </w:pPr>
+      <w:r>
+        <w:t>Without opening the old lesson, explain one key idea from Tokens and Context. Give an example and a mistake that the idea helps you avoid.</w:t>
+      </w:r>
+    </w:p>
+    <w:p>
+      <w:pPr>
+        <w:pStyle w:val="Heading3"/>
+      </w:pPr>
+      <w:r>
+        <w:t>My remembered idea, example and correction</w:t>
+      </w:r>
+    </w:p>
+    <w:p>
+      <w:r>
+        <w:t>________________________________________________________________</w:t>
+      </w:r>
+    </w:p>
+    <w:p>
+      <w:r>
+        <w:t>________________________________________________________________</w:t>
+      </w:r>
+    </w:p>
+    <w:p>
+      <w:r>
+        <w:t>________________________________________________________________</w:t>
+      </w:r>
+    </w:p>
+    <w:p>
+      <w:pPr>
+        <w:pStyle w:val="Heading2"/>
+      </w:pPr>
+      <w:r>
+        <w:t>Earlier wording, alternatives and picture transcripts · reference / check after trying</w:t>
+      </w:r>
+    </w:p>
+    <w:p>
+      <w:pPr>
+        <w:pStyle w:val="Heading3"/>
+      </w:pPr>
+      <w:r>
+        <w:t>Prompt as a Contract</w:t>
+      </w:r>
+    </w:p>
+    <w:p>
+      <w:pPr>
+        <w:pStyle w:val="Heading3"/>
+      </w:pPr>
+      <w:r>
+        <w:t>Tokens and Context</w:t>
+      </w:r>
+    </w:p>
+    <w:p>
+      <w:pPr>
+        <w:pStyle w:val="Heading1"/>
+      </w:pPr>
+      <w:r>
+        <w:t>12. W1 · Separate examples from approved evidence</w:t>
+      </w:r>
+    </w:p>
+    <w:p>
+      <w:r>
+        <w:t>Use the current rubric; earlier room-report questions retain separate saved answers.</w:t>
+      </w:r>
+    </w:p>
+    <w:p>
+      <w:pPr>
+        <w:pStyle w:val="Heading2"/>
+      </w:pPr>
+      <w:r>
+        <w:t>Current source and rubric</w:t>
       </w:r>
     </w:p>
     <w:p>
@@ -41,15 +182,7 @@
         <w:rPr>
           <w:b w:val="0"/>
         </w:rPr>
-        <w:t>Try the recall before opening notes. Then use a different colour or a labelled second line to correct your explanation.</w:t>
-      </w:r>
-    </w:p>
-    <w:p>
-      <w:pPr>
-        <w:pStyle w:val="Heading3"/>
-      </w:pPr>
-      <w:r>
-        <w:t>Prompt as a Contract</w:t>
+        <w:t>Format-only example: Question What is a fox?/Answer A mammal. It demonstrates layout, not approved evidence for the frog. Current rubric: exactly Question/Answer fields;one question about the frog;all answer facts supported by N;at most20 content words split on whitespace,excluding labels. N says a frog is an amphibian. Original Question What is a frog?/Answer A mammal has6words.</w:t>
       </w:r>
     </w:p>
     <w:p>
@@ -60,19 +193,23 @@
         <w:rPr>
           <w:b w:val="0"/>
         </w:rPr>
-        <w:t xml:space="preserve">Without opening the old lesson, explain one key idea from Prompt as a Contract. Give an </w:t>
-      </w:r>
-      <w:r>
-        <w:rPr>
-          <w:b/>
-        </w:rPr>
-        <w:t>example</w:t>
-      </w:r>
-      <w:r>
-        <w:rPr>
-          <w:b w:val="0"/>
-        </w:rPr>
-        <w:t xml:space="preserve"> and a mistake that the idea helps you avoid.</w:t>
+        <w:t>Changed Answer An amphibian only has2words. Repaired Question What is a frog?/Answer An amphibian has6words. Every criterion is mandatory.</w:t>
+      </w:r>
+    </w:p>
+    <w:p>
+      <w:pPr>
+        <w:pStyle w:val="Heading2"/>
+      </w:pPr>
+      <w:r>
+        <w:t>Current task and new response</w:t>
+      </w:r>
+    </w:p>
+    <w:p>
+      <w:pPr>
+        <w:pStyle w:val="ListBullet"/>
+      </w:pPr>
+      <w:r>
+        <w:t>Explain what the fox format example teaches and why approved frog note N, rather than that example’s facts, supports the frog card.</w:t>
       </w:r>
     </w:p>
     <w:p>
@@ -80,7 +217,7 @@
         <w:pStyle w:val="Heading3"/>
       </w:pPr>
       <w:r>
-        <w:t>My remembered idea, example and correction</w:t>
+        <w:t>My current examples-and-rubrics reasoning</w:t>
       </w:r>
     </w:p>
     <w:p>
@@ -99,45 +236,6 @@
       </w:r>
     </w:p>
     <w:p>
-      <w:pPr>
-        <w:pStyle w:val="Heading3"/>
-      </w:pPr>
-      <w:r>
-        <w:t>Tokens and Context</w:t>
-      </w:r>
-    </w:p>
-    <w:p>
-      <w:pPr>
-        <w:spacing w:line="336" w:lineRule="auto" w:after="180"/>
-      </w:pPr>
-      <w:r>
-        <w:rPr>
-          <w:b w:val="0"/>
-        </w:rPr>
-        <w:t xml:space="preserve">Without opening the old lesson, explain one key idea from Tokens and Context. Give an </w:t>
-      </w:r>
-      <w:r>
-        <w:rPr>
-          <w:b/>
-        </w:rPr>
-        <w:t>example</w:t>
-      </w:r>
-      <w:r>
-        <w:rPr>
-          <w:b w:val="0"/>
-        </w:rPr>
-        <w:t xml:space="preserve"> and a mistake that the idea helps you avoid.</w:t>
-      </w:r>
-    </w:p>
-    <w:p>
-      <w:pPr>
-        <w:pStyle w:val="Heading3"/>
-      </w:pPr>
-      <w:r>
-        <w:t>My remembered idea, example and correction</w:t>
-      </w:r>
-    </w:p>
-    <w:p>
       <w:r>
         <w:t>________________________________________________________________</w:t>
       </w:r>
@@ -154,1003 +252,10 @@
     </w:p>
     <w:p>
       <w:pPr>
-        <w:pStyle w:val="Heading1"/>
-      </w:pPr>
-      <w:r>
-        <w:t>02. Practise with fading help</w:t>
-      </w:r>
-    </w:p>
-    <w:p>
-      <w:r>
-        <w:t>Complete the supported Examples and Rubrics trace and record the first step you can explain without help.</w:t>
-      </w:r>
-    </w:p>
-    <w:p>
-      <w:pPr>
-        <w:spacing w:line="336" w:lineRule="auto" w:after="180"/>
-      </w:pPr>
-      <w:r>
-        <w:rPr>
-          <w:b w:val="0"/>
-        </w:rPr>
-        <w:t xml:space="preserve">Use W2: Trace missing </w:t>
-      </w:r>
-      <w:r>
-        <w:rPr>
-          <w:b/>
-        </w:rPr>
-        <w:t>evidence</w:t>
-      </w:r>
-      <w:r>
-        <w:rPr>
-          <w:b w:val="0"/>
-        </w:rPr>
-        <w:t xml:space="preserve"> for Prompt </w:t>
-      </w:r>
-      <w:r>
-        <w:rPr>
-          <w:b/>
-        </w:rPr>
-        <w:t>specification</w:t>
-      </w:r>
-      <w:r>
-        <w:rPr>
-          <w:b w:val="0"/>
-        </w:rPr>
-        <w:t>s. Record the answer once; the lesson and workbook refer to the same attempt.</w:t>
-      </w:r>
-    </w:p>
-    <w:tbl>
-      <w:tblPr>
-        <w:tblStyle w:val="LightShading-Accent1"/>
-        <w:tblW w:type="auto" w:w="0"/>
-        <w:tblLook w:firstColumn="1" w:firstRow="1" w:lastColumn="0" w:lastRow="0" w:noHBand="0" w:noVBand="1" w:val="04A0"/>
-      </w:tblPr>
-      <w:tblGrid>
-        <w:gridCol w:w="2556"/>
-        <w:gridCol w:w="2556"/>
-        <w:gridCol w:w="2556"/>
-        <w:gridCol w:w="2556"/>
-      </w:tblGrid>
-      <w:tr>
-        <w:trPr>
-          <w:tblHeader/>
-        </w:trPr>
-        <w:tc>
-          <w:tcPr>
-            <w:tcW w:type="dxa" w:w="2556"/>
-          </w:tcPr>
-          <w:p>
-            <w:r>
-              <w:t>Given inputs</w:t>
-            </w:r>
-          </w:p>
-        </w:tc>
-        <w:tc>
-          <w:tcPr>
-            <w:tcW w:type="dxa" w:w="2556"/>
-          </w:tcPr>
-          <w:p>
-            <w:r>
-              <w:t>Procedure I chose</w:t>
-            </w:r>
-          </w:p>
-        </w:tc>
-        <w:tc>
-          <w:tcPr>
-            <w:tcW w:type="dxa" w:w="2556"/>
-          </w:tcPr>
-          <w:p>
-            <w:r>
-              <w:t>Middle steps</w:t>
-            </w:r>
-          </w:p>
-        </w:tc>
-        <w:tc>
-          <w:tcPr>
-            <w:tcW w:type="dxa" w:w="2556"/>
-          </w:tcPr>
-          <w:p>
-            <w:r>
-              <w:t>Result and check</w:t>
-            </w:r>
-          </w:p>
-        </w:tc>
-      </w:tr>
-      <w:tr>
-        <w:tc>
-          <w:tcPr>
-            <w:tcW w:type="dxa" w:w="2556"/>
-          </w:tcPr>
-          <w:p>
-            <w:r/>
-          </w:p>
-        </w:tc>
-        <w:tc>
-          <w:tcPr>
-            <w:tcW w:type="dxa" w:w="2556"/>
-          </w:tcPr>
-          <w:p>
-            <w:r/>
-          </w:p>
-        </w:tc>
-        <w:tc>
-          <w:tcPr>
-            <w:tcW w:type="dxa" w:w="2556"/>
-          </w:tcPr>
-          <w:p>
-            <w:r/>
-          </w:p>
-        </w:tc>
-        <w:tc>
-          <w:tcPr>
-            <w:tcW w:type="dxa" w:w="2556"/>
-          </w:tcPr>
-          <w:p>
-            <w:r/>
-          </w:p>
-        </w:tc>
-      </w:tr>
-    </w:tbl>
-    <w:p>
-      <w:pPr>
-        <w:pStyle w:val="Heading3"/>
-      </w:pPr>
-      <w:r>
-        <w:t>The step I completed without help, and the hint I needed</w:t>
-      </w:r>
-    </w:p>
-    <w:p>
-      <w:r>
-        <w:t>________________________________________________________________</w:t>
-      </w:r>
-    </w:p>
-    <w:p>
-      <w:r>
-        <w:t>________________________________________________________________</w:t>
-      </w:r>
-    </w:p>
-    <w:p>
-      <w:r>
-        <w:t>________________________________________________________________</w:t>
-      </w:r>
-    </w:p>
-    <w:p>
-      <w:pPr>
-        <w:pStyle w:val="Heading1"/>
-      </w:pPr>
-      <w:r>
-        <w:t>03. Individual reasoning check</w:t>
-      </w:r>
-    </w:p>
-    <w:p>
-      <w:r>
-        <w:t>Check the proposed Examples and Rubrics explanation against the supplied facts before discussing it.</w:t>
-      </w:r>
-    </w:p>
-    <w:p>
-      <w:pPr>
-        <w:spacing w:line="336" w:lineRule="auto" w:after="180"/>
-      </w:pPr>
-      <w:r>
-        <w:rPr>
-          <w:b w:val="0"/>
-        </w:rPr>
-        <w:t xml:space="preserve">Use the worked case for Prompt </w:t>
-      </w:r>
-      <w:r>
-        <w:rPr>
-          <w:b/>
-        </w:rPr>
-        <w:t>specification</w:t>
-      </w:r>
-      <w:r>
-        <w:rPr>
-          <w:b w:val="0"/>
-        </w:rPr>
-        <w:t>s. Proposed explanation: “Prompt instructions guarantee compliance”. Decide whether this explanation is supported.</w:t>
-      </w:r>
-    </w:p>
-    <w:p>
-      <w:pPr>
-        <w:spacing w:line="336" w:lineRule="auto" w:after="180"/>
-      </w:pPr>
-      <w:r>
-        <w:rPr>
-          <w:b w:val="0"/>
-        </w:rPr>
-        <w:t>Point to the step or supplied fact that decides; explain your repair if needed.</w:t>
-      </w:r>
-    </w:p>
-    <w:p>
-      <w:pPr>
-        <w:pStyle w:val="Heading3"/>
-      </w:pPr>
-      <w:r>
-        <w:t>My explanation before partner discussion</w:t>
-      </w:r>
-    </w:p>
-    <w:p>
-      <w:r>
-        <w:t>________________________________________________________________</w:t>
-      </w:r>
-    </w:p>
-    <w:p>
-      <w:r>
-        <w:t>________________________________________________________________</w:t>
-      </w:r>
-    </w:p>
-    <w:p>
-      <w:r>
-        <w:t>________________________________________________________________</w:t>
-      </w:r>
-    </w:p>
-    <w:p>
-      <w:r>
-        <w:t>________________________________________________________________</w:t>
-      </w:r>
-    </w:p>
-    <w:p>
-      <w:pPr>
-        <w:pStyle w:val="Heading1"/>
-      </w:pPr>
-      <w:r>
-        <w:t>04. Independent transfer case</w:t>
-      </w:r>
-    </w:p>
-    <w:p>
-      <w:r>
-        <w:t>Write one first attempt at the reserved independent case before feedback. Repeated copies of that case refer to the same recorded attempt.</w:t>
-      </w:r>
-    </w:p>
-    <w:p>
-      <w:pPr>
-        <w:pStyle w:val="Heading3"/>
-      </w:pPr>
-      <w:r>
-        <w:t>Independent case: Changed independent case</w:t>
-      </w:r>
-    </w:p>
-    <w:p>
-      <w:pPr>
-        <w:spacing w:line="336" w:lineRule="auto" w:after="180"/>
-      </w:pPr>
-      <w:r>
-        <w:rPr>
-          <w:b w:val="0"/>
-        </w:rPr>
-        <w:t>Contract: exactly three bullets, at most50 words, and every factual claim supported by approved notes. A response has three bullets and35 words but one unsupported claim. Evaluate it.</w:t>
-      </w:r>
-    </w:p>
-    <w:p>
-      <w:pPr>
-        <w:pStyle w:val="Heading3"/>
-      </w:pPr>
-      <w:r>
-        <w:t>My independent explanation, trace and limits</w:t>
-      </w:r>
-    </w:p>
-    <w:p>
-      <w:r>
-        <w:t>________________________________________________________________</w:t>
-      </w:r>
-    </w:p>
-    <w:p>
-      <w:r>
-        <w:t>________________________________________________________________</w:t>
-      </w:r>
-    </w:p>
-    <w:p>
-      <w:r>
-        <w:t>________________________________________________________________</w:t>
-      </w:r>
-    </w:p>
-    <w:p>
-      <w:r>
-        <w:t>________________________________________________________________</w:t>
-      </w:r>
-    </w:p>
-    <w:p>
-      <w:r>
-        <w:t>________________________________________________________________</w:t>
-      </w:r>
-    </w:p>
-    <w:p>
-      <w:r>
-        <w:t>________________________________________________________________</w:t>
-      </w:r>
-    </w:p>
-    <w:p>
-      <w:r>
-        <w:t>________________________________________________________________</w:t>
-      </w:r>
-    </w:p>
-    <w:p>
-      <w:pPr>
-        <w:spacing w:line="336" w:lineRule="auto" w:after="180"/>
-      </w:pPr>
-      <w:r>
-        <w:rPr>
-          <w:b w:val="0"/>
-        </w:rPr>
-        <w:t xml:space="preserve">Attempt this case before feedback. Record any help. Earlier </w:t>
-      </w:r>
-      <w:r>
-        <w:rPr>
-          <w:b/>
-        </w:rPr>
-        <w:t>example</w:t>
-      </w:r>
-      <w:r>
-        <w:rPr>
-          <w:b w:val="0"/>
-        </w:rPr>
-        <w:t>s below are further practice; a case already practised with feedback cannot establish fresh transfer.</w:t>
-      </w:r>
-    </w:p>
-    <w:p>
-      <w:pPr>
-        <w:pStyle w:val="Heading1"/>
-      </w:pPr>
-      <w:r>
-        <w:t>05. Your learning target</w:t>
-      </w:r>
-    </w:p>
-    <w:p>
-      <w:r>
-        <w:t>Connect the Examples and Rubrics target to a trace and a justified conclusion.</w:t>
-      </w:r>
-    </w:p>
-    <w:p>
-      <w:pPr>
-        <w:spacing w:line="336" w:lineRule="auto" w:after="180"/>
-      </w:pPr>
-      <w:r>
-        <w:rPr>
-          <w:b w:val="0"/>
-        </w:rPr>
-        <w:t xml:space="preserve">A </w:t>
-      </w:r>
-      <w:r>
-        <w:rPr>
-          <w:b/>
-        </w:rPr>
-        <w:t>rubric</w:t>
-      </w:r>
-      <w:r>
-        <w:rPr>
-          <w:b w:val="0"/>
-        </w:rPr>
-        <w:t xml:space="preserve"> gives 1 point each for correct fact, two bullets and source citation. An answer gets all three but its citation supports a different claim. Explain the scoring defect.</w:t>
-      </w:r>
-    </w:p>
-    <w:p>
-      <w:pPr>
-        <w:pStyle w:val="Heading1"/>
-      </w:pPr>
-      <w:r>
-        <w:t>06. Solve the given case</w:t>
-      </w:r>
-    </w:p>
-    <w:p>
-      <w:r>
-        <w:t>Solve the supplied Examples and Rubrics case and show the deciding evidence.</w:t>
-      </w:r>
-    </w:p>
-    <w:p>
-      <w:pPr>
-        <w:spacing w:line="336" w:lineRule="auto" w:after="180"/>
-      </w:pPr>
-      <w:r>
-        <w:rPr>
-          <w:b w:val="0"/>
-        </w:rPr>
-        <w:t xml:space="preserve">A </w:t>
-      </w:r>
-      <w:r>
-        <w:rPr>
-          <w:b/>
-        </w:rPr>
-        <w:t>rubric</w:t>
-      </w:r>
-      <w:r>
-        <w:rPr>
-          <w:b w:val="0"/>
-        </w:rPr>
-        <w:t xml:space="preserve"> gives one point each for correctness, </w:t>
-      </w:r>
-      <w:r>
-        <w:rPr>
-          <w:b/>
-        </w:rPr>
-        <w:t>evidence</w:t>
-      </w:r>
-      <w:r>
-        <w:rPr>
-          <w:b w:val="0"/>
-        </w:rPr>
-        <w:t xml:space="preserve"> and clarity. An answer is correct and clear but unsupported.</w:t>
-      </w:r>
-    </w:p>
-    <w:p>
-      <w:pPr>
-        <w:spacing w:line="336" w:lineRule="auto" w:after="180"/>
-      </w:pPr>
-      <w:r>
-        <w:rPr>
-          <w:b w:val="0"/>
-        </w:rPr>
-        <w:t>Score and give feedback.</w:t>
-      </w:r>
-    </w:p>
-    <w:p>
-      <w:pPr>
-        <w:spacing w:line="336" w:lineRule="auto" w:after="180"/>
-      </w:pPr>
-      <w:r>
-        <w:rPr>
-          <w:b w:val="0"/>
-        </w:rPr>
-        <w:t xml:space="preserve">Show your trace, calculation or </w:t>
-      </w:r>
-      <w:r>
-        <w:rPr>
-          <w:b/>
-        </w:rPr>
-        <w:t>evidence</w:t>
-      </w:r>
-    </w:p>
-    <w:p>
-      <w:pPr>
-        <w:pStyle w:val="Heading3"/>
-      </w:pPr>
-      <w:r>
-        <w:t>Write or draw your reasoning and evidence.</w:t>
-      </w:r>
-    </w:p>
-    <w:p>
-      <w:r>
-        <w:t>________________________________________________________________</w:t>
-      </w:r>
-    </w:p>
-    <w:p>
-      <w:r>
-        <w:t>________________________________________________________________</w:t>
-      </w:r>
-    </w:p>
-    <w:p>
-      <w:r>
-        <w:t>________________________________________________________________</w:t>
-      </w:r>
-    </w:p>
-    <w:p>
-      <w:r>
-        <w:t>________________________________________________________________</w:t>
-      </w:r>
-    </w:p>
-    <w:p>
-      <w:r>
-        <w:t>________________________________________________________________</w:t>
-      </w:r>
-    </w:p>
-    <w:p>
-      <w:pPr>
-        <w:pStyle w:val="Heading1"/>
-      </w:pPr>
-      <w:r>
-        <w:t>07. Check a changed case</w:t>
-      </w:r>
-    </w:p>
-    <w:p>
-      <w:r>
-        <w:t>Apply the procedure to the changed case and record why the conclusion follows.</w:t>
-      </w:r>
-    </w:p>
-    <w:p>
-      <w:pPr>
-        <w:spacing w:line="336" w:lineRule="auto" w:after="180"/>
-      </w:pPr>
-      <w:r>
-        <w:rPr>
-          <w:b w:val="0"/>
-        </w:rPr>
-        <w:t xml:space="preserve">A sample answer has two facts and a citation. A new answer imitates its style but invents the citation. Should a </w:t>
-      </w:r>
-      <w:r>
-        <w:rPr>
-          <w:b/>
-        </w:rPr>
-        <w:t>rubric</w:t>
-      </w:r>
-      <w:r>
-        <w:rPr>
-          <w:b w:val="0"/>
-        </w:rPr>
-        <w:t xml:space="preserve"> award full credit? Explain one </w:t>
-      </w:r>
-      <w:r>
-        <w:rPr>
-          <w:b/>
-        </w:rPr>
-        <w:t>criterion</w:t>
-      </w:r>
-      <w:r>
-        <w:rPr>
-          <w:b w:val="0"/>
-        </w:rPr>
-        <w:t>.</w:t>
-      </w:r>
-    </w:p>
-    <w:p>
-      <w:pPr>
-        <w:spacing w:line="336" w:lineRule="auto" w:after="180"/>
-      </w:pPr>
-      <w:r>
-        <w:rPr>
-          <w:b w:val="0"/>
-        </w:rPr>
-        <w:t>My independent answer and reason</w:t>
-      </w:r>
-    </w:p>
-    <w:p>
-      <w:pPr>
-        <w:pStyle w:val="Heading3"/>
-      </w:pPr>
-      <w:r>
-        <w:t>Write or draw your reasoning and evidence.</w:t>
-      </w:r>
-    </w:p>
-    <w:p>
-      <w:r>
-        <w:t>________________________________________________________________</w:t>
-      </w:r>
-    </w:p>
-    <w:p>
-      <w:r>
-        <w:t>________________________________________________________________</w:t>
-      </w:r>
-    </w:p>
-    <w:p>
-      <w:r>
-        <w:t>________________________________________________________________</w:t>
-      </w:r>
-    </w:p>
-    <w:p>
-      <w:r>
-        <w:t>________________________________________________________________</w:t>
-      </w:r>
-    </w:p>
-    <w:p>
-      <w:r>
-        <w:t>________________________________________________________________</w:t>
-      </w:r>
-    </w:p>
-    <w:p>
-      <w:pPr>
-        <w:pStyle w:val="Heading3"/>
-      </w:pPr>
-      <w:r>
-        <w:t>Week 6 Test and reflect</w:t>
-      </w:r>
-    </w:p>
-    <w:p>
-      <w:pPr>
-        <w:pStyle w:val="Heading1"/>
-      </w:pPr>
-      <w:r>
-        <w:t>08. Design a revealing test</w:t>
-      </w:r>
-    </w:p>
-    <w:p>
-      <w:r>
-        <w:t>Specify a changed input, expected result and observation separately.</w:t>
-      </w:r>
-    </w:p>
-    <w:p>
-      <w:pPr>
-        <w:spacing w:line="336" w:lineRule="auto" w:after="180"/>
-      </w:pPr>
-      <w:r>
-        <w:rPr>
-          <w:b w:val="0"/>
-        </w:rPr>
-        <w:t xml:space="preserve">Create a changed </w:t>
-      </w:r>
-      <w:r>
-        <w:rPr>
-          <w:b/>
-        </w:rPr>
-        <w:t>input</w:t>
-      </w:r>
-      <w:r>
-        <w:rPr>
-          <w:b w:val="0"/>
-        </w:rPr>
-        <w:t>, boundary case or missing-information case. Write the expected answer or safe response before testing.</w:t>
-      </w:r>
-    </w:p>
-    <w:tbl>
-      <w:tblPr>
-        <w:tblStyle w:val="LightShading-Accent1"/>
-        <w:tblW w:type="auto" w:w="0"/>
-        <w:tblLook w:firstColumn="1" w:firstRow="1" w:lastColumn="0" w:lastRow="0" w:noHBand="0" w:noVBand="1" w:val="04A0"/>
-      </w:tblPr>
-      <w:tblGrid>
-        <w:gridCol w:w="5112"/>
-        <w:gridCol w:w="5112"/>
-      </w:tblGrid>
-      <w:tr>
-        <w:trPr>
-          <w:tblHeader/>
-        </w:trPr>
-        <w:tc>
-          <w:tcPr>
-            <w:tcW w:type="dxa" w:w="5112"/>
-          </w:tcPr>
-          <w:p>
-            <w:r>
-              <w:t>Test record</w:t>
-            </w:r>
-          </w:p>
-        </w:tc>
-        <w:tc>
-          <w:tcPr>
-            <w:tcW w:type="dxa" w:w="5112"/>
-          </w:tcPr>
-          <w:p>
-            <w:r>
-              <w:t>My evidence</w:t>
-            </w:r>
-          </w:p>
-        </w:tc>
-      </w:tr>
-      <w:tr>
-        <w:tc>
-          <w:tcPr>
-            <w:tcW w:type="dxa" w:w="5112"/>
-          </w:tcPr>
-          <w:p>
-            <w:r>
-              <w:t>Changed input or condition</w:t>
-            </w:r>
-          </w:p>
-        </w:tc>
-        <w:tc>
-          <w:tcPr>
-            <w:tcW w:type="dxa" w:w="5112"/>
-          </w:tcPr>
-          <w:p>
-            <w:r/>
-          </w:p>
-        </w:tc>
-      </w:tr>
-      <w:tr>
-        <w:tc>
-          <w:tcPr>
-            <w:tcW w:type="dxa" w:w="5112"/>
-          </w:tcPr>
-          <w:p>
-            <w:r>
-              <w:t>Expected answer or fallback</w:t>
-            </w:r>
-          </w:p>
-        </w:tc>
-        <w:tc>
-          <w:tcPr>
-            <w:tcW w:type="dxa" w:w="5112"/>
-          </w:tcPr>
-          <w:p>
-            <w:r/>
-          </w:p>
-        </w:tc>
-      </w:tr>
-      <w:tr>
-        <w:tc>
-          <w:tcPr>
-            <w:tcW w:type="dxa" w:w="5112"/>
-          </w:tcPr>
-          <w:p>
-            <w:r>
-              <w:t>Observed result</w:t>
-            </w:r>
-          </w:p>
-        </w:tc>
-        <w:tc>
-          <w:tcPr>
-            <w:tcW w:type="dxa" w:w="5112"/>
-          </w:tcPr>
-          <w:p>
-            <w:r/>
-          </w:p>
-        </w:tc>
-      </w:tr>
-      <w:tr>
-        <w:tc>
-          <w:tcPr>
-            <w:tcW w:type="dxa" w:w="5112"/>
-          </w:tcPr>
-          <w:p>
-            <w:r>
-              <w:t>Why the result occurred</w:t>
-            </w:r>
-          </w:p>
-        </w:tc>
-        <w:tc>
-          <w:tcPr>
-            <w:tcW w:type="dxa" w:w="5112"/>
-          </w:tcPr>
-          <w:p>
-            <w:r/>
-          </w:p>
-        </w:tc>
-      </w:tr>
-    </w:tbl>
-    <w:p>
-      <w:pPr>
-        <w:pStyle w:val="Heading1"/>
-      </w:pPr>
-      <w:r>
-        <w:t>09. Project checkpoint</w:t>
-      </w:r>
-    </w:p>
-    <w:p>
-      <w:r>
-        <w:t>Justify what Examples and Rubrics adds to Verified Study Buddy and keep the evidence.</w:t>
-      </w:r>
-    </w:p>
-    <w:p>
-      <w:pPr>
-        <w:spacing w:line="336" w:lineRule="auto" w:after="180"/>
-      </w:pPr>
-      <w:r>
-        <w:rPr>
-          <w:b w:val="0"/>
-        </w:rPr>
-        <w:t xml:space="preserve">Use </w:t>
-      </w:r>
-      <w:r>
-        <w:rPr>
-          <w:b/>
-        </w:rPr>
-        <w:t>example</w:t>
-      </w:r>
-      <w:r>
-        <w:rPr>
-          <w:b w:val="0"/>
-        </w:rPr>
-        <w:t xml:space="preserve">s to show answer style and a </w:t>
-      </w:r>
-      <w:r>
-        <w:rPr>
-          <w:b/>
-        </w:rPr>
-        <w:t>rubric</w:t>
-      </w:r>
-      <w:r>
-        <w:rPr>
-          <w:b w:val="0"/>
-        </w:rPr>
-        <w:t xml:space="preserve"> to verify Study Buddy quality.</w:t>
-      </w:r>
-    </w:p>
-    <w:p>
-      <w:pPr>
-        <w:spacing w:line="336" w:lineRule="auto" w:after="180"/>
-      </w:pPr>
-      <w:r>
-        <w:rPr>
-          <w:b w:val="0"/>
-        </w:rPr>
-        <w:t xml:space="preserve">The project change and </w:t>
-      </w:r>
-      <w:r>
-        <w:rPr>
-          <w:b/>
-        </w:rPr>
-        <w:t>evidence</w:t>
-      </w:r>
-      <w:r>
-        <w:rPr>
-          <w:b w:val="0"/>
-        </w:rPr>
-        <w:t xml:space="preserve"> I will keep</w:t>
-      </w:r>
-    </w:p>
-    <w:p>
-      <w:pPr>
-        <w:pStyle w:val="Heading3"/>
-      </w:pPr>
-      <w:r>
-        <w:t>Write or draw your reasoning and evidence.</w:t>
-      </w:r>
-    </w:p>
-    <w:p>
-      <w:r>
-        <w:t>________________________________________________________________</w:t>
-      </w:r>
-    </w:p>
-    <w:p>
-      <w:r>
-        <w:t>________________________________________________________________</w:t>
-      </w:r>
-    </w:p>
-    <w:p>
-      <w:r>
-        <w:t>________________________________________________________________</w:t>
-      </w:r>
-    </w:p>
-    <w:p>
-      <w:r>
-        <w:t>________________________________________________________________</w:t>
-      </w:r>
-    </w:p>
-    <w:p>
-      <w:r>
-        <w:t>________________________________________________________________</w:t>
-      </w:r>
-    </w:p>
-    <w:p>
-      <w:pPr>
-        <w:pStyle w:val="Heading1"/>
-      </w:pPr>
-      <w:r>
-        <w:t>10. Self check</w:t>
-      </w:r>
-    </w:p>
-    <w:p>
-      <w:r>
-        <w:t>Judge explanation, evidence, transfer and limits separately; attach the work behind your judgement.</w:t>
-      </w:r>
-    </w:p>
-    <w:p>
-      <w:pPr>
-        <w:pStyle w:val="ListBullet"/>
-      </w:pPr>
-      <w:r>
-        <w:t>I can explain the mechanism.</w:t>
-      </w:r>
-    </w:p>
-    <w:p>
-      <w:pPr>
-        <w:pStyle w:val="ListBullet"/>
-      </w:pPr>
-      <w:r>
-        <w:t>I can show evidence.</w:t>
-      </w:r>
-    </w:p>
-    <w:p>
-      <w:pPr>
-        <w:pStyle w:val="ListBullet"/>
-      </w:pPr>
-      <w:r>
-        <w:t>I can handle a changed case.</w:t>
-      </w:r>
-    </w:p>
-    <w:p>
-      <w:pPr>
-        <w:pStyle w:val="ListBullet"/>
-      </w:pPr>
-      <w:r>
-        <w:t>I can name a limit.</w:t>
-      </w:r>
-    </w:p>
-    <w:p>
-      <w:r>
-        <w:t>Mark each as not yet, with help or independently, and attach supporting work.</w:t>
-      </w:r>
-    </w:p>
-    <w:p>
-      <w:pPr>
-        <w:spacing w:line="336" w:lineRule="auto" w:after="180"/>
-      </w:pPr>
-      <w:r>
-        <w:rPr>
-          <w:b w:val="0"/>
-        </w:rPr>
-        <w:t>Teacher review ____________________  Next step ____________________</w:t>
-      </w:r>
-    </w:p>
-    <w:p>
-      <w:pPr>
-        <w:pStyle w:val="Heading1"/>
-      </w:pPr>
-      <w:r>
-        <w:t>11. Transfer practice from the original programme</w:t>
-      </w:r>
-    </w:p>
-    <w:p>
-      <w:r>
-        <w:t>Use this earlier case as transfer practice. A case already discussed with feedback is not fresh assessment evidence.</w:t>
-      </w:r>
-    </w:p>
-    <w:p>
-      <w:pPr>
-        <w:spacing w:line="336" w:lineRule="auto" w:after="180"/>
-      </w:pPr>
-      <w:r>
-        <w:rPr>
-          <w:b w:val="0"/>
-        </w:rPr>
-        <w:t xml:space="preserve">A </w:t>
-      </w:r>
-      <w:r>
-        <w:rPr>
-          <w:b/>
-        </w:rPr>
-        <w:t>rubric</w:t>
-      </w:r>
-      <w:r>
-        <w:rPr>
-          <w:b w:val="0"/>
-        </w:rPr>
-        <w:t xml:space="preserve"> gives 1 point each for correct fact, two bullets and source citation. An answer gets all three but its citation supports a different claim. Explain the scoring defect.</w:t>
-      </w:r>
-    </w:p>
-    <w:p>
-      <w:pPr>
-        <w:pStyle w:val="Heading3"/>
-      </w:pPr>
-      <w:r>
-        <w:t>My independently reasoned answer</w:t>
-      </w:r>
-    </w:p>
-    <w:p>
-      <w:r>
-        <w:t>________________________________________________________________</w:t>
-      </w:r>
-    </w:p>
-    <w:p>
-      <w:r>
-        <w:t>________________________________________________________________</w:t>
-      </w:r>
-    </w:p>
-    <w:p>
-      <w:r>
-        <w:t>________________________________________________________________</w:t>
-      </w:r>
-    </w:p>
-    <w:p>
-      <w:r>
-        <w:t>________________________________________________________________</w:t>
-      </w:r>
-    </w:p>
-    <w:p>
-      <w:r>
-        <w:t>________________________________________________________________</w:t>
-      </w:r>
-    </w:p>
-    <w:p>
-      <w:r>
-        <w:t>________________________________________________________________</w:t>
-      </w:r>
-    </w:p>
-    <w:p>
-      <w:r>
-        <w:t>________________________________________________________________</w:t>
-      </w:r>
-    </w:p>
-    <w:p>
-      <w:pPr>
-        <w:spacing w:line="336" w:lineRule="auto" w:after="180"/>
-      </w:pPr>
-      <w:r>
-        <w:rPr>
-          <w:b w:val="0"/>
-        </w:rPr>
-        <w:t>Record support used: none, hint or teacher explanation.</w:t>
-      </w:r>
-    </w:p>
-    <w:p>
-      <w:pPr>
-        <w:pStyle w:val="Heading1"/>
-      </w:pPr>
-      <w:r>
-        <w:t>12. W1 Name the contract</w:t>
-      </w:r>
-    </w:p>
-    <w:p>
-      <w:r>
-        <w:t>Name the contract. Apply the supplied Examples and Rubrics facts and keep your reasoning.</w:t>
+        <w:pStyle w:val="Heading2"/>
+      </w:pPr>
+      <w:r>
+        <w:t>Review · Earlier room task and saved response · reference / check after trying</w:t>
       </w:r>
     </w:p>
     <w:p>
@@ -1219,12 +324,104 @@
         <w:pStyle w:val="Heading1"/>
       </w:pPr>
       <w:r>
-        <w:t>13. W2 Trace missing evidence</w:t>
-      </w:r>
-    </w:p>
-    <w:p>
-      <w:r>
-        <w:t>Trace missing evidence. Apply the supplied Examples and Rubrics facts and keep your reasoning.</w:t>
+        <w:t>13. W2 · Score the complete candidate pair</w:t>
+      </w:r>
+    </w:p>
+    <w:p>
+      <w:r>
+        <w:t>Use the current rubric; earlier room-report questions retain separate saved answers.</w:t>
+      </w:r>
+    </w:p>
+    <w:p>
+      <w:pPr>
+        <w:pStyle w:val="Heading2"/>
+      </w:pPr>
+      <w:r>
+        <w:t>Current source and rubric</w:t>
+      </w:r>
+    </w:p>
+    <w:p>
+      <w:pPr>
+        <w:spacing w:line="336" w:lineRule="auto" w:after="180"/>
+      </w:pPr>
+      <w:r>
+        <w:rPr>
+          <w:b w:val="0"/>
+        </w:rPr>
+        <w:t>Format-only example: Question What is a fox?/Answer A mammal. It demonstrates layout, not approved evidence for the frog. Current rubric: exactly Question/Answer fields;one question about the frog;all answer facts supported by N;at most20 content words split on whitespace,excluding labels. N says a frog is an amphibian. Original Question What is a frog?/Answer A mammal has6words.</w:t>
+      </w:r>
+    </w:p>
+    <w:p>
+      <w:pPr>
+        <w:spacing w:line="336" w:lineRule="auto" w:after="180"/>
+      </w:pPr>
+      <w:r>
+        <w:rPr>
+          <w:b w:val="0"/>
+        </w:rPr>
+        <w:t>Changed Answer An amphibian only has2words. Repaired Question What is a frog?/Answer An amphibian has6words. Every criterion is mandatory.</w:t>
+      </w:r>
+    </w:p>
+    <w:p>
+      <w:pPr>
+        <w:pStyle w:val="Heading2"/>
+      </w:pPr>
+      <w:r>
+        <w:t>Current task and new response</w:t>
+      </w:r>
+    </w:p>
+    <w:p>
+      <w:pPr>
+        <w:pStyle w:val="ListBullet"/>
+      </w:pPr>
+      <w:r>
+        <w:t>For the complete original and changed frog cards, record each of the four rubric outcomes, a deciding fact and the full-pass decision. Then write a complete repaired card. Keep content-word counts separate from the support judgment.</w:t>
+      </w:r>
+    </w:p>
+    <w:p>
+      <w:pPr>
+        <w:pStyle w:val="Heading3"/>
+      </w:pPr>
+      <w:r>
+        <w:t>My current examples-and-rubrics reasoning</w:t>
+      </w:r>
+    </w:p>
+    <w:p>
+      <w:r>
+        <w:t>________________________________________________________________</w:t>
+      </w:r>
+    </w:p>
+    <w:p>
+      <w:r>
+        <w:t>________________________________________________________________</w:t>
+      </w:r>
+    </w:p>
+    <w:p>
+      <w:r>
+        <w:t>________________________________________________________________</w:t>
+      </w:r>
+    </w:p>
+    <w:p>
+      <w:r>
+        <w:t>________________________________________________________________</w:t>
+      </w:r>
+    </w:p>
+    <w:p>
+      <w:r>
+        <w:t>________________________________________________________________</w:t>
+      </w:r>
+    </w:p>
+    <w:p>
+      <w:r>
+        <w:t>________________________________________________________________</w:t>
+      </w:r>
+    </w:p>
+    <w:p>
+      <w:pPr>
+        <w:pStyle w:val="Heading2"/>
+      </w:pPr>
+      <w:r>
+        <w:t>Review · Earlier room task and saved response · reference / check after trying</w:t>
       </w:r>
     </w:p>
     <w:p>
@@ -1281,12 +478,104 @@
         <w:pStyle w:val="Heading1"/>
       </w:pPr>
       <w:r>
-        <w:t>14. W3 Reject an embedded command</w:t>
-      </w:r>
-    </w:p>
-    <w:p>
-      <w:r>
-        <w:t>Reject an embedded command. Apply the supplied Examples and Rubrics facts and keep your reasoning.</w:t>
+        <w:t>14. W3 · Repair a mandatory-gate mistake</w:t>
+      </w:r>
+    </w:p>
+    <w:p>
+      <w:r>
+        <w:t>Use the current rubric; earlier room-report questions retain separate saved answers.</w:t>
+      </w:r>
+    </w:p>
+    <w:p>
+      <w:pPr>
+        <w:pStyle w:val="Heading2"/>
+      </w:pPr>
+      <w:r>
+        <w:t>Current source and rubric</w:t>
+      </w:r>
+    </w:p>
+    <w:p>
+      <w:pPr>
+        <w:spacing w:line="336" w:lineRule="auto" w:after="180"/>
+      </w:pPr>
+      <w:r>
+        <w:rPr>
+          <w:b w:val="0"/>
+        </w:rPr>
+        <w:t>Format-only example: Question What is a fox?/Answer A mammal. It demonstrates layout, not approved evidence for the frog. Current rubric: exactly Question/Answer fields;one question about the frog;all answer facts supported by N;at most20 content words split on whitespace,excluding labels. N says a frog is an amphibian. Original Question What is a frog?/Answer A mammal has6words.</w:t>
+      </w:r>
+    </w:p>
+    <w:p>
+      <w:pPr>
+        <w:spacing w:line="336" w:lineRule="auto" w:after="180"/>
+      </w:pPr>
+      <w:r>
+        <w:rPr>
+          <w:b w:val="0"/>
+        </w:rPr>
+        <w:t>Changed Answer An amphibian only has2words. Repaired Question What is a frog?/Answer An amphibian has6words. Every criterion is mandatory.</w:t>
+      </w:r>
+    </w:p>
+    <w:p>
+      <w:pPr>
+        <w:pStyle w:val="Heading2"/>
+      </w:pPr>
+      <w:r>
+        <w:t>Current task and new response</w:t>
+      </w:r>
+    </w:p>
+    <w:p>
+      <w:pPr>
+        <w:pStyle w:val="ListBullet"/>
+      </w:pPr>
+      <w:r>
+        <w:t>A card passes three of four checks but fails mandatory factual support. Is it a full pass? Use the declared rubric to explain.</w:t>
+      </w:r>
+    </w:p>
+    <w:p>
+      <w:pPr>
+        <w:pStyle w:val="Heading3"/>
+      </w:pPr>
+      <w:r>
+        <w:t>My current examples-and-rubrics reasoning</w:t>
+      </w:r>
+    </w:p>
+    <w:p>
+      <w:r>
+        <w:t>________________________________________________________________</w:t>
+      </w:r>
+    </w:p>
+    <w:p>
+      <w:r>
+        <w:t>________________________________________________________________</w:t>
+      </w:r>
+    </w:p>
+    <w:p>
+      <w:r>
+        <w:t>________________________________________________________________</w:t>
+      </w:r>
+    </w:p>
+    <w:p>
+      <w:r>
+        <w:t>________________________________________________________________</w:t>
+      </w:r>
+    </w:p>
+    <w:p>
+      <w:r>
+        <w:t>________________________________________________________________</w:t>
+      </w:r>
+    </w:p>
+    <w:p>
+      <w:r>
+        <w:t>________________________________________________________________</w:t>
+      </w:r>
+    </w:p>
+    <w:p>
+      <w:pPr>
+        <w:pStyle w:val="Heading2"/>
+      </w:pPr>
+      <w:r>
+        <w:t>Review · Earlier room task and saved response · reference / check after trying</w:t>
       </w:r>
     </w:p>
     <w:p>
@@ -1343,12 +632,20 @@
         <w:pStyle w:val="Heading1"/>
       </w:pPr>
       <w:r>
-        <w:t>15. W4 Trace new cases independently</w:t>
-      </w:r>
-    </w:p>
-    <w:p>
-      <w:r>
-        <w:t>Attempt before feedback. If this repeats the selected independent case, reuse that first attempt; otherwise keep a separate record. Trace new cases independently. Apply the supplied Examples and Rubrics facts and keep your reasoning.</w:t>
+        <w:t>16. W5 · Design a revealing rubric follow-up</w:t>
+      </w:r>
+    </w:p>
+    <w:p>
+      <w:r>
+        <w:t>Use the current rubric; earlier room-report questions retain separate saved answers.</w:t>
+      </w:r>
+    </w:p>
+    <w:p>
+      <w:pPr>
+        <w:pStyle w:val="Heading2"/>
+      </w:pPr>
+      <w:r>
+        <w:t>Current source and rubric</w:t>
       </w:r>
     </w:p>
     <w:p>
@@ -1359,31 +656,34 @@
         <w:rPr>
           <w:b w:val="0"/>
         </w:rPr>
-        <w:t xml:space="preserve">Approval P names room F; register Q names room F with capacity 9. Give the semantic </w:t>
-      </w:r>
-      <w:r>
-        <w:rPr>
-          <w:b/>
-        </w:rPr>
-        <w:t>output</w:t>
-      </w:r>
+        <w:t>Format-only example: Question What is a fox?/Answer A mammal. It demonstrates layout, not approved evidence for the frog. Current rubric: exactly Question/Answer fields;one question about the frog;all answer facts supported by N;at most20 content words split on whitespace,excluding labels. N says a frog is an amphibian. Original Question What is a frog?/Answer A mammal has6words.</w:t>
+      </w:r>
+    </w:p>
+    <w:p>
+      <w:pPr>
+        <w:spacing w:line="336" w:lineRule="auto" w:after="180"/>
+      </w:pPr>
       <w:r>
         <w:rPr>
           <w:b w:val="0"/>
         </w:rPr>
-        <w:t xml:space="preserve">. Now replace Q with a register for room G capacity 9. Give the new </w:t>
-      </w:r>
-      <w:r>
-        <w:rPr>
-          <w:b/>
-        </w:rPr>
-        <w:t>output</w:t>
-      </w:r>
-      <w:r>
-        <w:rPr>
-          <w:b w:val="0"/>
-        </w:rPr>
-        <w:t xml:space="preserve"> and explain why equal numbers do not fix the room mismatch.</w:t>
+        <w:t>Changed Answer An amphibian only has2words. Repaired Question What is a frog?/Answer An amphibian has6words. Every criterion is mandatory.</w:t>
+      </w:r>
+    </w:p>
+    <w:p>
+      <w:pPr>
+        <w:pStyle w:val="Heading2"/>
+      </w:pPr>
+      <w:r>
+        <w:t>Current task and new response</w:t>
+      </w:r>
+    </w:p>
+    <w:p>
+      <w:pPr>
+        <w:pStyle w:val="ListBullet"/>
+      </w:pPr>
+      <w:r>
+        <w:t>Propose a complete changed frog card that keeps the correct structure but fails one other mandatory criterion. State the predicted criterion outcomes before checking; retain approved N and the rubric. Do not reuse the selected independent three-bullet case.</w:t>
       </w:r>
     </w:p>
     <w:p>
@@ -1391,7 +691,7 @@
         <w:pStyle w:val="Heading3"/>
       </w:pPr>
       <w:r>
-        <w:t>My reasoning and evidence</w:t>
+        <w:t>My current examples-and-rubrics reasoning</w:t>
       </w:r>
     </w:p>
     <w:p>
@@ -1425,26 +725,11 @@
       </w:r>
     </w:p>
     <w:p>
-      <w:r>
-        <w:t>________________________________________________________________</w:t>
-      </w:r>
-    </w:p>
-    <w:p>
-      <w:r>
-        <w:t>________________________________________________________________</w:t>
-      </w:r>
-    </w:p>
-    <w:p>
-      <w:pPr>
-        <w:pStyle w:val="Heading1"/>
-      </w:pPr>
-      <w:r>
-        <w:t>16. W5 Write observable criteria</w:t>
-      </w:r>
-    </w:p>
-    <w:p>
-      <w:r>
-        <w:t>Write observable criteria. Apply the supplied Examples and Rubrics facts and keep your reasoning.</w:t>
+      <w:pPr>
+        <w:pStyle w:val="Heading2"/>
+      </w:pPr>
+      <w:r>
+        <w:t>Review · Earlier room task and saved response · reference / check after trying</w:t>
       </w:r>
     </w:p>
     <w:p>
@@ -1501,48 +786,36 @@
         <w:pStyle w:val="Heading1"/>
       </w:pPr>
       <w:r>
-        <w:t>17. Training objectives and data — W1 Name the target</w:t>
-      </w:r>
-    </w:p>
-    <w:p>
-      <w:r>
-        <w:t>Use the supplied Examples and Rubrics task to record your reasoning, evidence and next step.</w:t>
-      </w:r>
-    </w:p>
-    <w:p>
-      <w:pPr>
-        <w:spacing w:line="336" w:lineRule="auto" w:after="180"/>
-        <w:shd w:fill="F5F1FB"/>
-      </w:pPr>
-      <w:r>
-        <w:rPr>
-          <w:b w:val="0"/>
-        </w:rPr>
-        <w:t xml:space="preserve">What are the </w:t>
-      </w:r>
-      <w:r>
-        <w:rPr>
-          <w:b/>
-        </w:rPr>
-        <w:t>input</w:t>
-      </w:r>
-      <w:r>
-        <w:rPr>
-          <w:b w:val="0"/>
-        </w:rPr>
-        <w:t xml:space="preserve">, target and fitted preference in the supplied </w:t>
-      </w:r>
-      <w:r>
-        <w:rPr>
-          <w:b/>
-        </w:rPr>
-        <w:t>example</w:t>
-      </w:r>
-      <w:r>
-        <w:rPr>
-          <w:b w:val="0"/>
-        </w:rPr>
-        <w:t>s?</w:t>
+        <w:t>04. W4 · Evaluate a new response independently</w:t>
+      </w:r>
+    </w:p>
+    <w:p>
+      <w:r>
+        <w:t>Keep the first attempt before hints.</w:t>
+      </w:r>
+    </w:p>
+    <w:p>
+      <w:pPr>
+        <w:pStyle w:val="Heading2"/>
+      </w:pPr>
+      <w:r>
+        <w:t>Your evidence record</w:t>
+      </w:r>
+    </w:p>
+    <w:p>
+      <w:pPr>
+        <w:pStyle w:val="ListBullet"/>
+      </w:pPr>
+      <w:r>
+        <w:t>This independent task supplies its own three requirements and observed outcomes; it is different from the two-field frog-card rubric. Treat all three requirements as mandatory. No actual note or response text is supplied, so evaluate the stated evidence without inventing which claim was unsupported.</w:t>
+      </w:r>
+    </w:p>
+    <w:p>
+      <w:pPr>
+        <w:pStyle w:val="ListBullet"/>
+      </w:pPr>
+      <w:r>
+        <w:t>Contract: exactly three bullets, at most50 words, and every factual claim supported by approved notes. A response has three bullets and35 words but one unsupported claim. Evaluate it.</w:t>
       </w:r>
     </w:p>
     <w:p>
@@ -1550,7 +823,7 @@
         <w:pStyle w:val="Heading3"/>
       </w:pPr>
       <w:r>
-        <w:t>My reasoning and evidence</w:t>
+        <w:t>My independent explanation, trace and limits</w:t>
       </w:r>
     </w:p>
     <w:p>
@@ -1584,27 +857,69 @@
       </w:r>
     </w:p>
     <w:p>
+      <w:r>
+        <w:t>________________________________________________________________</w:t>
+      </w:r>
+    </w:p>
+    <w:p>
+      <w:pPr>
+        <w:pStyle w:val="ListBullet"/>
+      </w:pPr>
+      <w:r>
+        <w:t>Attempt this case before feedback. Record any help. Earlier examples below are further practice; a case already practised with feedback cannot establish fresh transfer.</w:t>
+      </w:r>
+    </w:p>
+    <w:p>
+      <w:pPr>
+        <w:pStyle w:val="Heading2"/>
+      </w:pPr>
+      <w:r>
+        <w:t>Earlier wording, alternatives and picture transcripts · reference / check after trying</w:t>
+      </w:r>
+    </w:p>
+    <w:p>
+      <w:pPr>
+        <w:pStyle w:val="Heading3"/>
+      </w:pPr>
+      <w:r>
+        <w:t>Independent case: Changed independent case</w:t>
+      </w:r>
+    </w:p>
+    <w:p>
       <w:pPr>
         <w:pStyle w:val="Heading1"/>
       </w:pPr>
       <w:r>
-        <w:t>18. Training objectives and data — W2 Compare token loss</w:t>
-      </w:r>
-    </w:p>
-    <w:p>
-      <w:r>
-        <w:t>Use the supplied Examples and Rubrics task to record your reasoning, evidence and next step.</w:t>
-      </w:r>
-    </w:p>
-    <w:p>
-      <w:pPr>
-        <w:spacing w:line="336" w:lineRule="auto" w:after="180"/>
-      </w:pPr>
-      <w:r>
-        <w:rPr>
-          <w:b w:val="0"/>
-        </w:rPr>
-        <w:t>Compute both mean losses for A and B and select lower loss.</w:t>
+        <w:t>09. Project · Keep the decision and evidence</w:t>
+      </w:r>
+    </w:p>
+    <w:p>
+      <w:r>
+        <w:t>Extend the existing project record.</w:t>
+      </w:r>
+    </w:p>
+    <w:p>
+      <w:pPr>
+        <w:pStyle w:val="Heading2"/>
+      </w:pPr>
+      <w:r>
+        <w:t>Your evidence record</w:t>
+      </w:r>
+    </w:p>
+    <w:p>
+      <w:pPr>
+        <w:pStyle w:val="ListBullet"/>
+      </w:pPr>
+      <w:r>
+        <w:t>Use examples to show answer style and a rubric to verify Study Buddy quality.</w:t>
+      </w:r>
+    </w:p>
+    <w:p>
+      <w:pPr>
+        <w:pStyle w:val="ListBullet"/>
+      </w:pPr>
+      <w:r>
+        <w:t>The project change and evidence I will keep</w:t>
       </w:r>
     </w:p>
     <w:p>
@@ -1612,7 +927,7 @@
         <w:pStyle w:val="Heading3"/>
       </w:pPr>
       <w:r>
-        <w:t>My reasoning and evidence</w:t>
+        <w:t>Write or draw your reasoning and evidence.</w:t>
       </w:r>
     </w:p>
     <w:p>
@@ -1641,254 +956,24 @@
       </w:r>
     </w:p>
     <w:p>
-      <w:r>
-        <w:t>________________________________________________________________</w:t>
-      </w:r>
-    </w:p>
-    <w:p>
       <w:pPr>
         <w:pStyle w:val="Heading1"/>
       </w:pPr>
       <w:r>
-        <w:t>19. Training objectives and data — W3 Audit the denominator</w:t>
-      </w:r>
-    </w:p>
-    <w:p>
-      <w:r>
-        <w:t>Use the supplied Examples and Rubrics task to record your reasoning, evidence and next step.</w:t>
-      </w:r>
-    </w:p>
-    <w:p>
-      <w:pPr>
-        <w:spacing w:line="336" w:lineRule="auto" w:after="180"/>
-        <w:shd w:fill="F5F1FB"/>
-      </w:pPr>
-      <w:r>
-        <w:rPr>
-          <w:b w:val="0"/>
-        </w:rPr>
-        <w:t>A report averages three tokens from one sequence and one from another. How does that differ from averaging the two sequence means?</w:t>
-      </w:r>
-    </w:p>
-    <w:p>
-      <w:pPr>
-        <w:pStyle w:val="Heading3"/>
-      </w:pPr>
-      <w:r>
-        <w:t>My reasoning and evidence</w:t>
-      </w:r>
-    </w:p>
-    <w:p>
-      <w:r>
-        <w:t>________________________________________________________________</w:t>
-      </w:r>
-    </w:p>
-    <w:p>
-      <w:r>
-        <w:t>________________________________________________________________</w:t>
-      </w:r>
-    </w:p>
-    <w:p>
-      <w:r>
-        <w:t>________________________________________________________________</w:t>
-      </w:r>
-    </w:p>
-    <w:p>
-      <w:r>
-        <w:t>________________________________________________________________</w:t>
-      </w:r>
-    </w:p>
-    <w:p>
-      <w:r>
-        <w:t>________________________________________________________________</w:t>
-      </w:r>
-    </w:p>
-    <w:p>
-      <w:r>
-        <w:t>________________________________________________________________</w:t>
-      </w:r>
-    </w:p>
-    <w:p>
-      <w:pPr>
-        <w:pStyle w:val="Heading1"/>
-      </w:pPr>
-      <w:r>
-        <w:t>20. Training objectives and data — W4 Evaluate new probabilities independently</w:t>
-      </w:r>
-    </w:p>
-    <w:p>
-      <w:r>
-        <w:t>Use the supplied Examples and Rubrics task to record your reasoning, evidence and next step.</w:t>
-      </w:r>
-    </w:p>
-    <w:p>
-      <w:pPr>
-        <w:spacing w:line="336" w:lineRule="auto" w:after="180"/>
-      </w:pPr>
-      <w:r>
-        <w:rPr>
-          <w:b w:val="0"/>
-        </w:rPr>
-        <w:t xml:space="preserve">Model C assigns target probabilities .25,.8; D assigns .4,.4 on two fresh target </w:t>
-      </w:r>
-      <w:r>
-        <w:rPr>
-          <w:b/>
-        </w:rPr>
-        <w:t>example</w:t>
-      </w:r>
-      <w:r>
-        <w:rPr>
-          <w:b w:val="0"/>
-        </w:rPr>
-        <w:t xml:space="preserve">s. Compute mean </w:t>
-      </w:r>
-      <w:r>
-        <w:rPr>
-          <w:b/>
-        </w:rPr>
-        <w:t>negative log loss</w:t>
-      </w:r>
-      <w:r>
-        <w:rPr>
-          <w:b w:val="0"/>
-        </w:rPr>
-        <w:t xml:space="preserve"> for each and select lower loss. Explain why the result does not establish citation correctness.</w:t>
-      </w:r>
-    </w:p>
-    <w:p>
-      <w:pPr>
-        <w:pStyle w:val="Heading3"/>
-      </w:pPr>
-      <w:r>
-        <w:t>My reasoning and evidence</w:t>
-      </w:r>
-    </w:p>
-    <w:p>
-      <w:r>
-        <w:t>________________________________________________________________</w:t>
-      </w:r>
-    </w:p>
-    <w:p>
-      <w:r>
-        <w:t>________________________________________________________________</w:t>
-      </w:r>
-    </w:p>
-    <w:p>
-      <w:r>
-        <w:t>________________________________________________________________</w:t>
-      </w:r>
-    </w:p>
-    <w:p>
-      <w:r>
-        <w:t>________________________________________________________________</w:t>
-      </w:r>
-    </w:p>
-    <w:p>
-      <w:r>
-        <w:t>________________________________________________________________</w:t>
-      </w:r>
-    </w:p>
-    <w:p>
-      <w:r>
-        <w:t>________________________________________________________________</w:t>
-      </w:r>
-    </w:p>
-    <w:p>
-      <w:r>
-        <w:t>________________________________________________________________</w:t>
-      </w:r>
-    </w:p>
-    <w:p>
-      <w:r>
-        <w:t>________________________________________________________________</w:t>
-      </w:r>
-    </w:p>
-    <w:p>
-      <w:pPr>
-        <w:pStyle w:val="Heading1"/>
-      </w:pPr>
-      <w:r>
-        <w:t>21. Training objectives and data — W5 Audit a contaminated split</w:t>
-      </w:r>
-    </w:p>
-    <w:p>
-      <w:r>
-        <w:t>Use the supplied Examples and Rubrics task to record your reasoning, evidence and next step.</w:t>
-      </w:r>
-    </w:p>
-    <w:p>
-      <w:pPr>
-        <w:spacing w:line="336" w:lineRule="auto" w:after="180"/>
-      </w:pPr>
-      <w:r>
-        <w:rPr>
-          <w:b w:val="0"/>
-        </w:rPr>
-        <w:t xml:space="preserve">A validation paragraph appears in </w:t>
-      </w:r>
-      <w:r>
-        <w:rPr>
-          <w:b/>
-        </w:rPr>
-        <w:t>training</w:t>
-      </w:r>
-      <w:r>
-        <w:rPr>
-          <w:b w:val="0"/>
-        </w:rPr>
-        <w:t xml:space="preserve"> after a file rename. Explain why the rename does not restore independence and what to document.</w:t>
-      </w:r>
-    </w:p>
-    <w:p>
-      <w:pPr>
-        <w:pStyle w:val="Heading3"/>
-      </w:pPr>
-      <w:r>
-        <w:t>My reasoning and evidence</w:t>
-      </w:r>
-    </w:p>
-    <w:p>
-      <w:r>
-        <w:t>________________________________________________________________</w:t>
-      </w:r>
-    </w:p>
-    <w:p>
-      <w:r>
-        <w:t>________________________________________________________________</w:t>
-      </w:r>
-    </w:p>
-    <w:p>
-      <w:r>
-        <w:t>________________________________________________________________</w:t>
-      </w:r>
-    </w:p>
-    <w:p>
-      <w:r>
-        <w:t>________________________________________________________________</w:t>
-      </w:r>
-    </w:p>
-    <w:p>
-      <w:r>
-        <w:t>________________________________________________________________</w:t>
-      </w:r>
-    </w:p>
-    <w:p>
-      <w:r>
-        <w:t>________________________________________________________________</w:t>
-      </w:r>
-    </w:p>
-    <w:p>
-      <w:pPr>
-        <w:pStyle w:val="Heading1"/>
-      </w:pPr>
-      <w:r>
-        <w:t>22. Feedback, return check and learning record</w:t>
-      </w:r>
-    </w:p>
-    <w:p>
-      <w:r>
-        <w:t>Record the first repaired step and a different case to revisit after a delay.</w:t>
+        <w:t>22. Feedback · Repair and return</w:t>
+      </w:r>
+    </w:p>
+    <w:p>
+      <w:r>
+        <w:t>Keep first attempt, repair and a changed-case check.</w:t>
+      </w:r>
+    </w:p>
+    <w:p>
+      <w:pPr>
+        <w:pStyle w:val="Heading2"/>
+      </w:pPr>
+      <w:r>
+        <w:t>Your evidence record</w:t>
       </w:r>
     </w:p>
     <w:tbl>
@@ -2029,13 +1114,202 @@
     </w:tbl>
     <w:p>
       <w:pPr>
+        <w:pStyle w:val="ListBullet"/>
+      </w:pPr>
+      <w:r>
+        <w:t>Revisit this idea with your teacher after a delay. Familiarity is different from explaining and using it on a changed case.</w:t>
+      </w:r>
+    </w:p>
+    <w:p>
+      <w:pPr>
+        <w:pStyle w:val="Heading1"/>
+      </w:pPr>
+      <w:r>
+        <w:t>10. Finish · Judge your evidence</w:t>
+      </w:r>
+    </w:p>
+    <w:p>
+      <w:r>
+        <w:t>Point to work that supports your judgement.</w:t>
+      </w:r>
+    </w:p>
+    <w:p>
+      <w:pPr>
+        <w:pStyle w:val="Heading2"/>
+      </w:pPr>
+      <w:r>
+        <w:t>Your evidence record</w:t>
+      </w:r>
+    </w:p>
+    <w:p>
+      <w:pPr>
+        <w:pStyle w:val="ListBullet"/>
+      </w:pPr>
+      <w:r>
+        <w:t>I can explain the mechanism. I can show evidence. I can handle a changed case. I can name a limit. Mark each as not yet, with help or independently, and attach supporting work.</w:t>
+      </w:r>
+    </w:p>
+    <w:p>
+      <w:pPr>
+        <w:pStyle w:val="ListBullet"/>
+      </w:pPr>
+      <w:r>
+        <w:t>Teacher review ____________________  Next step ____________________</w:t>
+      </w:r>
+    </w:p>
+    <w:p>
+      <w:pPr>
+        <w:pStyle w:val="Heading1"/>
+      </w:pPr>
+      <w:r>
+        <w:t>Reference bank and extra practice</w:t>
+      </w:r>
+    </w:p>
+    <w:p>
+      <w:pPr>
+        <w:pStyle w:val="Heading1"/>
+      </w:pPr>
+      <w:r>
+        <w:t>02. Reference · Supported W2 record</w:t>
+      </w:r>
+    </w:p>
+    <w:p>
+      <w:r>
+        <w:t>Use when helpful; keep this practice separate from the selected first attempt.</w:t>
+      </w:r>
+    </w:p>
+    <w:p>
+      <w:pPr>
+        <w:pStyle w:val="Heading2"/>
+      </w:pPr>
+      <w:r>
+        <w:t>Additional evidence</w:t>
+      </w:r>
+    </w:p>
+    <w:p>
+      <w:pPr>
         <w:spacing w:line="336" w:lineRule="auto" w:after="180"/>
       </w:pPr>
       <w:r>
         <w:rPr>
           <w:b w:val="0"/>
         </w:rPr>
-        <w:t>Revisit this idea with your teacher after a delay. Familiarity is different from explaining and using it on a changed case.</w:t>
+        <w:t>Earlier room-report completion practice: retain this task and saved response as review. Use the current W2 candidate-pair rubric task for this week’s supported practice.</w:t>
+      </w:r>
+    </w:p>
+    <w:tbl>
+      <w:tblPr>
+        <w:tblStyle w:val="LightShading-Accent1"/>
+        <w:tblW w:type="auto" w:w="0"/>
+        <w:tblLook w:firstColumn="1" w:firstRow="1" w:lastColumn="0" w:lastRow="0" w:noHBand="0" w:noVBand="1" w:val="04A0"/>
+      </w:tblPr>
+      <w:tblGrid>
+        <w:gridCol w:w="2556"/>
+        <w:gridCol w:w="2556"/>
+        <w:gridCol w:w="2556"/>
+        <w:gridCol w:w="2556"/>
+      </w:tblGrid>
+      <w:tr>
+        <w:trPr>
+          <w:tblHeader/>
+        </w:trPr>
+        <w:tc>
+          <w:tcPr>
+            <w:tcW w:type="dxa" w:w="2556"/>
+          </w:tcPr>
+          <w:p>
+            <w:r>
+              <w:t>Given inputs</w:t>
+            </w:r>
+          </w:p>
+        </w:tc>
+        <w:tc>
+          <w:tcPr>
+            <w:tcW w:type="dxa" w:w="2556"/>
+          </w:tcPr>
+          <w:p>
+            <w:r>
+              <w:t>Procedure I chose</w:t>
+            </w:r>
+          </w:p>
+        </w:tc>
+        <w:tc>
+          <w:tcPr>
+            <w:tcW w:type="dxa" w:w="2556"/>
+          </w:tcPr>
+          <w:p>
+            <w:r>
+              <w:t>Middle steps</w:t>
+            </w:r>
+          </w:p>
+        </w:tc>
+        <w:tc>
+          <w:tcPr>
+            <w:tcW w:type="dxa" w:w="2556"/>
+          </w:tcPr>
+          <w:p>
+            <w:r>
+              <w:t>Result and check</w:t>
+            </w:r>
+          </w:p>
+        </w:tc>
+      </w:tr>
+      <w:tr>
+        <w:tc>
+          <w:tcPr>
+            <w:tcW w:type="dxa" w:w="2556"/>
+          </w:tcPr>
+          <w:p>
+            <w:r/>
+          </w:p>
+        </w:tc>
+        <w:tc>
+          <w:tcPr>
+            <w:tcW w:type="dxa" w:w="2556"/>
+          </w:tcPr>
+          <w:p>
+            <w:r/>
+          </w:p>
+        </w:tc>
+        <w:tc>
+          <w:tcPr>
+            <w:tcW w:type="dxa" w:w="2556"/>
+          </w:tcPr>
+          <w:p>
+            <w:r/>
+          </w:p>
+        </w:tc>
+        <w:tc>
+          <w:tcPr>
+            <w:tcW w:type="dxa" w:w="2556"/>
+          </w:tcPr>
+          <w:p>
+            <w:r/>
+          </w:p>
+        </w:tc>
+      </w:tr>
+    </w:tbl>
+    <w:p>
+      <w:pPr>
+        <w:pStyle w:val="Heading3"/>
+      </w:pPr>
+      <w:r>
+        <w:t>The step I completed without help, and the hint I needed</w:t>
+      </w:r>
+    </w:p>
+    <w:p>
+      <w:r>
+        <w:t>________________________________________________________________</w:t>
+      </w:r>
+    </w:p>
+    <w:p>
+      <w:r>
+        <w:t>________________________________________________________________</w:t>
+      </w:r>
+    </w:p>
+    <w:p>
+      <w:r>
+        <w:t>________________________________________________________________</w:t>
       </w:r>
     </w:p>
     <w:p>
@@ -2043,12 +1317,1052 @@
         <w:pStyle w:val="Heading1"/>
       </w:pPr>
       <w:r>
-        <w:t>23. Pictorial case practice: Examples and Rubrics</w:t>
-      </w:r>
-    </w:p>
-    <w:p>
-      <w:r>
-        <w:t>A fictional Study Buddy creates question cards from a verified animal note. Explain the labelled step before checking the changed condition.</w:t>
+        <w:t>03. Extra practice · Repair a claim</w:t>
+      </w:r>
+    </w:p>
+    <w:p>
+      <w:r>
+        <w:t>Use when helpful; keep this practice separate from the selected first attempt.</w:t>
+      </w:r>
+    </w:p>
+    <w:p>
+      <w:pPr>
+        <w:pStyle w:val="Heading2"/>
+      </w:pPr>
+      <w:r>
+        <w:t>Additional evidence</w:t>
+      </w:r>
+    </w:p>
+    <w:p>
+      <w:pPr>
+        <w:spacing w:line="336" w:lineRule="auto" w:after="180"/>
+      </w:pPr>
+      <w:r>
+        <w:rPr>
+          <w:b w:val="0"/>
+        </w:rPr>
+        <w:t xml:space="preserve">Use the worked case for Prompt </w:t>
+      </w:r>
+      <w:r>
+        <w:rPr>
+          <w:b/>
+        </w:rPr>
+        <w:t>specification</w:t>
+      </w:r>
+      <w:r>
+        <w:rPr>
+          <w:b w:val="0"/>
+        </w:rPr>
+        <w:t>s. Proposed explanation: “Prompt instructions guarantee compliance”. Decide whether this explanation is supported.</w:t>
+      </w:r>
+    </w:p>
+    <w:p>
+      <w:pPr>
+        <w:spacing w:line="336" w:lineRule="auto" w:after="180"/>
+      </w:pPr>
+      <w:r>
+        <w:rPr>
+          <w:b w:val="0"/>
+        </w:rPr>
+        <w:t>Point to the step or supplied fact that decides; explain your repair if needed.</w:t>
+      </w:r>
+    </w:p>
+    <w:p>
+      <w:pPr>
+        <w:pStyle w:val="Heading3"/>
+      </w:pPr>
+      <w:r>
+        <w:t>My explanation before partner discussion</w:t>
+      </w:r>
+    </w:p>
+    <w:p>
+      <w:r>
+        <w:t>________________________________________________________________</w:t>
+      </w:r>
+    </w:p>
+    <w:p>
+      <w:r>
+        <w:t>________________________________________________________________</w:t>
+      </w:r>
+    </w:p>
+    <w:p>
+      <w:r>
+        <w:t>________________________________________________________________</w:t>
+      </w:r>
+    </w:p>
+    <w:p>
+      <w:r>
+        <w:t>________________________________________________________________</w:t>
+      </w:r>
+    </w:p>
+    <w:p>
+      <w:pPr>
+        <w:pStyle w:val="Heading1"/>
+      </w:pPr>
+      <w:r>
+        <w:t>05. Reference · Earlier target</w:t>
+      </w:r>
+    </w:p>
+    <w:p>
+      <w:r>
+        <w:t>Use when helpful; keep this practice separate from the selected first attempt.</w:t>
+      </w:r>
+    </w:p>
+    <w:p>
+      <w:pPr>
+        <w:pStyle w:val="Heading2"/>
+      </w:pPr>
+      <w:r>
+        <w:t>Additional evidence</w:t>
+      </w:r>
+    </w:p>
+    <w:p>
+      <w:pPr>
+        <w:spacing w:line="336" w:lineRule="auto" w:after="180"/>
+      </w:pPr>
+      <w:r>
+        <w:rPr>
+          <w:b w:val="0"/>
+        </w:rPr>
+        <w:t xml:space="preserve">A </w:t>
+      </w:r>
+      <w:r>
+        <w:rPr>
+          <w:b/>
+        </w:rPr>
+        <w:t>rubric</w:t>
+      </w:r>
+      <w:r>
+        <w:rPr>
+          <w:b w:val="0"/>
+        </w:rPr>
+        <w:t xml:space="preserve"> gives 1 point each for correct fact, two bullets and source citation. An answer gets all three but its citation supports a different claim. Explain the scoring defect.</w:t>
+      </w:r>
+    </w:p>
+    <w:p>
+      <w:pPr>
+        <w:pStyle w:val="Heading1"/>
+      </w:pPr>
+      <w:r>
+        <w:t>06. Extra practice · Earlier worked case</w:t>
+      </w:r>
+    </w:p>
+    <w:p>
+      <w:r>
+        <w:t>Use when helpful; keep this practice separate from the selected first attempt.</w:t>
+      </w:r>
+    </w:p>
+    <w:p>
+      <w:pPr>
+        <w:pStyle w:val="Heading2"/>
+      </w:pPr>
+      <w:r>
+        <w:t>Additional evidence</w:t>
+      </w:r>
+    </w:p>
+    <w:p>
+      <w:pPr>
+        <w:spacing w:line="336" w:lineRule="auto" w:after="180"/>
+      </w:pPr>
+      <w:r>
+        <w:rPr>
+          <w:b w:val="0"/>
+        </w:rPr>
+        <w:t xml:space="preserve">A </w:t>
+      </w:r>
+      <w:r>
+        <w:rPr>
+          <w:b/>
+        </w:rPr>
+        <w:t>rubric</w:t>
+      </w:r>
+      <w:r>
+        <w:rPr>
+          <w:b w:val="0"/>
+        </w:rPr>
+        <w:t xml:space="preserve"> gives one point each for correctness, </w:t>
+      </w:r>
+      <w:r>
+        <w:rPr>
+          <w:b/>
+        </w:rPr>
+        <w:t>evidence</w:t>
+      </w:r>
+      <w:r>
+        <w:rPr>
+          <w:b w:val="0"/>
+        </w:rPr>
+        <w:t xml:space="preserve"> and clarity. An answer is correct and clear but unsupported.</w:t>
+      </w:r>
+    </w:p>
+    <w:p>
+      <w:pPr>
+        <w:spacing w:line="336" w:lineRule="auto" w:after="180"/>
+      </w:pPr>
+      <w:r>
+        <w:rPr>
+          <w:b w:val="0"/>
+        </w:rPr>
+        <w:t>Score and give feedback.</w:t>
+      </w:r>
+    </w:p>
+    <w:p>
+      <w:pPr>
+        <w:spacing w:line="336" w:lineRule="auto" w:after="180"/>
+      </w:pPr>
+      <w:r>
+        <w:rPr>
+          <w:b w:val="0"/>
+        </w:rPr>
+        <w:t xml:space="preserve">Show your trace, calculation or </w:t>
+      </w:r>
+      <w:r>
+        <w:rPr>
+          <w:b/>
+        </w:rPr>
+        <w:t>evidence</w:t>
+      </w:r>
+    </w:p>
+    <w:p>
+      <w:pPr>
+        <w:pStyle w:val="Heading3"/>
+      </w:pPr>
+      <w:r>
+        <w:t>Write or draw your reasoning and evidence.</w:t>
+      </w:r>
+    </w:p>
+    <w:p>
+      <w:r>
+        <w:t>________________________________________________________________</w:t>
+      </w:r>
+    </w:p>
+    <w:p>
+      <w:r>
+        <w:t>________________________________________________________________</w:t>
+      </w:r>
+    </w:p>
+    <w:p>
+      <w:r>
+        <w:t>________________________________________________________________</w:t>
+      </w:r>
+    </w:p>
+    <w:p>
+      <w:r>
+        <w:t>________________________________________________________________</w:t>
+      </w:r>
+    </w:p>
+    <w:p>
+      <w:r>
+        <w:t>________________________________________________________________</w:t>
+      </w:r>
+    </w:p>
+    <w:p>
+      <w:pPr>
+        <w:pStyle w:val="Heading1"/>
+      </w:pPr>
+      <w:r>
+        <w:t>07. Extra practice · Changed case</w:t>
+      </w:r>
+    </w:p>
+    <w:p>
+      <w:r>
+        <w:t>Use when helpful; keep this practice separate from the selected first attempt.</w:t>
+      </w:r>
+    </w:p>
+    <w:p>
+      <w:pPr>
+        <w:pStyle w:val="Heading2"/>
+      </w:pPr>
+      <w:r>
+        <w:t>Additional evidence</w:t>
+      </w:r>
+    </w:p>
+    <w:p>
+      <w:pPr>
+        <w:spacing w:line="336" w:lineRule="auto" w:after="180"/>
+      </w:pPr>
+      <w:r>
+        <w:rPr>
+          <w:b w:val="0"/>
+        </w:rPr>
+        <w:t xml:space="preserve">A sample answer has two facts and a citation. A new answer imitates its style but invents the citation. Should a </w:t>
+      </w:r>
+      <w:r>
+        <w:rPr>
+          <w:b/>
+        </w:rPr>
+        <w:t>rubric</w:t>
+      </w:r>
+      <w:r>
+        <w:rPr>
+          <w:b w:val="0"/>
+        </w:rPr>
+        <w:t xml:space="preserve"> award full credit? Explain one </w:t>
+      </w:r>
+      <w:r>
+        <w:rPr>
+          <w:b/>
+        </w:rPr>
+        <w:t>criterion</w:t>
+      </w:r>
+      <w:r>
+        <w:rPr>
+          <w:b w:val="0"/>
+        </w:rPr>
+        <w:t>.</w:t>
+      </w:r>
+    </w:p>
+    <w:p>
+      <w:pPr>
+        <w:spacing w:line="336" w:lineRule="auto" w:after="180"/>
+      </w:pPr>
+      <w:r>
+        <w:rPr>
+          <w:b w:val="0"/>
+        </w:rPr>
+        <w:t>My practice reasoning</w:t>
+      </w:r>
+    </w:p>
+    <w:p>
+      <w:pPr>
+        <w:pStyle w:val="Heading3"/>
+      </w:pPr>
+      <w:r>
+        <w:t>Write or draw your reasoning and evidence.</w:t>
+      </w:r>
+    </w:p>
+    <w:p>
+      <w:r>
+        <w:t>________________________________________________________________</w:t>
+      </w:r>
+    </w:p>
+    <w:p>
+      <w:r>
+        <w:t>________________________________________________________________</w:t>
+      </w:r>
+    </w:p>
+    <w:p>
+      <w:r>
+        <w:t>________________________________________________________________</w:t>
+      </w:r>
+    </w:p>
+    <w:p>
+      <w:r>
+        <w:t>________________________________________________________________</w:t>
+      </w:r>
+    </w:p>
+    <w:p>
+      <w:r>
+        <w:t>________________________________________________________________</w:t>
+      </w:r>
+    </w:p>
+    <w:p>
+      <w:pPr>
+        <w:pStyle w:val="Heading3"/>
+      </w:pPr>
+      <w:r>
+        <w:t>Week 6 Test and reflect</w:t>
+      </w:r>
+    </w:p>
+    <w:p>
+      <w:pPr>
+        <w:pStyle w:val="Heading1"/>
+      </w:pPr>
+      <w:r>
+        <w:t>08. Extra practice · A revealing test</w:t>
+      </w:r>
+    </w:p>
+    <w:p>
+      <w:r>
+        <w:t>Use when helpful; keep this practice separate from the selected first attempt.</w:t>
+      </w:r>
+    </w:p>
+    <w:p>
+      <w:pPr>
+        <w:pStyle w:val="Heading2"/>
+      </w:pPr>
+      <w:r>
+        <w:t>Additional evidence</w:t>
+      </w:r>
+    </w:p>
+    <w:p>
+      <w:pPr>
+        <w:spacing w:line="336" w:lineRule="auto" w:after="180"/>
+      </w:pPr>
+      <w:r>
+        <w:rPr>
+          <w:b w:val="0"/>
+        </w:rPr>
+        <w:t xml:space="preserve">Create a changed </w:t>
+      </w:r>
+      <w:r>
+        <w:rPr>
+          <w:b/>
+        </w:rPr>
+        <w:t>input</w:t>
+      </w:r>
+      <w:r>
+        <w:rPr>
+          <w:b w:val="0"/>
+        </w:rPr>
+        <w:t>, boundary case or missing-information case. Write the expected answer or safe response before testing.</w:t>
+      </w:r>
+    </w:p>
+    <w:tbl>
+      <w:tblPr>
+        <w:tblStyle w:val="LightShading-Accent1"/>
+        <w:tblW w:type="auto" w:w="0"/>
+        <w:tblLook w:firstColumn="1" w:firstRow="1" w:lastColumn="0" w:lastRow="0" w:noHBand="0" w:noVBand="1" w:val="04A0"/>
+      </w:tblPr>
+      <w:tblGrid>
+        <w:gridCol w:w="5112"/>
+        <w:gridCol w:w="5112"/>
+      </w:tblGrid>
+      <w:tr>
+        <w:trPr>
+          <w:tblHeader/>
+        </w:trPr>
+        <w:tc>
+          <w:tcPr>
+            <w:tcW w:type="dxa" w:w="5112"/>
+          </w:tcPr>
+          <w:p>
+            <w:r>
+              <w:t>Test record</w:t>
+            </w:r>
+          </w:p>
+        </w:tc>
+        <w:tc>
+          <w:tcPr>
+            <w:tcW w:type="dxa" w:w="5112"/>
+          </w:tcPr>
+          <w:p>
+            <w:r>
+              <w:t>My evidence</w:t>
+            </w:r>
+          </w:p>
+        </w:tc>
+      </w:tr>
+      <w:tr>
+        <w:tc>
+          <w:tcPr>
+            <w:tcW w:type="dxa" w:w="5112"/>
+          </w:tcPr>
+          <w:p>
+            <w:r>
+              <w:t>Changed input or condition</w:t>
+            </w:r>
+          </w:p>
+        </w:tc>
+        <w:tc>
+          <w:tcPr>
+            <w:tcW w:type="dxa" w:w="5112"/>
+          </w:tcPr>
+          <w:p>
+            <w:r/>
+          </w:p>
+        </w:tc>
+      </w:tr>
+      <w:tr>
+        <w:tc>
+          <w:tcPr>
+            <w:tcW w:type="dxa" w:w="5112"/>
+          </w:tcPr>
+          <w:p>
+            <w:r>
+              <w:t>Expected answer or fallback</w:t>
+            </w:r>
+          </w:p>
+        </w:tc>
+        <w:tc>
+          <w:tcPr>
+            <w:tcW w:type="dxa" w:w="5112"/>
+          </w:tcPr>
+          <w:p>
+            <w:r/>
+          </w:p>
+        </w:tc>
+      </w:tr>
+      <w:tr>
+        <w:tc>
+          <w:tcPr>
+            <w:tcW w:type="dxa" w:w="5112"/>
+          </w:tcPr>
+          <w:p>
+            <w:r>
+              <w:t>Observed result</w:t>
+            </w:r>
+          </w:p>
+        </w:tc>
+        <w:tc>
+          <w:tcPr>
+            <w:tcW w:type="dxa" w:w="5112"/>
+          </w:tcPr>
+          <w:p>
+            <w:r/>
+          </w:p>
+        </w:tc>
+      </w:tr>
+      <w:tr>
+        <w:tc>
+          <w:tcPr>
+            <w:tcW w:type="dxa" w:w="5112"/>
+          </w:tcPr>
+          <w:p>
+            <w:r>
+              <w:t>Why the result occurred</w:t>
+            </w:r>
+          </w:p>
+        </w:tc>
+        <w:tc>
+          <w:tcPr>
+            <w:tcW w:type="dxa" w:w="5112"/>
+          </w:tcPr>
+          <w:p>
+            <w:r/>
+          </w:p>
+        </w:tc>
+      </w:tr>
+    </w:tbl>
+    <w:p>
+      <w:pPr>
+        <w:pStyle w:val="Heading1"/>
+      </w:pPr>
+      <w:r>
+        <w:t>11. Extra practice · Earlier transfer</w:t>
+      </w:r>
+    </w:p>
+    <w:p>
+      <w:r>
+        <w:t>Use when helpful; keep this practice separate from the selected first attempt.</w:t>
+      </w:r>
+    </w:p>
+    <w:p>
+      <w:pPr>
+        <w:pStyle w:val="Heading2"/>
+      </w:pPr>
+      <w:r>
+        <w:t>Additional evidence</w:t>
+      </w:r>
+    </w:p>
+    <w:p>
+      <w:pPr>
+        <w:spacing w:line="336" w:lineRule="auto" w:after="180"/>
+      </w:pPr>
+      <w:r>
+        <w:rPr>
+          <w:b w:val="0"/>
+        </w:rPr>
+        <w:t xml:space="preserve">A </w:t>
+      </w:r>
+      <w:r>
+        <w:rPr>
+          <w:b/>
+        </w:rPr>
+        <w:t>rubric</w:t>
+      </w:r>
+      <w:r>
+        <w:rPr>
+          <w:b w:val="0"/>
+        </w:rPr>
+        <w:t xml:space="preserve"> gives 1 point each for correct fact, two bullets and source citation. An answer gets all three but its citation supports a different claim. Explain the scoring defect.</w:t>
+      </w:r>
+    </w:p>
+    <w:p>
+      <w:pPr>
+        <w:pStyle w:val="Heading3"/>
+      </w:pPr>
+      <w:r>
+        <w:t>My explanation after practice</w:t>
+      </w:r>
+    </w:p>
+    <w:p>
+      <w:r>
+        <w:t>________________________________________________________________</w:t>
+      </w:r>
+    </w:p>
+    <w:p>
+      <w:r>
+        <w:t>________________________________________________________________</w:t>
+      </w:r>
+    </w:p>
+    <w:p>
+      <w:r>
+        <w:t>________________________________________________________________</w:t>
+      </w:r>
+    </w:p>
+    <w:p>
+      <w:r>
+        <w:t>________________________________________________________________</w:t>
+      </w:r>
+    </w:p>
+    <w:p>
+      <w:r>
+        <w:t>________________________________________________________________</w:t>
+      </w:r>
+    </w:p>
+    <w:p>
+      <w:r>
+        <w:t>________________________________________________________________</w:t>
+      </w:r>
+    </w:p>
+    <w:p>
+      <w:r>
+        <w:t>________________________________________________________________</w:t>
+      </w:r>
+    </w:p>
+    <w:p>
+      <w:pPr>
+        <w:spacing w:line="336" w:lineRule="auto" w:after="180"/>
+      </w:pPr>
+      <w:r>
+        <w:rPr>
+          <w:b w:val="0"/>
+        </w:rPr>
+        <w:t>Record support used: none, hint or teacher explanation.</w:t>
+      </w:r>
+    </w:p>
+    <w:p>
+      <w:pPr>
+        <w:pStyle w:val="Heading1"/>
+      </w:pPr>
+      <w:r>
+        <w:t>15. Review · Earlier room-report transfer</w:t>
+      </w:r>
+    </w:p>
+    <w:p>
+      <w:r>
+        <w:t>This retained task is not the selected independent rubric case.</w:t>
+      </w:r>
+    </w:p>
+    <w:p>
+      <w:pPr>
+        <w:pStyle w:val="Heading2"/>
+      </w:pPr>
+      <w:r>
+        <w:t>Earlier task and saved response</w:t>
+      </w:r>
+    </w:p>
+    <w:p>
+      <w:pPr>
+        <w:pStyle w:val="ListBullet"/>
+      </w:pPr>
+      <w:r>
+        <w:t>Approval P names room F; register Q names room F with capacity 9. Give the semantic output. Now replace Q with a register for room G capacity 9. Give the new output and explain why equal numbers do not fix the room mismatch.</w:t>
+      </w:r>
+    </w:p>
+    <w:p>
+      <w:pPr>
+        <w:pStyle w:val="Heading3"/>
+      </w:pPr>
+      <w:r>
+        <w:t>My reasoning and evidence</w:t>
+      </w:r>
+    </w:p>
+    <w:p>
+      <w:r>
+        <w:t>________________________________________________________________</w:t>
+      </w:r>
+    </w:p>
+    <w:p>
+      <w:r>
+        <w:t>________________________________________________________________</w:t>
+      </w:r>
+    </w:p>
+    <w:p>
+      <w:r>
+        <w:t>________________________________________________________________</w:t>
+      </w:r>
+    </w:p>
+    <w:p>
+      <w:r>
+        <w:t>________________________________________________________________</w:t>
+      </w:r>
+    </w:p>
+    <w:p>
+      <w:r>
+        <w:t>________________________________________________________________</w:t>
+      </w:r>
+    </w:p>
+    <w:p>
+      <w:r>
+        <w:t>________________________________________________________________</w:t>
+      </w:r>
+    </w:p>
+    <w:p>
+      <w:r>
+        <w:t>________________________________________________________________</w:t>
+      </w:r>
+    </w:p>
+    <w:p>
+      <w:r>
+        <w:t>________________________________________________________________</w:t>
+      </w:r>
+    </w:p>
+    <w:p>
+      <w:pPr>
+        <w:pStyle w:val="Heading1"/>
+      </w:pPr>
+      <w:r>
+        <w:t>17. Extension · Training objectives and data — W1 Name the target</w:t>
+      </w:r>
+    </w:p>
+    <w:p>
+      <w:r>
+        <w:t>Retained extension task with its own teacher key and response.</w:t>
+      </w:r>
+    </w:p>
+    <w:p>
+      <w:pPr>
+        <w:pStyle w:val="Heading2"/>
+      </w:pPr>
+      <w:r>
+        <w:t>Extension question and record</w:t>
+      </w:r>
+    </w:p>
+    <w:p>
+      <w:pPr>
+        <w:pStyle w:val="ListBullet"/>
+      </w:pPr>
+      <w:r>
+        <w:t>What are the input, target and fitted preference in the supplied examples?</w:t>
+      </w:r>
+    </w:p>
+    <w:p>
+      <w:pPr>
+        <w:pStyle w:val="Heading3"/>
+      </w:pPr>
+      <w:r>
+        <w:t>My reasoning and evidence</w:t>
+      </w:r>
+    </w:p>
+    <w:p>
+      <w:r>
+        <w:t>________________________________________________________________</w:t>
+      </w:r>
+    </w:p>
+    <w:p>
+      <w:r>
+        <w:t>________________________________________________________________</w:t>
+      </w:r>
+    </w:p>
+    <w:p>
+      <w:r>
+        <w:t>________________________________________________________________</w:t>
+      </w:r>
+    </w:p>
+    <w:p>
+      <w:r>
+        <w:t>________________________________________________________________</w:t>
+      </w:r>
+    </w:p>
+    <w:p>
+      <w:r>
+        <w:t>________________________________________________________________</w:t>
+      </w:r>
+    </w:p>
+    <w:p>
+      <w:r>
+        <w:t>________________________________________________________________</w:t>
+      </w:r>
+    </w:p>
+    <w:p>
+      <w:pPr>
+        <w:pStyle w:val="Heading1"/>
+      </w:pPr>
+      <w:r>
+        <w:t>18. Extension · Training objectives and data — W2 Compare token loss</w:t>
+      </w:r>
+    </w:p>
+    <w:p>
+      <w:r>
+        <w:t>Retained extension task with its own teacher key and response.</w:t>
+      </w:r>
+    </w:p>
+    <w:p>
+      <w:pPr>
+        <w:pStyle w:val="Heading2"/>
+      </w:pPr>
+      <w:r>
+        <w:t>Extension question and record</w:t>
+      </w:r>
+    </w:p>
+    <w:p>
+      <w:pPr>
+        <w:pStyle w:val="ListBullet"/>
+      </w:pPr>
+      <w:r>
+        <w:t>Compute both mean losses for A and B and select lower loss.</w:t>
+      </w:r>
+    </w:p>
+    <w:p>
+      <w:pPr>
+        <w:pStyle w:val="Heading3"/>
+      </w:pPr>
+      <w:r>
+        <w:t>My reasoning and evidence</w:t>
+      </w:r>
+    </w:p>
+    <w:p>
+      <w:r>
+        <w:t>________________________________________________________________</w:t>
+      </w:r>
+    </w:p>
+    <w:p>
+      <w:r>
+        <w:t>________________________________________________________________</w:t>
+      </w:r>
+    </w:p>
+    <w:p>
+      <w:r>
+        <w:t>________________________________________________________________</w:t>
+      </w:r>
+    </w:p>
+    <w:p>
+      <w:r>
+        <w:t>________________________________________________________________</w:t>
+      </w:r>
+    </w:p>
+    <w:p>
+      <w:r>
+        <w:t>________________________________________________________________</w:t>
+      </w:r>
+    </w:p>
+    <w:p>
+      <w:r>
+        <w:t>________________________________________________________________</w:t>
+      </w:r>
+    </w:p>
+    <w:p>
+      <w:pPr>
+        <w:pStyle w:val="Heading1"/>
+      </w:pPr>
+      <w:r>
+        <w:t>19. Extension · Training objectives and data — W3 Audit the denominator</w:t>
+      </w:r>
+    </w:p>
+    <w:p>
+      <w:r>
+        <w:t>Retained extension task with its own teacher key and response.</w:t>
+      </w:r>
+    </w:p>
+    <w:p>
+      <w:pPr>
+        <w:pStyle w:val="Heading2"/>
+      </w:pPr>
+      <w:r>
+        <w:t>Extension question and record</w:t>
+      </w:r>
+    </w:p>
+    <w:p>
+      <w:pPr>
+        <w:pStyle w:val="ListBullet"/>
+      </w:pPr>
+      <w:r>
+        <w:t>A report averages three tokens from one sequence and one from another. How does that differ from averaging the two sequence means?</w:t>
+      </w:r>
+    </w:p>
+    <w:p>
+      <w:pPr>
+        <w:pStyle w:val="Heading3"/>
+      </w:pPr>
+      <w:r>
+        <w:t>My reasoning and evidence</w:t>
+      </w:r>
+    </w:p>
+    <w:p>
+      <w:r>
+        <w:t>________________________________________________________________</w:t>
+      </w:r>
+    </w:p>
+    <w:p>
+      <w:r>
+        <w:t>________________________________________________________________</w:t>
+      </w:r>
+    </w:p>
+    <w:p>
+      <w:r>
+        <w:t>________________________________________________________________</w:t>
+      </w:r>
+    </w:p>
+    <w:p>
+      <w:r>
+        <w:t>________________________________________________________________</w:t>
+      </w:r>
+    </w:p>
+    <w:p>
+      <w:r>
+        <w:t>________________________________________________________________</w:t>
+      </w:r>
+    </w:p>
+    <w:p>
+      <w:r>
+        <w:t>________________________________________________________________</w:t>
+      </w:r>
+    </w:p>
+    <w:p>
+      <w:pPr>
+        <w:pStyle w:val="Heading1"/>
+      </w:pPr>
+      <w:r>
+        <w:t>20. Extension · Training objectives and data — W4 Evaluate new probabilities independently</w:t>
+      </w:r>
+    </w:p>
+    <w:p>
+      <w:r>
+        <w:t>Retained extension task with its own teacher key and response.</w:t>
+      </w:r>
+    </w:p>
+    <w:p>
+      <w:pPr>
+        <w:pStyle w:val="Heading2"/>
+      </w:pPr>
+      <w:r>
+        <w:t>Extension question and record</w:t>
+      </w:r>
+    </w:p>
+    <w:p>
+      <w:pPr>
+        <w:pStyle w:val="ListBullet"/>
+      </w:pPr>
+      <w:r>
+        <w:t>Model C assigns target probabilities .25,.8; D assigns .4,.4 on two fresh target examples. Compute mean negative log loss for each and select lower loss. Explain why the result does not establish citation correctness.</w:t>
+      </w:r>
+    </w:p>
+    <w:p>
+      <w:pPr>
+        <w:pStyle w:val="Heading3"/>
+      </w:pPr>
+      <w:r>
+        <w:t>My reasoning and evidence</w:t>
+      </w:r>
+    </w:p>
+    <w:p>
+      <w:r>
+        <w:t>________________________________________________________________</w:t>
+      </w:r>
+    </w:p>
+    <w:p>
+      <w:r>
+        <w:t>________________________________________________________________</w:t>
+      </w:r>
+    </w:p>
+    <w:p>
+      <w:r>
+        <w:t>________________________________________________________________</w:t>
+      </w:r>
+    </w:p>
+    <w:p>
+      <w:r>
+        <w:t>________________________________________________________________</w:t>
+      </w:r>
+    </w:p>
+    <w:p>
+      <w:r>
+        <w:t>________________________________________________________________</w:t>
+      </w:r>
+    </w:p>
+    <w:p>
+      <w:r>
+        <w:t>________________________________________________________________</w:t>
+      </w:r>
+    </w:p>
+    <w:p>
+      <w:r>
+        <w:t>________________________________________________________________</w:t>
+      </w:r>
+    </w:p>
+    <w:p>
+      <w:r>
+        <w:t>________________________________________________________________</w:t>
+      </w:r>
+    </w:p>
+    <w:p>
+      <w:pPr>
+        <w:pStyle w:val="Heading1"/>
+      </w:pPr>
+      <w:r>
+        <w:t>21. Extension · Training objectives and data — W5 Audit a contaminated split</w:t>
+      </w:r>
+    </w:p>
+    <w:p>
+      <w:r>
+        <w:t>Retained extension task with its own teacher key and response.</w:t>
+      </w:r>
+    </w:p>
+    <w:p>
+      <w:pPr>
+        <w:pStyle w:val="Heading2"/>
+      </w:pPr>
+      <w:r>
+        <w:t>Extension question and record</w:t>
+      </w:r>
+    </w:p>
+    <w:p>
+      <w:pPr>
+        <w:pStyle w:val="ListBullet"/>
+      </w:pPr>
+      <w:r>
+        <w:t>A validation paragraph appears in training after a file rename. Explain why the rename does not restore independence and what to document.</w:t>
+      </w:r>
+    </w:p>
+    <w:p>
+      <w:pPr>
+        <w:pStyle w:val="Heading3"/>
+      </w:pPr>
+      <w:r>
+        <w:t>My reasoning and evidence</w:t>
+      </w:r>
+    </w:p>
+    <w:p>
+      <w:r>
+        <w:t>________________________________________________________________</w:t>
+      </w:r>
+    </w:p>
+    <w:p>
+      <w:r>
+        <w:t>________________________________________________________________</w:t>
+      </w:r>
+    </w:p>
+    <w:p>
+      <w:r>
+        <w:t>________________________________________________________________</w:t>
+      </w:r>
+    </w:p>
+    <w:p>
+      <w:r>
+        <w:t>________________________________________________________________</w:t>
+      </w:r>
+    </w:p>
+    <w:p>
+      <w:r>
+        <w:t>________________________________________________________________</w:t>
+      </w:r>
+    </w:p>
+    <w:p>
+      <w:r>
+        <w:t>________________________________________________________________</w:t>
+      </w:r>
+    </w:p>
+    <w:p>
+      <w:pPr>
+        <w:pStyle w:val="Heading1"/>
+      </w:pPr>
+      <w:r>
+        <w:t>23. Extra practice · Pictured case</w:t>
+      </w:r>
+    </w:p>
+    <w:p>
+      <w:r>
+        <w:t>Use when helpful; keep this practice separate from the selected first attempt.</w:t>
+      </w:r>
+    </w:p>
+    <w:p>
+      <w:pPr>
+        <w:pStyle w:val="Heading2"/>
+      </w:pPr>
+      <w:r>
+        <w:t>Additional evidence</w:t>
       </w:r>
     </w:p>
     <w:p>
@@ -2201,16 +2515,7 @@
     </w:p>
     <w:p>
       <w:pPr>
-        <w:pStyle w:val="Heading3"/>
-      </w:pPr>
-      <w:r>
-        <w:t>Record the help used</w:t>
-      </w:r>
-    </w:p>
-    <w:p>
-      <w:pPr>
         <w:spacing w:line="336" w:lineRule="auto" w:after="180"/>
-        <w:shd w:fill="F1F6F8"/>
       </w:pPr>
       <w:r>
         <w:rPr>
@@ -2271,12 +2576,20 @@
         <w:pStyle w:val="Heading1"/>
       </w:pPr>
       <w:r>
-        <w:t>24. Project portfolio milestone</w:t>
-      </w:r>
-    </w:p>
-    <w:p>
-      <w:r>
-        <w:t>Keep this week’s input, deciding step, result and limit together in the Verified Study Buddy record.</w:t>
+        <w:t>24. Reference · Project milestone</w:t>
+      </w:r>
+    </w:p>
+    <w:p>
+      <w:r>
+        <w:t>Use when helpful; keep this practice separate from the selected first attempt.</w:t>
+      </w:r>
+    </w:p>
+    <w:p>
+      <w:pPr>
+        <w:pStyle w:val="Heading2"/>
+      </w:pPr>
+      <w:r>
+        <w:t>Additional evidence</w:t>
       </w:r>
     </w:p>
     <w:p>
@@ -2490,12 +2803,465 @@
         <w:pStyle w:val="Heading1"/>
       </w:pPr>
       <w:r>
-        <w:t>25. Supported practice and learning evidence</w:t>
-      </w:r>
-    </w:p>
-    <w:p>
-      <w:r>
-        <w:t>Try the supported questions before comparing with hints and feedback. Record what you repaired and the evidence you retained.</w:t>
+        <w:t>25. Extra practice · Pictures, feedback and repair</w:t>
+      </w:r>
+    </w:p>
+    <w:p>
+      <w:r>
+        <w:t>Try before opening feedback; keep the selected independent task separate.</w:t>
+      </w:r>
+    </w:p>
+    <w:p>
+      <w:pPr>
+        <w:pStyle w:val="Heading2"/>
+      </w:pPr>
+      <w:r>
+        <w:t>First supported question</w:t>
+      </w:r>
+    </w:p>
+    <w:p>
+      <w:pPr>
+        <w:pStyle w:val="ListBullet"/>
+      </w:pPr>
+      <w:r>
+        <w:t>A fictional Study Buddy creates question cards from a verified animal note.</w:t>
+      </w:r>
+    </w:p>
+    <w:p>
+      <w:pPr>
+        <w:pStyle w:val="Heading3"/>
+      </w:pPr>
+      <w:r>
+        <w:t>Practice 1: explain the deciding evidence</w:t>
+      </w:r>
+    </w:p>
+    <w:p>
+      <w:pPr>
+        <w:pStyle w:val="ListBullet"/>
+      </w:pPr>
+      <w:r>
+        <w:t>Which labelled step matches this detail? Answer: an amphibian. Keep the same required two-field structure.</w:t>
+      </w:r>
+    </w:p>
+    <w:p>
+      <w:pPr>
+        <w:pStyle w:val="ListBullet"/>
+      </w:pPr>
+      <w:r>
+        <w:t>1. Support check</w:t>
+      </w:r>
+    </w:p>
+    <w:p>
+      <w:pPr>
+        <w:pStyle w:val="ListBullet"/>
+      </w:pPr>
+      <w:r>
+        <w:t>2. Separate roles</w:t>
+      </w:r>
+    </w:p>
+    <w:p>
+      <w:pPr>
+        <w:pStyle w:val="ListBullet"/>
+      </w:pPr>
+      <w:r>
+        <w:t>3. Repair content</w:t>
+      </w:r>
+    </w:p>
+    <w:p>
+      <w:pPr>
+        <w:pStyle w:val="ListBullet"/>
+      </w:pPr>
+      <w:r>
+        <w:t>4. Format checks</w:t>
+      </w:r>
+    </w:p>
+    <w:p>
+      <w:pPr>
+        <w:pStyle w:val="Heading3"/>
+      </w:pPr>
+      <w:r>
+        <w:t>My selected conclusion, deciding fact and explanation</w:t>
+      </w:r>
+    </w:p>
+    <w:p>
+      <w:r>
+        <w:t>________________________________________________________________</w:t>
+      </w:r>
+    </w:p>
+    <w:p>
+      <w:r>
+        <w:t>________________________________________________________________</w:t>
+      </w:r>
+    </w:p>
+    <w:p>
+      <w:r>
+        <w:t>________________________________________________________________</w:t>
+      </w:r>
+    </w:p>
+    <w:p>
+      <w:r>
+        <w:t>________________________________________________________________</w:t>
+      </w:r>
+    </w:p>
+    <w:p>
+      <w:r>
+        <w:t>________________________________________________________________</w:t>
+      </w:r>
+    </w:p>
+    <w:p>
+      <w:pPr>
+        <w:pStyle w:val="ListBullet"/>
+      </w:pPr>
+      <w:r>
+        <w:t>Hint if needed: Read the steps in the pictorial case. Match the supplied detail to the stage that performs or records it.</w:t>
+      </w:r>
+    </w:p>
+    <w:p>
+      <w:pPr>
+        <w:pStyle w:val="Heading2"/>
+      </w:pPr>
+      <w:r>
+        <w:t>Check after trying · reference / check after trying</w:t>
+      </w:r>
+    </w:p>
+    <w:p>
+      <w:pPr>
+        <w:spacing w:line="336" w:lineRule="auto" w:after="180"/>
+      </w:pPr>
+      <w:r>
+        <w:rPr>
+          <w:b w:val="0"/>
+        </w:rPr>
+        <w:t>After your attempt, compare with the supported explanation: Repair content Answer: an amphibian. Keep the same required two-field structure.</w:t>
+      </w:r>
+    </w:p>
+    <w:p>
+      <w:pPr>
+        <w:spacing w:line="336" w:lineRule="auto" w:after="180"/>
+      </w:pPr>
+      <w:r>
+        <w:rPr>
+          <w:b w:val="0"/>
+        </w:rPr>
+        <w:t xml:space="preserve">A few-shot </w:t>
+      </w:r>
+      <w:r>
+        <w:rPr>
+          <w:b/>
+        </w:rPr>
+        <w:t>example</w:t>
+      </w:r>
+      <w:r>
+        <w:rPr>
+          <w:b w:val="0"/>
+        </w:rPr>
+        <w:t xml:space="preserve"> demonstrates what an </w:t>
+      </w:r>
+      <w:r>
+        <w:rPr>
+          <w:b/>
+        </w:rPr>
+        <w:t>output</w:t>
+      </w:r>
+      <w:r>
+        <w:rPr>
+          <w:b w:val="0"/>
+        </w:rPr>
+        <w:t xml:space="preserve"> should look like; it does not automatically become factual authority for a different case. The draft satisfies layout while failing meaning.</w:t>
+      </w:r>
+    </w:p>
+    <w:p>
+      <w:pPr>
+        <w:spacing w:line="336" w:lineRule="auto" w:after="180"/>
+      </w:pPr>
+      <w:r>
+        <w:rPr>
+          <w:b w:val="0"/>
+        </w:rPr>
+        <w:t xml:space="preserve">A </w:t>
+      </w:r>
+      <w:r>
+        <w:rPr>
+          <w:b/>
+        </w:rPr>
+        <w:t>rubric</w:t>
+      </w:r>
+      <w:r>
+        <w:rPr>
+          <w:b w:val="0"/>
+        </w:rPr>
+        <w:t xml:space="preserve"> should keep mandatory support separate from cosmetic strengths rather than averaging them into an apparently acceptable score.</w:t>
+      </w:r>
+    </w:p>
+    <w:p>
+      <w:pPr>
+        <w:pStyle w:val="Heading2"/>
+      </w:pPr>
+      <w:r>
+        <w:t>Changed-case question</w:t>
+      </w:r>
+    </w:p>
+    <w:p>
+      <w:pPr>
+        <w:pStyle w:val="Heading3"/>
+      </w:pPr>
+      <w:r>
+        <w:t>Practice 2: explain the deciding evidence</w:t>
+      </w:r>
+    </w:p>
+    <w:p>
+      <w:pPr>
+        <w:pStyle w:val="ListBullet"/>
+      </w:pPr>
+      <w:r>
+        <w:t>Changed-case practice: The draft answers amphibian but omits the Question field. Which conclusion is supported by the supplied facts?</w:t>
+      </w:r>
+    </w:p>
+    <w:p>
+      <w:pPr>
+        <w:pStyle w:val="ListBullet"/>
+      </w:pPr>
+      <w:r>
+        <w:t>1. This one example guarantees correct results for every future input.</w:t>
+      </w:r>
+    </w:p>
+    <w:p>
+      <w:pPr>
+        <w:pStyle w:val="ListBullet"/>
+      </w:pPr>
+      <w:r>
+        <w:t>2. We can decide the result without examining the changed input or the procedure.</w:t>
+      </w:r>
+    </w:p>
+    <w:p>
+      <w:pPr>
+        <w:pStyle w:val="ListBullet"/>
+      </w:pPr>
+      <w:r>
+        <w:t>3. Support passes, format completeness fails.</w:t>
+      </w:r>
+    </w:p>
+    <w:p>
+      <w:pPr>
+        <w:pStyle w:val="Heading3"/>
+      </w:pPr>
+      <w:r>
+        <w:t>My selected conclusion, deciding fact and explanation</w:t>
+      </w:r>
+    </w:p>
+    <w:p>
+      <w:r>
+        <w:t>________________________________________________________________</w:t>
+      </w:r>
+    </w:p>
+    <w:p>
+      <w:r>
+        <w:t>________________________________________________________________</w:t>
+      </w:r>
+    </w:p>
+    <w:p>
+      <w:r>
+        <w:t>________________________________________________________________</w:t>
+      </w:r>
+    </w:p>
+    <w:p>
+      <w:r>
+        <w:t>________________________________________________________________</w:t>
+      </w:r>
+    </w:p>
+    <w:p>
+      <w:r>
+        <w:t>________________________________________________________________</w:t>
+      </w:r>
+    </w:p>
+    <w:p>
+      <w:pPr>
+        <w:pStyle w:val="ListBullet"/>
+      </w:pPr>
+      <w:r>
+        <w:t>Hint if needed: Use the changed condition and the deciding step in the pictorial trace. The answer must say what follows from those facts.</w:t>
+      </w:r>
+    </w:p>
+    <w:p>
+      <w:pPr>
+        <w:pStyle w:val="Heading2"/>
+      </w:pPr>
+      <w:r>
+        <w:t>Check changed case · reference / check after trying</w:t>
+      </w:r>
+    </w:p>
+    <w:p>
+      <w:pPr>
+        <w:spacing w:line="336" w:lineRule="auto" w:after="180"/>
+      </w:pPr>
+      <w:r>
+        <w:rPr>
+          <w:b w:val="0"/>
+        </w:rPr>
+        <w:t>After your attempt, compare with the supported explanation: Support passes, format completeness fails. Correct facts do not satisfy a missing mandatory field.</w:t>
+      </w:r>
+    </w:p>
+    <w:p>
+      <w:pPr>
+        <w:pStyle w:val="Heading2"/>
+      </w:pPr>
+      <w:r>
+        <w:t>Repair and keep evidence</w:t>
+      </w:r>
+    </w:p>
+    <w:p>
+      <w:pPr>
+        <w:spacing w:line="336" w:lineRule="auto" w:after="180"/>
+      </w:pPr>
+      <w:r>
+        <w:rPr>
+          <w:b w:val="0"/>
+        </w:rPr>
+        <w:t xml:space="preserve">Review Prompt as a Contract (ai-3/5). Goal: Write a prompt </w:t>
+      </w:r>
+      <w:r>
+        <w:rPr>
+          <w:b/>
+        </w:rPr>
+        <w:t>specification</w:t>
+      </w:r>
+      <w:r>
+        <w:rPr>
+          <w:b w:val="0"/>
+        </w:rPr>
+        <w:t xml:space="preserve"> with observable response criteria. Short practice: Why should the tool not fill melting from memory even if it knows a common definition?.</w:t>
+      </w:r>
+    </w:p>
+    <w:p>
+      <w:pPr>
+        <w:spacing w:line="336" w:lineRule="auto" w:after="180"/>
+      </w:pPr>
+      <w:r>
+        <w:rPr>
+          <w:b w:val="0"/>
+        </w:rPr>
+        <w:t>Return to this week and explain what you changed.</w:t>
+      </w:r>
+    </w:p>
+    <w:p>
+      <w:pPr>
+        <w:spacing w:line="336" w:lineRule="auto" w:after="180"/>
+      </w:pPr>
+      <w:r>
+        <w:rPr>
+          <w:b w:val="0"/>
+        </w:rPr>
+        <w:t xml:space="preserve">Review Tokens and Context (ai-3/3). Goal: Account for fixed text, </w:t>
+      </w:r>
+      <w:r>
+        <w:rPr>
+          <w:b/>
+        </w:rPr>
+        <w:t>evidence</w:t>
+      </w:r>
+      <w:r>
+        <w:rPr>
+          <w:b w:val="0"/>
+        </w:rPr>
+        <w:t xml:space="preserve"> and reserved </w:t>
+      </w:r>
+      <w:r>
+        <w:rPr>
+          <w:b/>
+        </w:rPr>
+        <w:t>output</w:t>
+      </w:r>
+      <w:r>
+        <w:rPr>
+          <w:b w:val="0"/>
+        </w:rPr>
+        <w:t xml:space="preserve"> under a toy budget. Short practice: Can A alone justify answering 20 seats after the exception is known?.</w:t>
+      </w:r>
+    </w:p>
+    <w:p>
+      <w:pPr>
+        <w:spacing w:line="336" w:lineRule="auto" w:after="180"/>
+      </w:pPr>
+      <w:r>
+        <w:rPr>
+          <w:b w:val="0"/>
+        </w:rPr>
+        <w:t>Return to this week and explain what you changed.</w:t>
+      </w:r>
+    </w:p>
+    <w:p>
+      <w:pPr>
+        <w:spacing w:line="336" w:lineRule="auto" w:after="180"/>
+      </w:pPr>
+      <w:r>
+        <w:rPr>
+          <w:b w:val="0"/>
+        </w:rPr>
+        <w:t xml:space="preserve">Use Download completed work in the hosted lesson to export your answers, reflections, practice feedback and code-run </w:t>
+      </w:r>
+      <w:r>
+        <w:rPr>
+          <w:b/>
+        </w:rPr>
+        <w:t>evidence</w:t>
+      </w:r>
+      <w:r>
+        <w:rPr>
+          <w:b w:val="0"/>
+        </w:rPr>
+        <w:t>. Open the HTML copy to read or print it.</w:t>
+      </w:r>
+    </w:p>
+    <w:p>
+      <w:pPr>
+        <w:spacing w:line="336" w:lineRule="auto" w:after="180"/>
+      </w:pPr>
+      <w:r>
+        <w:rPr>
+          <w:b w:val="0"/>
+        </w:rPr>
+        <w:t>Drafts stay in this browser when storage is available; clear drafts on a shared device.</w:t>
+      </w:r>
+    </w:p>
+    <w:p>
+      <w:pPr>
+        <w:pStyle w:val="Heading3"/>
+      </w:pPr>
+      <w:r>
+        <w:t>What I repaired, the evidence I kept and the next test</w:t>
+      </w:r>
+    </w:p>
+    <w:p>
+      <w:r>
+        <w:t>________________________________________________________________</w:t>
+      </w:r>
+    </w:p>
+    <w:p>
+      <w:r>
+        <w:t>________________________________________________________________</w:t>
+      </w:r>
+    </w:p>
+    <w:p>
+      <w:r>
+        <w:t>________________________________________________________________</w:t>
+      </w:r>
+    </w:p>
+    <w:p>
+      <w:r>
+        <w:t>________________________________________________________________</w:t>
+      </w:r>
+    </w:p>
+    <w:p>
+      <w:r>
+        <w:t>________________________________________________________________</w:t>
+      </w:r>
+    </w:p>
+    <w:p>
+      <w:pPr>
+        <w:pStyle w:val="Heading2"/>
+      </w:pPr>
+      <w:r>
+        <w:t>Earlier wording, alternatives and picture transcripts · reference / check after trying</w:t>
       </w:r>
     </w:p>
     <w:p>
@@ -2511,80 +3277,10 @@
     </w:p>
     <w:p>
       <w:pPr>
-        <w:spacing w:line="336" w:lineRule="auto" w:after="180"/>
-      </w:pPr>
-      <w:r>
-        <w:rPr>
-          <w:b w:val="0"/>
-        </w:rPr>
-        <w:t>A fictional Study Buddy creates question cards from a verified animal note.</w:t>
-      </w:r>
-    </w:p>
-    <w:p>
-      <w:pPr>
         <w:pStyle w:val="Heading3"/>
       </w:pPr>
       <w:r>
-        <w:t>Practice 1: explain the deciding evidence</w:t>
-      </w:r>
-    </w:p>
-    <w:p>
-      <w:pPr>
-        <w:spacing w:line="336" w:lineRule="auto" w:after="180"/>
-      </w:pPr>
-      <w:r>
-        <w:rPr>
-          <w:b w:val="0"/>
-        </w:rPr>
-        <w:t>Which labelled step matches this detail? Answer: an amphibian. Keep the same required two-field structure.</w:t>
-      </w:r>
-    </w:p>
-    <w:p>
-      <w:pPr>
-        <w:spacing w:line="336" w:lineRule="auto" w:after="180"/>
-        <w:shd w:fill="F4F9FC"/>
-      </w:pPr>
-      <w:r>
-        <w:rPr>
-          <w:b w:val="0"/>
-        </w:rPr>
-        <w:t>1. Support check</w:t>
-      </w:r>
-    </w:p>
-    <w:p>
-      <w:pPr>
-        <w:spacing w:line="336" w:lineRule="auto" w:after="180"/>
-        <w:shd w:fill="F4F9FC"/>
-      </w:pPr>
-      <w:r>
-        <w:rPr>
-          <w:b w:val="0"/>
-        </w:rPr>
-        <w:t>2. Separate roles</w:t>
-      </w:r>
-    </w:p>
-    <w:p>
-      <w:pPr>
-        <w:spacing w:line="336" w:lineRule="auto" w:after="180"/>
-        <w:shd w:fill="F4F9FC"/>
-      </w:pPr>
-      <w:r>
-        <w:rPr>
-          <w:b w:val="0"/>
-        </w:rPr>
-        <w:t>3. Repair content</w:t>
-      </w:r>
-    </w:p>
-    <w:p>
-      <w:pPr>
-        <w:spacing w:line="336" w:lineRule="auto" w:after="180"/>
-        <w:shd w:fill="F4F9FC"/>
-      </w:pPr>
-      <w:r>
-        <w:rPr>
-          <w:b w:val="0"/>
-        </w:rPr>
-        <w:t>4. Format checks</w:t>
+        <w:t>Repair a missing building block</w:t>
       </w:r>
     </w:p>
     <w:p>
@@ -2592,486 +3288,25 @@
         <w:pStyle w:val="Heading3"/>
       </w:pPr>
       <w:r>
-        <w:t>My selected conclusion, deciding fact and explanation</w:t>
-      </w:r>
-    </w:p>
-    <w:p>
-      <w:r>
-        <w:t>________________________________________________________________</w:t>
-      </w:r>
-    </w:p>
-    <w:p>
-      <w:r>
-        <w:t>________________________________________________________________</w:t>
-      </w:r>
-    </w:p>
-    <w:p>
-      <w:r>
-        <w:t>________________________________________________________________</w:t>
-      </w:r>
-    </w:p>
-    <w:p>
-      <w:r>
-        <w:t>________________________________________________________________</w:t>
-      </w:r>
-    </w:p>
-    <w:p>
-      <w:r>
-        <w:t>________________________________________________________________</w:t>
-      </w:r>
-    </w:p>
-    <w:p>
-      <w:pPr>
-        <w:pStyle w:val="Heading3"/>
-      </w:pPr>
-      <w:r>
-        <w:t>Hint · try first</w:t>
-      </w:r>
-    </w:p>
-    <w:p>
-      <w:pPr>
-        <w:spacing w:line="336" w:lineRule="auto" w:after="180"/>
-        <w:shd w:fill="F1F6F8"/>
-      </w:pPr>
-      <w:r>
-        <w:rPr>
-          <w:b w:val="0"/>
-        </w:rPr>
-        <w:t>Hint if needed: Read the steps in the pictorial case. Match the supplied detail to the stage that performs or records it.</w:t>
-      </w:r>
-    </w:p>
-    <w:p>
-      <w:pPr>
-        <w:pStyle w:val="Heading3"/>
-      </w:pPr>
-      <w:r>
-        <w:t>Feedback · compare after trying</w:t>
-      </w:r>
-    </w:p>
-    <w:p>
-      <w:pPr>
-        <w:spacing w:line="336" w:lineRule="auto" w:after="180"/>
-        <w:shd w:fill="F1F6FC"/>
-      </w:pPr>
-      <w:r>
-        <w:rPr>
-          <w:b w:val="0"/>
-        </w:rPr>
-        <w:t>After your attempt, compare with the supported explanation: Repair content Answer: an amphibian. Keep the same required two-field structure.</w:t>
-      </w:r>
-    </w:p>
-    <w:p>
-      <w:pPr>
-        <w:spacing w:line="336" w:lineRule="auto" w:after="180"/>
-        <w:shd w:fill="F1F6FC"/>
-      </w:pPr>
-      <w:r>
-        <w:rPr>
-          <w:b w:val="0"/>
-        </w:rPr>
-        <w:t xml:space="preserve">A few-shot </w:t>
-      </w:r>
-      <w:r>
-        <w:rPr>
-          <w:b/>
-        </w:rPr>
-        <w:t>example</w:t>
-      </w:r>
-      <w:r>
-        <w:rPr>
-          <w:b w:val="0"/>
-        </w:rPr>
-        <w:t xml:space="preserve"> demonstrates what an </w:t>
-      </w:r>
-      <w:r>
-        <w:rPr>
-          <w:b/>
-        </w:rPr>
-        <w:t>output</w:t>
-      </w:r>
-      <w:r>
-        <w:rPr>
-          <w:b w:val="0"/>
-        </w:rPr>
-        <w:t xml:space="preserve"> should look like; it does not automatically become factual authority for a different case. The draft satisfies layout while failing meaning.</w:t>
-      </w:r>
-    </w:p>
-    <w:p>
-      <w:pPr>
-        <w:spacing w:line="336" w:lineRule="auto" w:after="180"/>
-        <w:shd w:fill="F1F6FC"/>
-      </w:pPr>
-      <w:r>
-        <w:rPr>
-          <w:b w:val="0"/>
-        </w:rPr>
-        <w:t xml:space="preserve">A </w:t>
-      </w:r>
-      <w:r>
-        <w:rPr>
-          <w:b/>
-        </w:rPr>
-        <w:t>rubric</w:t>
-      </w:r>
-      <w:r>
-        <w:rPr>
-          <w:b w:val="0"/>
-        </w:rPr>
-        <w:t xml:space="preserve"> should keep mandatory support separate from cosmetic strengths rather than averaging them into an apparently acceptable score.</w:t>
-      </w:r>
-    </w:p>
-    <w:p>
-      <w:pPr>
-        <w:pStyle w:val="Heading3"/>
-      </w:pPr>
-      <w:r>
-        <w:t>Practice 2: explain the deciding evidence</w:t>
-      </w:r>
-    </w:p>
-    <w:p>
-      <w:pPr>
-        <w:pStyle w:val="Heading3"/>
-      </w:pPr>
-      <w:r>
-        <w:t>Changed case · predict first</w:t>
-      </w:r>
-    </w:p>
-    <w:p>
-      <w:pPr>
-        <w:spacing w:line="336" w:lineRule="auto" w:after="180"/>
-        <w:shd w:fill="F5F1FB"/>
-      </w:pPr>
-      <w:r>
-        <w:rPr>
-          <w:b w:val="0"/>
-        </w:rPr>
-        <w:t>Changed-case practice: The draft answers amphibian but omits the Question field. Which conclusion is supported by the supplied facts?</w:t>
-      </w:r>
-    </w:p>
-    <w:p>
-      <w:pPr>
-        <w:spacing w:line="336" w:lineRule="auto" w:after="180"/>
-        <w:shd w:fill="F4F9FC"/>
-      </w:pPr>
-      <w:r>
-        <w:rPr>
-          <w:b w:val="0"/>
-        </w:rPr>
-        <w:t xml:space="preserve">1. This one </w:t>
-      </w:r>
-      <w:r>
-        <w:rPr>
-          <w:b/>
-        </w:rPr>
-        <w:t>example</w:t>
-      </w:r>
-      <w:r>
-        <w:rPr>
-          <w:b w:val="0"/>
-        </w:rPr>
-        <w:t xml:space="preserve"> guarantees correct results for every future </w:t>
-      </w:r>
-      <w:r>
-        <w:rPr>
-          <w:b/>
-        </w:rPr>
-        <w:t>input</w:t>
-      </w:r>
-      <w:r>
-        <w:rPr>
-          <w:b w:val="0"/>
-        </w:rPr>
-        <w:t>.</w:t>
-      </w:r>
-    </w:p>
-    <w:p>
-      <w:pPr>
-        <w:spacing w:line="336" w:lineRule="auto" w:after="180"/>
-        <w:shd w:fill="F4F9FC"/>
-      </w:pPr>
-      <w:r>
-        <w:rPr>
-          <w:b w:val="0"/>
-        </w:rPr>
-        <w:t xml:space="preserve">2. We can decide the result without examining the changed </w:t>
-      </w:r>
-      <w:r>
-        <w:rPr>
-          <w:b/>
-        </w:rPr>
-        <w:t>input</w:t>
-      </w:r>
-      <w:r>
-        <w:rPr>
-          <w:b w:val="0"/>
-        </w:rPr>
-        <w:t xml:space="preserve"> or the procedure.</w:t>
-      </w:r>
-    </w:p>
-    <w:p>
-      <w:pPr>
-        <w:spacing w:line="336" w:lineRule="auto" w:after="180"/>
-        <w:shd w:fill="F4F9FC"/>
-      </w:pPr>
-      <w:r>
-        <w:rPr>
-          <w:b w:val="0"/>
-        </w:rPr>
-        <w:t>3. Support passes, format completeness fails.</w:t>
-      </w:r>
-    </w:p>
-    <w:p>
-      <w:pPr>
-        <w:pStyle w:val="Heading3"/>
-      </w:pPr>
-      <w:r>
-        <w:t>My selected conclusion, deciding fact and explanation</w:t>
-      </w:r>
-    </w:p>
-    <w:p>
-      <w:r>
-        <w:t>________________________________________________________________</w:t>
-      </w:r>
-    </w:p>
-    <w:p>
-      <w:r>
-        <w:t>________________________________________________________________</w:t>
-      </w:r>
-    </w:p>
-    <w:p>
-      <w:r>
-        <w:t>________________________________________________________________</w:t>
-      </w:r>
-    </w:p>
-    <w:p>
-      <w:r>
-        <w:t>________________________________________________________________</w:t>
-      </w:r>
-    </w:p>
-    <w:p>
-      <w:r>
-        <w:t>________________________________________________________________</w:t>
-      </w:r>
-    </w:p>
-    <w:p>
-      <w:pPr>
-        <w:pStyle w:val="Heading3"/>
-      </w:pPr>
-      <w:r>
-        <w:t>Hint · try first</w:t>
-      </w:r>
-    </w:p>
-    <w:p>
-      <w:pPr>
-        <w:spacing w:line="336" w:lineRule="auto" w:after="180"/>
-        <w:shd w:fill="F1F6F8"/>
-      </w:pPr>
-      <w:r>
-        <w:rPr>
-          <w:b w:val="0"/>
-        </w:rPr>
-        <w:t>Hint if needed: Use the changed condition and the deciding step in the pictorial trace. The answer must say what follows from those facts.</w:t>
-      </w:r>
-    </w:p>
-    <w:p>
-      <w:pPr>
-        <w:pStyle w:val="Heading3"/>
-      </w:pPr>
-      <w:r>
-        <w:t>Feedback · compare after trying</w:t>
-      </w:r>
-    </w:p>
-    <w:p>
-      <w:pPr>
-        <w:spacing w:line="336" w:lineRule="auto" w:after="180"/>
-        <w:shd w:fill="F1F6FC"/>
-      </w:pPr>
-      <w:r>
-        <w:rPr>
-          <w:b w:val="0"/>
-        </w:rPr>
-        <w:t>After your attempt, compare with the supported explanation: Support passes, format completeness fails. Correct facts do not satisfy a missing mandatory field.</w:t>
-      </w:r>
-    </w:p>
-    <w:p>
-      <w:pPr>
-        <w:pStyle w:val="Heading3"/>
-      </w:pPr>
-      <w:r>
-        <w:t>Repair a missing building block</w:t>
-      </w:r>
-    </w:p>
-    <w:p>
-      <w:pPr>
-        <w:spacing w:line="336" w:lineRule="auto" w:after="180"/>
-      </w:pPr>
-      <w:r>
-        <w:rPr>
-          <w:b w:val="0"/>
-        </w:rPr>
-        <w:t xml:space="preserve">Review Prompt as a Contract (ai-3/5). Goal: Write a prompt </w:t>
-      </w:r>
-      <w:r>
-        <w:rPr>
-          <w:b/>
-        </w:rPr>
-        <w:t>specification</w:t>
-      </w:r>
-      <w:r>
-        <w:rPr>
-          <w:b w:val="0"/>
-        </w:rPr>
-        <w:t xml:space="preserve"> with observable response criteria. Short practice: Why should the tool not fill melting from memory even if it knows a common definition?.</w:t>
-      </w:r>
-    </w:p>
-    <w:p>
-      <w:pPr>
-        <w:spacing w:line="336" w:lineRule="auto" w:after="180"/>
-      </w:pPr>
-      <w:r>
-        <w:rPr>
-          <w:b w:val="0"/>
-        </w:rPr>
-        <w:t>Return to this week and explain what you changed.</w:t>
-      </w:r>
-    </w:p>
-    <w:p>
-      <w:pPr>
-        <w:spacing w:line="336" w:lineRule="auto" w:after="180"/>
-      </w:pPr>
-      <w:r>
-        <w:rPr>
-          <w:b w:val="0"/>
-        </w:rPr>
-        <w:t xml:space="preserve">Review Tokens and Context (ai-3/3). Goal: Account for fixed text, </w:t>
-      </w:r>
-      <w:r>
-        <w:rPr>
-          <w:b/>
-        </w:rPr>
-        <w:t>evidence</w:t>
-      </w:r>
-      <w:r>
-        <w:rPr>
-          <w:b w:val="0"/>
-        </w:rPr>
-        <w:t xml:space="preserve"> and reserved </w:t>
-      </w:r>
-      <w:r>
-        <w:rPr>
-          <w:b/>
-        </w:rPr>
-        <w:t>output</w:t>
-      </w:r>
-      <w:r>
-        <w:rPr>
-          <w:b w:val="0"/>
-        </w:rPr>
-        <w:t xml:space="preserve"> under a toy budget. Short practice: Can A alone justify answering 20 seats after the exception is known?.</w:t>
-      </w:r>
-    </w:p>
-    <w:p>
-      <w:pPr>
-        <w:spacing w:line="336" w:lineRule="auto" w:after="180"/>
-      </w:pPr>
-      <w:r>
-        <w:rPr>
-          <w:b w:val="0"/>
-        </w:rPr>
-        <w:t>Return to this week and explain what you changed.</w:t>
-      </w:r>
-    </w:p>
-    <w:p>
-      <w:pPr>
-        <w:pStyle w:val="Heading3"/>
-      </w:pPr>
-      <w:r>
         <w:t>Keep your completed work</w:t>
       </w:r>
     </w:p>
     <w:p>
       <w:pPr>
-        <w:spacing w:line="336" w:lineRule="auto" w:after="180"/>
-      </w:pPr>
-      <w:r>
-        <w:rPr>
-          <w:b w:val="0"/>
-        </w:rPr>
-        <w:t xml:space="preserve">Use Download completed work in the hosted lesson to export your answers, reflections, practice feedback and code-run </w:t>
-      </w:r>
-      <w:r>
-        <w:rPr>
-          <w:b/>
-        </w:rPr>
-        <w:t>evidence</w:t>
-      </w:r>
-      <w:r>
-        <w:rPr>
-          <w:b w:val="0"/>
-        </w:rPr>
-        <w:t>. Open the HTML copy to read or print it.</w:t>
-      </w:r>
-    </w:p>
-    <w:p>
-      <w:pPr>
-        <w:spacing w:line="336" w:lineRule="auto" w:after="180"/>
-      </w:pPr>
-      <w:r>
-        <w:rPr>
-          <w:b w:val="0"/>
-        </w:rPr>
-        <w:t>Drafts stay in this browser when storage is available; clear drafts on a shared device.</w:t>
-      </w:r>
-    </w:p>
-    <w:p>
-      <w:pPr>
-        <w:pStyle w:val="Heading3"/>
-      </w:pPr>
-      <w:r>
-        <w:t>What I repaired, the evidence I kept and the next test</w:t>
-      </w:r>
-    </w:p>
-    <w:p>
-      <w:r>
-        <w:t>________________________________________________________________</w:t>
-      </w:r>
-    </w:p>
-    <w:p>
-      <w:r>
-        <w:t>________________________________________________________________</w:t>
-      </w:r>
-    </w:p>
-    <w:p>
-      <w:r>
-        <w:t>________________________________________________________________</w:t>
-      </w:r>
-    </w:p>
-    <w:p>
-      <w:r>
-        <w:t>________________________________________________________________</w:t>
-      </w:r>
-    </w:p>
-    <w:p>
-      <w:r>
-        <w:t>________________________________________________________________</w:t>
-      </w:r>
-    </w:p>
-    <w:p>
-      <w:pPr>
         <w:pStyle w:val="Heading1"/>
       </w:pPr>
       <w:r>
-        <w:t>26. Visual concept journey</w:t>
-      </w:r>
-    </w:p>
-    <w:p>
-      <w:r>
-        <w:t>Explain each Examples and Rubrics picture from its labels, then record a relevant limit.</w:t>
-      </w:r>
-    </w:p>
-    <w:p>
-      <w:pPr>
-        <w:pStyle w:val="Heading3"/>
+        <w:t>26. Reference · Six-picture response sheets</w:t>
+      </w:r>
+    </w:p>
+    <w:p>
+      <w:r>
+        <w:t>Choose the relevant picture rather than repeating every task.</w:t>
+      </w:r>
+    </w:p>
+    <w:p>
+      <w:pPr>
+        <w:pStyle w:val="Heading2"/>
       </w:pPr>
       <w:r>
         <w:t>01. Examples and Rubrics: the case</w:t>
@@ -3179,7 +3414,6 @@
     <w:p>
       <w:pPr>
         <w:spacing w:line="336" w:lineRule="auto" w:after="180"/>
-        <w:shd w:fill="F5F1FB"/>
       </w:pPr>
       <w:r>
         <w:rPr>
@@ -3218,7 +3452,7 @@
     </w:p>
     <w:p>
       <w:pPr>
-        <w:pStyle w:val="Heading3"/>
+        <w:pStyle w:val="Heading2"/>
       </w:pPr>
       <w:r>
         <w:t>02. Follow the deciding steps</w:t>
@@ -3297,7 +3531,6 @@
     <w:p>
       <w:pPr>
         <w:spacing w:line="336" w:lineRule="auto" w:after="180"/>
-        <w:shd w:fill="F5F1FB"/>
       </w:pPr>
       <w:r>
         <w:rPr>
@@ -3348,7 +3581,7 @@
     </w:p>
     <w:p>
       <w:pPr>
-        <w:pStyle w:val="Heading3"/>
+        <w:pStyle w:val="Heading2"/>
       </w:pPr>
       <w:r>
         <w:t>03. Keep the evidence roles separate</w:t>
@@ -3439,7 +3672,6 @@
     <w:p>
       <w:pPr>
         <w:spacing w:line="336" w:lineRule="auto" w:after="180"/>
-        <w:shd w:fill="F5F1FB"/>
       </w:pPr>
       <w:r>
         <w:rPr>
@@ -3478,7 +3710,7 @@
     </w:p>
     <w:p>
       <w:pPr>
-        <w:pStyle w:val="Heading3"/>
+        <w:pStyle w:val="Heading2"/>
       </w:pPr>
       <w:r>
         <w:t>04. Change one thing. Trace what follows.</w:t>
@@ -3545,7 +3777,6 @@
     <w:p>
       <w:pPr>
         <w:spacing w:line="336" w:lineRule="auto" w:after="180"/>
-        <w:shd w:fill="F5F1FB"/>
       </w:pPr>
       <w:r>
         <w:rPr>
@@ -3584,7 +3815,7 @@
     </w:p>
     <w:p>
       <w:pPr>
-        <w:pStyle w:val="Heading3"/>
+        <w:pStyle w:val="Heading2"/>
       </w:pPr>
       <w:r>
         <w:t>05. Connect the explanation to its limit</w:t>
@@ -3710,7 +3941,6 @@
     <w:p>
       <w:pPr>
         <w:spacing w:line="336" w:lineRule="auto" w:after="180"/>
-        <w:shd w:fill="F5F1FB"/>
       </w:pPr>
       <w:r>
         <w:rPr>
@@ -3749,7 +3979,7 @@
     </w:p>
     <w:p>
       <w:pPr>
-        <w:pStyle w:val="Heading3"/>
+        <w:pStyle w:val="Heading2"/>
       </w:pPr>
       <w:r>
         <w:t>06. Make the idea visible in your project</w:t>
@@ -3840,7 +4070,6 @@
     <w:p>
       <w:pPr>
         <w:spacing w:line="336" w:lineRule="auto" w:after="180"/>
-        <w:shd w:fill="F5F1FB"/>
       </w:pPr>
       <w:r>
         <w:rPr>
@@ -3887,6 +4116,62 @@
     <w:p>
       <w:r>
         <w:t>________________________________________________________________</w:t>
+      </w:r>
+    </w:p>
+    <w:p>
+      <w:pPr>
+        <w:pStyle w:val="Heading2"/>
+      </w:pPr>
+      <w:r>
+        <w:t>Earlier wording, alternatives and picture transcripts · reference / check after trying</w:t>
+      </w:r>
+    </w:p>
+    <w:p>
+      <w:pPr>
+        <w:pStyle w:val="Heading3"/>
+      </w:pPr>
+      <w:r>
+        <w:t>01. Examples and Rubrics: the case</w:t>
+      </w:r>
+    </w:p>
+    <w:p>
+      <w:pPr>
+        <w:pStyle w:val="Heading3"/>
+      </w:pPr>
+      <w:r>
+        <w:t>02. Follow the deciding steps</w:t>
+      </w:r>
+    </w:p>
+    <w:p>
+      <w:pPr>
+        <w:pStyle w:val="Heading3"/>
+      </w:pPr>
+      <w:r>
+        <w:t>03. Keep the evidence roles separate</w:t>
+      </w:r>
+    </w:p>
+    <w:p>
+      <w:pPr>
+        <w:pStyle w:val="Heading3"/>
+      </w:pPr>
+      <w:r>
+        <w:t>04. Change one thing. Trace what follows.</w:t>
+      </w:r>
+    </w:p>
+    <w:p>
+      <w:pPr>
+        <w:pStyle w:val="Heading3"/>
+      </w:pPr>
+      <w:r>
+        <w:t>05. Connect the explanation to its limit</w:t>
+      </w:r>
+    </w:p>
+    <w:p>
+      <w:pPr>
+        <w:pStyle w:val="Heading3"/>
+      </w:pPr>
+      <w:r>
+        <w:t>06. Make the idea visible in your project</w:t>
       </w:r>
     </w:p>
     <w:sectPr>
